--- a/public/documentos/GOB-04-plan-para-la-direccion-del-proyecto.docx
+++ b/public/documentos/GOB-04-plan-para-la-direccion-del-proyecto.docx
@@ -18,7 +18,7 @@
           <w:left w:w="10" w:type="dxa"/>
           <w:right w:w="10" w:type="dxa"/>
         </w:tblCellMar>
-        <w:tblLook w:val="04A0" w:firstRow="1" w:lastRow="0" w:firstColumn="1" w:lastColumn="0" w:noHBand="0" w:noVBand="1"/>
+        <w:tblLook w:val="0000" w:firstRow="0" w:lastRow="0" w:firstColumn="0" w:lastColumn="0" w:noHBand="0" w:noVBand="0"/>
       </w:tblPr>
       <w:tblGrid>
         <w:gridCol w:w="1757"/>
@@ -52,7 +52,7 @@
                 <w:noProof/>
               </w:rPr>
               <w:drawing>
-                <wp:inline distT="0" distB="0" distL="0" distR="0" wp14:anchorId="307D8CCD" wp14:editId="5B8F71D5">
+                <wp:inline distT="0" distB="0" distL="0" distR="0" wp14:anchorId="268815EA" wp14:editId="4DBD8733">
                   <wp:extent cx="990600" cy="990600"/>
                   <wp:effectExtent l="0" t="0" r="0" b="0"/>
                   <wp:docPr id="1" name="Imagen 1"/>
@@ -171,10 +171,10 @@
                 <w:noProof/>
               </w:rPr>
               <w:drawing>
-                <wp:inline distT="0" distB="0" distL="0" distR="0" wp14:anchorId="290EDEA8" wp14:editId="3A80AA8C">
+                <wp:inline distT="0" distB="0" distL="0" distR="0" wp14:anchorId="7AF89D85" wp14:editId="2EBFEA08">
                   <wp:extent cx="800100" cy="800100"/>
                   <wp:effectExtent l="0" t="0" r="0" b="0"/>
-                  <wp:docPr id="315061776" name="Imagen 315061776"/>
+                  <wp:docPr id="794360761" name="Imagen 794360761"/>
                   <wp:cNvGraphicFramePr>
                     <a:graphicFrameLocks xmlns:a="http://schemas.openxmlformats.org/drawingml/2006/main" noChangeAspect="1"/>
                   </wp:cNvGraphicFramePr>
@@ -308,7 +308,7 @@
           <w:left w:w="10" w:type="dxa"/>
           <w:right w:w="10" w:type="dxa"/>
         </w:tblCellMar>
-        <w:tblLook w:val="04A0" w:firstRow="1" w:lastRow="0" w:firstColumn="1" w:lastColumn="0" w:noHBand="0" w:noVBand="1"/>
+        <w:tblLook w:val="0000" w:firstRow="0" w:lastRow="0" w:firstColumn="0" w:lastColumn="0" w:noHBand="0" w:noVBand="0"/>
       </w:tblPr>
       <w:tblGrid>
         <w:gridCol w:w="2636"/>
@@ -786,7 +786,7 @@
           <w:left w:w="10" w:type="dxa"/>
           <w:right w:w="10" w:type="dxa"/>
         </w:tblCellMar>
-        <w:tblLook w:val="04A0" w:firstRow="1" w:lastRow="0" w:firstColumn="1" w:lastColumn="0" w:noHBand="0" w:noVBand="1"/>
+        <w:tblLook w:val="0000" w:firstRow="0" w:lastRow="0" w:firstColumn="0" w:lastColumn="0" w:noHBand="0" w:noVBand="0"/>
       </w:tblPr>
       <w:tblGrid>
         <w:gridCol w:w="4042"/>
@@ -1399,7 +1399,7 @@
           <w:left w:w="10" w:type="dxa"/>
           <w:right w:w="10" w:type="dxa"/>
         </w:tblCellMar>
-        <w:tblLook w:val="04A0" w:firstRow="1" w:lastRow="0" w:firstColumn="1" w:lastColumn="0" w:noHBand="0" w:noVBand="1"/>
+        <w:tblLook w:val="0000" w:firstRow="0" w:lastRow="0" w:firstColumn="0" w:lastColumn="0" w:noHBand="0" w:noVBand="0"/>
       </w:tblPr>
       <w:tblGrid>
         <w:gridCol w:w="2636"/>
@@ -1817,7 +1817,7 @@
           <w:left w:w="10" w:type="dxa"/>
           <w:right w:w="10" w:type="dxa"/>
         </w:tblCellMar>
-        <w:tblLook w:val="04A0" w:firstRow="1" w:lastRow="0" w:firstColumn="1" w:lastColumn="0" w:noHBand="0" w:noVBand="1"/>
+        <w:tblLook w:val="0000" w:firstRow="0" w:lastRow="0" w:firstColumn="0" w:lastColumn="0" w:noHBand="0" w:noVBand="0"/>
       </w:tblPr>
       <w:tblGrid>
         <w:gridCol w:w="1054"/>
@@ -2158,7 +2158,7 @@
           <w:left w:w="10" w:type="dxa"/>
           <w:right w:w="10" w:type="dxa"/>
         </w:tblCellMar>
-        <w:tblLook w:val="04A0" w:firstRow="1" w:lastRow="0" w:firstColumn="1" w:lastColumn="0" w:noHBand="0" w:noVBand="1"/>
+        <w:tblLook w:val="0000" w:firstRow="0" w:lastRow="0" w:firstColumn="0" w:lastColumn="0" w:noHBand="0" w:noVBand="0"/>
       </w:tblPr>
       <w:tblGrid>
         <w:gridCol w:w="2636"/>
@@ -2498,7 +2498,7 @@
           <w:left w:w="10" w:type="dxa"/>
           <w:right w:w="10" w:type="dxa"/>
         </w:tblCellMar>
-        <w:tblLook w:val="04A0" w:firstRow="1" w:lastRow="0" w:firstColumn="1" w:lastColumn="0" w:noHBand="0" w:noVBand="1"/>
+        <w:tblLook w:val="0000" w:firstRow="0" w:lastRow="0" w:firstColumn="0" w:lastColumn="0" w:noHBand="0" w:noVBand="0"/>
       </w:tblPr>
       <w:tblGrid>
         <w:gridCol w:w="8787"/>
@@ -2585,7 +2585,7 @@
     <w:sdt>
       <w:sdtPr>
         <w:alias w:val="Contenido"/>
-        <w:id w:val="-1506438918"/>
+        <w:id w:val="1482728267"/>
       </w:sdtPr>
       <w:sdtEndPr/>
       <w:sdtContent>
@@ -2611,7 +2611,7 @@
           <w:r>
             <w:fldChar w:fldCharType="separate"/>
           </w:r>
-          <w:hyperlink w:anchor="_Toc242536619" w:history="1">
+          <w:hyperlink w:anchor="_Toc242538617" w:history="1">
             <w:r>
               <w:rPr>
                 <w:rStyle w:val="Hipervnculo"/>
@@ -2635,7 +2635,7 @@
               <w:rPr>
                 <w:noProof/>
               </w:rPr>
-              <w:instrText xml:space="preserve"> PAGEREF _Toc242536619 \h </w:instrText>
+              <w:instrText xml:space="preserve"> PAGEREF _Toc242538617 \h </w:instrText>
             </w:r>
             <w:r>
               <w:rPr>
@@ -2675,7 +2675,7 @@
               <w14:ligatures w14:val="standardContextual"/>
             </w:rPr>
           </w:pPr>
-          <w:hyperlink w:anchor="_Toc242536620" w:history="1">
+          <w:hyperlink w:anchor="_Toc242538618" w:history="1">
             <w:r>
               <w:rPr>
                 <w:rStyle w:val="Hipervnculo"/>
@@ -2699,7 +2699,7 @@
               <w:rPr>
                 <w:noProof/>
               </w:rPr>
-              <w:instrText xml:space="preserve"> PAGEREF _Toc242536620 \h </w:instrText>
+              <w:instrText xml:space="preserve"> PAGEREF _Toc242538618 \h </w:instrText>
             </w:r>
             <w:r>
               <w:rPr>
@@ -2739,7 +2739,7 @@
               <w14:ligatures w14:val="standardContextual"/>
             </w:rPr>
           </w:pPr>
-          <w:hyperlink w:anchor="_Toc242536621" w:history="1">
+          <w:hyperlink w:anchor="_Toc242538619" w:history="1">
             <w:r>
               <w:rPr>
                 <w:rStyle w:val="Hipervnculo"/>
@@ -2763,7 +2763,7 @@
               <w:rPr>
                 <w:noProof/>
               </w:rPr>
-              <w:instrText xml:space="preserve"> PAGEREF _Toc242536621 \h </w:instrText>
+              <w:instrText xml:space="preserve"> PAGEREF _Toc242538619 \h </w:instrText>
             </w:r>
             <w:r>
               <w:rPr>
@@ -2803,7 +2803,7 @@
               <w14:ligatures w14:val="standardContextual"/>
             </w:rPr>
           </w:pPr>
-          <w:hyperlink w:anchor="_Toc242536622" w:history="1">
+          <w:hyperlink w:anchor="_Toc242538620" w:history="1">
             <w:r>
               <w:rPr>
                 <w:rStyle w:val="Hipervnculo"/>
@@ -2827,7 +2827,7 @@
               <w:rPr>
                 <w:noProof/>
               </w:rPr>
-              <w:instrText xml:space="preserve"> PAGEREF _Toc242536622 \h </w:instrText>
+              <w:instrText xml:space="preserve"> PAGEREF _Toc242538620 \h </w:instrText>
             </w:r>
             <w:r>
               <w:rPr>
@@ -2867,7 +2867,7 @@
               <w14:ligatures w14:val="standardContextual"/>
             </w:rPr>
           </w:pPr>
-          <w:hyperlink w:anchor="_Toc242536623" w:history="1">
+          <w:hyperlink w:anchor="_Toc242538621" w:history="1">
             <w:r>
               <w:rPr>
                 <w:rStyle w:val="Hipervnculo"/>
@@ -2891,7 +2891,7 @@
               <w:rPr>
                 <w:noProof/>
               </w:rPr>
-              <w:instrText xml:space="preserve"> PAGEREF _Toc242536623 \h </w:instrText>
+              <w:instrText xml:space="preserve"> PAGEREF _Toc242538621 \h </w:instrText>
             </w:r>
             <w:r>
               <w:rPr>
@@ -2931,7 +2931,7 @@
               <w14:ligatures w14:val="standardContextual"/>
             </w:rPr>
           </w:pPr>
-          <w:hyperlink w:anchor="_Toc242536624" w:history="1">
+          <w:hyperlink w:anchor="_Toc242538622" w:history="1">
             <w:r>
               <w:rPr>
                 <w:rStyle w:val="Hipervnculo"/>
@@ -2955,7 +2955,7 @@
               <w:rPr>
                 <w:noProof/>
               </w:rPr>
-              <w:instrText xml:space="preserve"> PAGEREF _Toc242536624 \h </w:instrText>
+              <w:instrText xml:space="preserve"> PAGEREF _Toc242538622 \h </w:instrText>
             </w:r>
             <w:r>
               <w:rPr>
@@ -2995,7 +2995,7 @@
               <w14:ligatures w14:val="standardContextual"/>
             </w:rPr>
           </w:pPr>
-          <w:hyperlink w:anchor="_Toc242536625" w:history="1">
+          <w:hyperlink w:anchor="_Toc242538623" w:history="1">
             <w:r>
               <w:rPr>
                 <w:rStyle w:val="Hipervnculo"/>
@@ -3019,7 +3019,7 @@
               <w:rPr>
                 <w:noProof/>
               </w:rPr>
-              <w:instrText xml:space="preserve"> PAGEREF _Toc242536625 \h </w:instrText>
+              <w:instrText xml:space="preserve"> PAGEREF _Toc242538623 \h </w:instrText>
             </w:r>
             <w:r>
               <w:rPr>
@@ -3069,7 +3069,7 @@
       <w:pPr>
         <w:pStyle w:val="Ttulo1"/>
       </w:pPr>
-      <w:bookmarkStart w:id="0" w:name="_Toc242536619"/>
+      <w:bookmarkStart w:id="0" w:name="_Toc242538617"/>
       <w:r>
         <w:lastRenderedPageBreak/>
         <w:t>1. Enfoque de desarrollo y ciclo de vida</w:t>
@@ -3137,7 +3137,7 @@
           <w:left w:w="10" w:type="dxa"/>
           <w:right w:w="10" w:type="dxa"/>
         </w:tblCellMar>
-        <w:tblLook w:val="04A0" w:firstRow="1" w:lastRow="0" w:firstColumn="1" w:lastColumn="0" w:noHBand="0" w:noVBand="1"/>
+        <w:tblLook w:val="0000" w:firstRow="0" w:lastRow="0" w:firstColumn="0" w:lastColumn="0" w:noHBand="0" w:noVBand="0"/>
       </w:tblPr>
       <w:tblGrid>
         <w:gridCol w:w="1757"/>
@@ -4086,7 +4086,7 @@
           <w:left w:w="10" w:type="dxa"/>
           <w:right w:w="10" w:type="dxa"/>
         </w:tblCellMar>
-        <w:tblLook w:val="04A0" w:firstRow="1" w:lastRow="0" w:firstColumn="1" w:lastColumn="0" w:noHBand="0" w:noVBand="1"/>
+        <w:tblLook w:val="0000" w:firstRow="0" w:lastRow="0" w:firstColumn="0" w:lastColumn="0" w:noHBand="0" w:noVBand="0"/>
       </w:tblPr>
       <w:tblGrid>
         <w:gridCol w:w="2108"/>
@@ -4963,7 +4963,7 @@
       <w:pPr>
         <w:pStyle w:val="Ttulo1"/>
       </w:pPr>
-      <w:bookmarkStart w:id="1" w:name="_Toc242536620"/>
+      <w:bookmarkStart w:id="1" w:name="_Toc242538618"/>
       <w:r>
         <w:t>2. Planes que integran este plan</w:t>
       </w:r>
@@ -5011,7 +5011,7 @@
           <w:left w:w="10" w:type="dxa"/>
           <w:right w:w="10" w:type="dxa"/>
         </w:tblCellMar>
-        <w:tblLook w:val="04A0" w:firstRow="1" w:lastRow="0" w:firstColumn="1" w:lastColumn="0" w:noHBand="0" w:noVBand="1"/>
+        <w:tblLook w:val="0000" w:firstRow="0" w:lastRow="0" w:firstColumn="0" w:lastColumn="0" w:noHBand="0" w:noVBand="0"/>
       </w:tblPr>
       <w:tblGrid>
         <w:gridCol w:w="2987"/>
@@ -6601,7 +6601,7 @@
       <w:pPr>
         <w:pStyle w:val="Ttulo1"/>
       </w:pPr>
-      <w:bookmarkStart w:id="2" w:name="_Toc242536621"/>
+      <w:bookmarkStart w:id="2" w:name="_Toc242538619"/>
       <w:r>
         <w:t>3. Líneas base</w:t>
       </w:r>
@@ -6649,7 +6649,7 @@
           <w:left w:w="10" w:type="dxa"/>
           <w:right w:w="10" w:type="dxa"/>
         </w:tblCellMar>
-        <w:tblLook w:val="04A0" w:firstRow="1" w:lastRow="0" w:firstColumn="1" w:lastColumn="0" w:noHBand="0" w:noVBand="1"/>
+        <w:tblLook w:val="0000" w:firstRow="0" w:lastRow="0" w:firstColumn="0" w:lastColumn="0" w:noHBand="0" w:noVBand="0"/>
       </w:tblPr>
       <w:tblGrid>
         <w:gridCol w:w="1230"/>
@@ -7253,7 +7253,7 @@
       <w:pPr>
         <w:pStyle w:val="Ttulo1"/>
       </w:pPr>
-      <w:bookmarkStart w:id="3" w:name="_Toc242536622"/>
+      <w:bookmarkStart w:id="3" w:name="_Toc242538620"/>
       <w:r>
         <w:t>4. Gobernanza del proyecto</w:t>
       </w:r>
@@ -7310,7 +7310,7 @@
           <w:left w:w="10" w:type="dxa"/>
           <w:right w:w="10" w:type="dxa"/>
         </w:tblCellMar>
-        <w:tblLook w:val="04A0" w:firstRow="1" w:lastRow="0" w:firstColumn="1" w:lastColumn="0" w:noHBand="0" w:noVBand="1"/>
+        <w:tblLook w:val="0000" w:firstRow="0" w:lastRow="0" w:firstColumn="0" w:lastColumn="0" w:noHBand="0" w:noVBand="0"/>
       </w:tblPr>
       <w:tblGrid>
         <w:gridCol w:w="2284"/>
@@ -8027,7 +8027,7 @@
           <w:left w:w="10" w:type="dxa"/>
           <w:right w:w="10" w:type="dxa"/>
         </w:tblCellMar>
-        <w:tblLook w:val="04A0" w:firstRow="1" w:lastRow="0" w:firstColumn="1" w:lastColumn="0" w:noHBand="0" w:noVBand="1"/>
+        <w:tblLook w:val="0000" w:firstRow="0" w:lastRow="0" w:firstColumn="0" w:lastColumn="0" w:noHBand="0" w:noVBand="0"/>
       </w:tblPr>
       <w:tblGrid>
         <w:gridCol w:w="1933"/>
@@ -8913,7 +8913,7 @@
       <w:pPr>
         <w:pStyle w:val="Ttulo1"/>
       </w:pPr>
-      <w:bookmarkStart w:id="4" w:name="_Toc242536623"/>
+      <w:bookmarkStart w:id="4" w:name="_Toc242538621"/>
       <w:r>
         <w:t>5. Gestión de la configuración</w:t>
       </w:r>
@@ -8961,7 +8961,7 @@
           <w:left w:w="10" w:type="dxa"/>
           <w:right w:w="10" w:type="dxa"/>
         </w:tblCellMar>
-        <w:tblLook w:val="04A0" w:firstRow="1" w:lastRow="0" w:firstColumn="1" w:lastColumn="0" w:noHBand="0" w:noVBand="1"/>
+        <w:tblLook w:val="0000" w:firstRow="0" w:lastRow="0" w:firstColumn="0" w:lastColumn="0" w:noHBand="0" w:noVBand="0"/>
       </w:tblPr>
       <w:tblGrid>
         <w:gridCol w:w="2284"/>
@@ -9517,7 +9517,7 @@
       <w:pPr>
         <w:pStyle w:val="Ttulo1"/>
       </w:pPr>
-      <w:bookmarkStart w:id="5" w:name="_Toc242536624"/>
+      <w:bookmarkStart w:id="5" w:name="_Toc242538622"/>
       <w:r>
         <w:t>6. Medición del desempeño</w:t>
       </w:r>
@@ -9575,7 +9575,7 @@
           <w:left w:w="10" w:type="dxa"/>
           <w:right w:w="10" w:type="dxa"/>
         </w:tblCellMar>
-        <w:tblLook w:val="04A0" w:firstRow="1" w:lastRow="0" w:firstColumn="1" w:lastColumn="0" w:noHBand="0" w:noVBand="1"/>
+        <w:tblLook w:val="0000" w:firstRow="0" w:lastRow="0" w:firstColumn="0" w:lastColumn="0" w:noHBand="0" w:noVBand="0"/>
       </w:tblPr>
       <w:tblGrid>
         <w:gridCol w:w="3690"/>
@@ -10743,7 +10743,7 @@
       <w:pPr>
         <w:pStyle w:val="Ttulo1"/>
       </w:pPr>
-      <w:bookmarkStart w:id="6" w:name="_Toc242536625"/>
+      <w:bookmarkStart w:id="6" w:name="_Toc242538623"/>
       <w:r>
         <w:t>7. Mantenimiento del plan</w:t>
       </w:r>
@@ -11149,10 +11149,10 @@
 <file path=word/numbering.xml><?xml version="1.0" encoding="utf-8"?>
 <w:numbering xmlns:wpc="http://schemas.microsoft.com/office/word/2010/wordprocessingCanvas" xmlns:cx="http://schemas.microsoft.com/office/drawing/2014/chartex" xmlns:cx1="http://schemas.microsoft.com/office/drawing/2015/9/8/chartex" xmlns:cx2="http://schemas.microsoft.com/office/drawing/2015/10/21/chartex" xmlns:cx3="http://schemas.microsoft.com/office/drawing/2016/5/9/chartex" xmlns:cx4="http://schemas.microsoft.com/office/drawing/2016/5/10/chartex" xmlns:cx5="http://schemas.microsoft.com/office/drawing/2016/5/11/chartex" xmlns:cx6="http://schemas.microsoft.com/office/drawing/2016/5/12/chartex" xmlns:cx7="http://schemas.microsoft.com/office/drawing/2016/5/13/chartex" xmlns:cx8="http://schemas.microsoft.com/office/drawing/2016/5/14/chartex" xmlns:mc="http://schemas.openxmlformats.org/markup-compatibility/2006" xmlns:aink="http://schemas.microsoft.com/office/drawing/2016/ink" xmlns:am3d="http://schemas.microsoft.com/office/drawing/2017/model3d" xmlns:o="urn:schemas-microsoft-com:office:office" xmlns:oel="http://schemas.microsoft.com/office/2019/extlst" xmlns:r="http://schemas.openxmlformats.org/officeDocument/2006/relationships" xmlns:m="http://schemas.openxmlformats.org/officeDocument/2006/math" xmlns:v="urn:schemas-microsoft-com:vml" xmlns:wp14="http://schemas.microsoft.com/office/word/2010/wordprocessingDrawing" xmlns:wp="http://schemas.openxmlformats.org/drawingml/2006/wordprocessingDrawing" xmlns:w10="urn:schemas-microsoft-com:office:word" xmlns:w="http://schemas.openxmlformats.org/wordprocessingml/2006/main" xmlns:w14="http://schemas.microsoft.com/office/word/2010/wordml" xmlns:w15="http://schemas.microsoft.com/office/word/2012/wordml" xmlns:w16cex="http://schemas.microsoft.com/office/word/2018/wordml/cex" xmlns:w16cid="http://schemas.microsoft.com/office/word/2016/wordml/cid" xmlns:w16="http://schemas.microsoft.com/office/word/2018/wordml" xmlns:w16du="http://schemas.microsoft.com/office/word/2023/wordml/word16du" xmlns:w16sdtdh="http://schemas.microsoft.com/office/word/2020/wordml/sdtdatahash" xmlns:w16sdtfl="http://schemas.microsoft.com/office/word/2024/wordml/sdtformatlock" xmlns:w16se="http://schemas.microsoft.com/office/word/2015/wordml/symex" xmlns:wpg="http://schemas.microsoft.com/office/word/2010/wordprocessingGroup" xmlns:wpi="http://schemas.microsoft.com/office/word/2010/wordprocessingInk" xmlns:wne="http://schemas.microsoft.com/office/word/2006/wordml" xmlns:wps="http://schemas.microsoft.com/office/word/2010/wordprocessingShape" mc:Ignorable="w14 w15 w16se w16cid w16 w16cex w16sdtdh w16sdtfl w16du wp14">
   <w:abstractNum w:abstractNumId="0" w15:restartNumberingAfterBreak="0">
-    <w:nsid w:val="44FC2CBE"/>
+    <w:nsid w:val="18CF6DF1"/>
     <w:multiLevelType w:val="hybridMultilevel"/>
-    <w:tmpl w:val="4A6683BC"/>
-    <w:lvl w:ilvl="0" w:tplc="2B70DF86">
+    <w:tmpl w:val="210C225C"/>
+    <w:lvl w:ilvl="0" w:tplc="92B6D72C">
       <w:start w:val="1"/>
       <w:numFmt w:val="decimal"/>
       <w:lvlText w:val="%1."/>
@@ -11161,52 +11161,52 @@
         <w:ind w:left="560" w:hanging="340"/>
       </w:pPr>
     </w:lvl>
-    <w:lvl w:ilvl="1" w:tplc="919A3EF8">
+    <w:lvl w:ilvl="1" w:tplc="2CAC382E">
       <w:numFmt w:val="decimal"/>
       <w:lvlText w:val=""/>
       <w:lvlJc w:val="left"/>
     </w:lvl>
-    <w:lvl w:ilvl="2" w:tplc="3CDE9EFC">
+    <w:lvl w:ilvl="2" w:tplc="AA3AE3CE">
       <w:numFmt w:val="decimal"/>
       <w:lvlText w:val=""/>
       <w:lvlJc w:val="left"/>
     </w:lvl>
-    <w:lvl w:ilvl="3" w:tplc="B1080D8A">
+    <w:lvl w:ilvl="3" w:tplc="F9F2523A">
       <w:numFmt w:val="decimal"/>
       <w:lvlText w:val=""/>
       <w:lvlJc w:val="left"/>
     </w:lvl>
-    <w:lvl w:ilvl="4" w:tplc="B6349208">
+    <w:lvl w:ilvl="4" w:tplc="FF1A53CC">
       <w:numFmt w:val="decimal"/>
       <w:lvlText w:val=""/>
       <w:lvlJc w:val="left"/>
     </w:lvl>
-    <w:lvl w:ilvl="5" w:tplc="B5AAC3E2">
+    <w:lvl w:ilvl="5" w:tplc="11E4DDFE">
       <w:numFmt w:val="decimal"/>
       <w:lvlText w:val=""/>
       <w:lvlJc w:val="left"/>
     </w:lvl>
-    <w:lvl w:ilvl="6" w:tplc="58C28CFE">
+    <w:lvl w:ilvl="6" w:tplc="0B8A2BB4">
       <w:numFmt w:val="decimal"/>
       <w:lvlText w:val=""/>
       <w:lvlJc w:val="left"/>
     </w:lvl>
-    <w:lvl w:ilvl="7" w:tplc="666236A8">
+    <w:lvl w:ilvl="7" w:tplc="1A64BD32">
       <w:numFmt w:val="decimal"/>
       <w:lvlText w:val=""/>
       <w:lvlJc w:val="left"/>
     </w:lvl>
-    <w:lvl w:ilvl="8" w:tplc="3640C2A6">
+    <w:lvl w:ilvl="8" w:tplc="C79AF9F6">
       <w:numFmt w:val="decimal"/>
       <w:lvlText w:val=""/>
       <w:lvlJc w:val="left"/>
     </w:lvl>
   </w:abstractNum>
   <w:abstractNum w:abstractNumId="1" w15:restartNumberingAfterBreak="0">
-    <w:nsid w:val="4B665171"/>
+    <w:nsid w:val="56A95861"/>
     <w:multiLevelType w:val="hybridMultilevel"/>
-    <w:tmpl w:val="54A22B50"/>
-    <w:lvl w:ilvl="0" w:tplc="0C7EA9E2">
+    <w:tmpl w:val="711CAABA"/>
+    <w:lvl w:ilvl="0" w:tplc="198425FA">
       <w:start w:val="1"/>
       <w:numFmt w:val="bullet"/>
       <w:lvlText w:val="●"/>
@@ -11215,7 +11215,7 @@
         <w:ind w:left="720" w:hanging="360"/>
       </w:pPr>
     </w:lvl>
-    <w:lvl w:ilvl="1" w:tplc="EBA4AD9C">
+    <w:lvl w:ilvl="1" w:tplc="6A884BAA">
       <w:start w:val="1"/>
       <w:numFmt w:val="bullet"/>
       <w:lvlText w:val="○"/>
@@ -11224,7 +11224,7 @@
         <w:ind w:left="1440" w:hanging="360"/>
       </w:pPr>
     </w:lvl>
-    <w:lvl w:ilvl="2" w:tplc="D8B8C2BE">
+    <w:lvl w:ilvl="2" w:tplc="1EC4A336">
       <w:start w:val="1"/>
       <w:numFmt w:val="bullet"/>
       <w:lvlText w:val="■"/>
@@ -11233,7 +11233,7 @@
         <w:ind w:left="2160" w:hanging="360"/>
       </w:pPr>
     </w:lvl>
-    <w:lvl w:ilvl="3" w:tplc="812E5D22">
+    <w:lvl w:ilvl="3" w:tplc="CAAA7412">
       <w:start w:val="1"/>
       <w:numFmt w:val="bullet"/>
       <w:lvlText w:val="●"/>
@@ -11242,7 +11242,7 @@
         <w:ind w:left="2880" w:hanging="360"/>
       </w:pPr>
     </w:lvl>
-    <w:lvl w:ilvl="4" w:tplc="6EEE3D1C">
+    <w:lvl w:ilvl="4" w:tplc="71B49AA2">
       <w:start w:val="1"/>
       <w:numFmt w:val="bullet"/>
       <w:lvlText w:val="○"/>
@@ -11251,7 +11251,7 @@
         <w:ind w:left="3600" w:hanging="360"/>
       </w:pPr>
     </w:lvl>
-    <w:lvl w:ilvl="5" w:tplc="BE427180">
+    <w:lvl w:ilvl="5" w:tplc="E3865162">
       <w:start w:val="1"/>
       <w:numFmt w:val="bullet"/>
       <w:lvlText w:val="■"/>
@@ -11260,7 +11260,7 @@
         <w:ind w:left="4320" w:hanging="360"/>
       </w:pPr>
     </w:lvl>
-    <w:lvl w:ilvl="6" w:tplc="97F88BDC">
+    <w:lvl w:ilvl="6" w:tplc="A3BCF13C">
       <w:start w:val="1"/>
       <w:numFmt w:val="bullet"/>
       <w:lvlText w:val="●"/>
@@ -11269,7 +11269,7 @@
         <w:ind w:left="5040" w:hanging="360"/>
       </w:pPr>
     </w:lvl>
-    <w:lvl w:ilvl="7" w:tplc="07F454DC">
+    <w:lvl w:ilvl="7" w:tplc="3CAC1C10">
       <w:start w:val="1"/>
       <w:numFmt w:val="bullet"/>
       <w:lvlText w:val="●"/>
@@ -11278,7 +11278,7 @@
         <w:ind w:left="5760" w:hanging="360"/>
       </w:pPr>
     </w:lvl>
-    <w:lvl w:ilvl="8" w:tplc="0CCA2608">
+    <w:lvl w:ilvl="8" w:tplc="F1725884">
       <w:start w:val="1"/>
       <w:numFmt w:val="bullet"/>
       <w:lvlText w:val="●"/>
@@ -11289,10 +11289,10 @@
     </w:lvl>
   </w:abstractNum>
   <w:abstractNum w:abstractNumId="2" w15:restartNumberingAfterBreak="0">
-    <w:nsid w:val="7C017413"/>
+    <w:nsid w:val="5CEA5031"/>
     <w:multiLevelType w:val="hybridMultilevel"/>
-    <w:tmpl w:val="A20655CC"/>
-    <w:lvl w:ilvl="0" w:tplc="C4208190">
+    <w:tmpl w:val="67CEB7CE"/>
+    <w:lvl w:ilvl="0" w:tplc="DF2A1348">
       <w:start w:val="1"/>
       <w:numFmt w:val="bullet"/>
       <w:lvlText w:val="•"/>
@@ -11301,48 +11301,48 @@
         <w:ind w:left="560" w:hanging="280"/>
       </w:pPr>
     </w:lvl>
-    <w:lvl w:ilvl="1" w:tplc="18CCAC5E">
+    <w:lvl w:ilvl="1" w:tplc="26E0A4B2">
       <w:numFmt w:val="decimal"/>
       <w:lvlText w:val=""/>
       <w:lvlJc w:val="left"/>
     </w:lvl>
-    <w:lvl w:ilvl="2" w:tplc="44DE7A3C">
+    <w:lvl w:ilvl="2" w:tplc="C2C2FF22">
       <w:numFmt w:val="decimal"/>
       <w:lvlText w:val=""/>
       <w:lvlJc w:val="left"/>
     </w:lvl>
-    <w:lvl w:ilvl="3" w:tplc="BAB66338">
+    <w:lvl w:ilvl="3" w:tplc="77406B2E">
       <w:numFmt w:val="decimal"/>
       <w:lvlText w:val=""/>
       <w:lvlJc w:val="left"/>
     </w:lvl>
-    <w:lvl w:ilvl="4" w:tplc="D272FAE4">
+    <w:lvl w:ilvl="4" w:tplc="4614CE0C">
       <w:numFmt w:val="decimal"/>
       <w:lvlText w:val=""/>
       <w:lvlJc w:val="left"/>
     </w:lvl>
-    <w:lvl w:ilvl="5" w:tplc="B3869B06">
+    <w:lvl w:ilvl="5" w:tplc="541403C0">
       <w:numFmt w:val="decimal"/>
       <w:lvlText w:val=""/>
       <w:lvlJc w:val="left"/>
     </w:lvl>
-    <w:lvl w:ilvl="6" w:tplc="DB12E26C">
+    <w:lvl w:ilvl="6" w:tplc="30D256F2">
       <w:numFmt w:val="decimal"/>
       <w:lvlText w:val=""/>
       <w:lvlJc w:val="left"/>
     </w:lvl>
-    <w:lvl w:ilvl="7" w:tplc="D152C26A">
+    <w:lvl w:ilvl="7" w:tplc="0862DA56">
       <w:numFmt w:val="decimal"/>
       <w:lvlText w:val=""/>
       <w:lvlJc w:val="left"/>
     </w:lvl>
-    <w:lvl w:ilvl="8" w:tplc="D362D46C">
+    <w:lvl w:ilvl="8" w:tplc="9930739E">
       <w:numFmt w:val="decimal"/>
       <w:lvlText w:val=""/>
       <w:lvlJc w:val="left"/>
     </w:lvl>
   </w:abstractNum>
-  <w:num w:numId="1" w16cid:durableId="1673143441">
+  <w:num w:numId="1" w16cid:durableId="1742482510">
     <w:abstractNumId w:val="1"/>
     <w:lvlOverride w:ilvl="0">
       <w:startOverride w:val="1"/>
@@ -11936,7 +11936,7 @@
     <w:autoRedefine/>
     <w:uiPriority w:val="39"/>
     <w:unhideWhenUsed/>
-    <w:rsid w:val="006C56A4"/>
+    <w:rsid w:val="006D33C8"/>
     <w:pPr>
       <w:spacing w:after="100"/>
     </w:pPr>

--- a/public/documentos/GOB-04-plan-para-la-direccion-del-proyecto.docx
+++ b/public/documentos/GOB-04-plan-para-la-direccion-del-proyecto.docx
@@ -18,7 +18,7 @@
           <w:left w:w="10" w:type="dxa"/>
           <w:right w:w="10" w:type="dxa"/>
         </w:tblCellMar>
-        <w:tblLook w:val="0000" w:firstRow="0" w:lastRow="0" w:firstColumn="0" w:lastColumn="0" w:noHBand="0" w:noVBand="0"/>
+        <w:tblLook w:val="04A0" w:firstRow="1" w:lastRow="0" w:firstColumn="1" w:lastColumn="0" w:noHBand="0" w:noVBand="1"/>
       </w:tblPr>
       <w:tblGrid>
         <w:gridCol w:w="1757"/>
@@ -52,7 +52,7 @@
                 <w:noProof/>
               </w:rPr>
               <w:drawing>
-                <wp:inline distT="0" distB="0" distL="0" distR="0" wp14:anchorId="268815EA" wp14:editId="4DBD8733">
+                <wp:inline distT="0" distB="0" distL="0" distR="0" wp14:anchorId="44CE60D9" wp14:editId="3C665082">
                   <wp:extent cx="990600" cy="990600"/>
                   <wp:effectExtent l="0" t="0" r="0" b="0"/>
                   <wp:docPr id="1" name="Imagen 1"/>
@@ -171,10 +171,10 @@
                 <w:noProof/>
               </w:rPr>
               <w:drawing>
-                <wp:inline distT="0" distB="0" distL="0" distR="0" wp14:anchorId="7AF89D85" wp14:editId="2EBFEA08">
+                <wp:inline distT="0" distB="0" distL="0" distR="0" wp14:anchorId="3C2B4DC3" wp14:editId="64531711">
                   <wp:extent cx="800100" cy="800100"/>
                   <wp:effectExtent l="0" t="0" r="0" b="0"/>
-                  <wp:docPr id="794360761" name="Imagen 794360761"/>
+                  <wp:docPr id="325321591" name="Imagen 325321591"/>
                   <wp:cNvGraphicFramePr>
                     <a:graphicFrameLocks xmlns:a="http://schemas.openxmlformats.org/drawingml/2006/main" noChangeAspect="1"/>
                   </wp:cNvGraphicFramePr>
@@ -308,7 +308,7 @@
           <w:left w:w="10" w:type="dxa"/>
           <w:right w:w="10" w:type="dxa"/>
         </w:tblCellMar>
-        <w:tblLook w:val="0000" w:firstRow="0" w:lastRow="0" w:firstColumn="0" w:lastColumn="0" w:noHBand="0" w:noVBand="0"/>
+        <w:tblLook w:val="04A0" w:firstRow="1" w:lastRow="0" w:firstColumn="1" w:lastColumn="0" w:noHBand="0" w:noVBand="1"/>
       </w:tblPr>
       <w:tblGrid>
         <w:gridCol w:w="2636"/>
@@ -786,7 +786,7 @@
           <w:left w:w="10" w:type="dxa"/>
           <w:right w:w="10" w:type="dxa"/>
         </w:tblCellMar>
-        <w:tblLook w:val="0000" w:firstRow="0" w:lastRow="0" w:firstColumn="0" w:lastColumn="0" w:noHBand="0" w:noVBand="0"/>
+        <w:tblLook w:val="04A0" w:firstRow="1" w:lastRow="0" w:firstColumn="1" w:lastColumn="0" w:noHBand="0" w:noVBand="1"/>
       </w:tblPr>
       <w:tblGrid>
         <w:gridCol w:w="4042"/>
@@ -1399,7 +1399,7 @@
           <w:left w:w="10" w:type="dxa"/>
           <w:right w:w="10" w:type="dxa"/>
         </w:tblCellMar>
-        <w:tblLook w:val="0000" w:firstRow="0" w:lastRow="0" w:firstColumn="0" w:lastColumn="0" w:noHBand="0" w:noVBand="0"/>
+        <w:tblLook w:val="04A0" w:firstRow="1" w:lastRow="0" w:firstColumn="1" w:lastColumn="0" w:noHBand="0" w:noVBand="1"/>
       </w:tblPr>
       <w:tblGrid>
         <w:gridCol w:w="2636"/>
@@ -1817,7 +1817,7 @@
           <w:left w:w="10" w:type="dxa"/>
           <w:right w:w="10" w:type="dxa"/>
         </w:tblCellMar>
-        <w:tblLook w:val="0000" w:firstRow="0" w:lastRow="0" w:firstColumn="0" w:lastColumn="0" w:noHBand="0" w:noVBand="0"/>
+        <w:tblLook w:val="04A0" w:firstRow="1" w:lastRow="0" w:firstColumn="1" w:lastColumn="0" w:noHBand="0" w:noVBand="1"/>
       </w:tblPr>
       <w:tblGrid>
         <w:gridCol w:w="1054"/>
@@ -2158,7 +2158,7 @@
           <w:left w:w="10" w:type="dxa"/>
           <w:right w:w="10" w:type="dxa"/>
         </w:tblCellMar>
-        <w:tblLook w:val="0000" w:firstRow="0" w:lastRow="0" w:firstColumn="0" w:lastColumn="0" w:noHBand="0" w:noVBand="0"/>
+        <w:tblLook w:val="04A0" w:firstRow="1" w:lastRow="0" w:firstColumn="1" w:lastColumn="0" w:noHBand="0" w:noVBand="1"/>
       </w:tblPr>
       <w:tblGrid>
         <w:gridCol w:w="2636"/>
@@ -2498,7 +2498,7 @@
           <w:left w:w="10" w:type="dxa"/>
           <w:right w:w="10" w:type="dxa"/>
         </w:tblCellMar>
-        <w:tblLook w:val="0000" w:firstRow="0" w:lastRow="0" w:firstColumn="0" w:lastColumn="0" w:noHBand="0" w:noVBand="0"/>
+        <w:tblLook w:val="04A0" w:firstRow="1" w:lastRow="0" w:firstColumn="1" w:lastColumn="0" w:noHBand="0" w:noVBand="1"/>
       </w:tblPr>
       <w:tblGrid>
         <w:gridCol w:w="8787"/>
@@ -2585,7 +2585,7 @@
     <w:sdt>
       <w:sdtPr>
         <w:alias w:val="Contenido"/>
-        <w:id w:val="1482728267"/>
+        <w:id w:val="346911921"/>
       </w:sdtPr>
       <w:sdtEndPr/>
       <w:sdtContent>
@@ -2611,7 +2611,7 @@
           <w:r>
             <w:fldChar w:fldCharType="separate"/>
           </w:r>
-          <w:hyperlink w:anchor="_Toc242538617" w:history="1">
+          <w:hyperlink w:anchor="_Toc242540191" w:history="1">
             <w:r>
               <w:rPr>
                 <w:rStyle w:val="Hipervnculo"/>
@@ -2635,7 +2635,7 @@
               <w:rPr>
                 <w:noProof/>
               </w:rPr>
-              <w:instrText xml:space="preserve"> PAGEREF _Toc242538617 \h </w:instrText>
+              <w:instrText xml:space="preserve"> PAGEREF _Toc242540191 \h </w:instrText>
             </w:r>
             <w:r>
               <w:rPr>
@@ -2675,7 +2675,7 @@
               <w14:ligatures w14:val="standardContextual"/>
             </w:rPr>
           </w:pPr>
-          <w:hyperlink w:anchor="_Toc242538618" w:history="1">
+          <w:hyperlink w:anchor="_Toc242540192" w:history="1">
             <w:r>
               <w:rPr>
                 <w:rStyle w:val="Hipervnculo"/>
@@ -2699,7 +2699,7 @@
               <w:rPr>
                 <w:noProof/>
               </w:rPr>
-              <w:instrText xml:space="preserve"> PAGEREF _Toc242538618 \h </w:instrText>
+              <w:instrText xml:space="preserve"> PAGEREF _Toc242540192 \h </w:instrText>
             </w:r>
             <w:r>
               <w:rPr>
@@ -2739,7 +2739,7 @@
               <w14:ligatures w14:val="standardContextual"/>
             </w:rPr>
           </w:pPr>
-          <w:hyperlink w:anchor="_Toc242538619" w:history="1">
+          <w:hyperlink w:anchor="_Toc242540193" w:history="1">
             <w:r>
               <w:rPr>
                 <w:rStyle w:val="Hipervnculo"/>
@@ -2763,7 +2763,7 @@
               <w:rPr>
                 <w:noProof/>
               </w:rPr>
-              <w:instrText xml:space="preserve"> PAGEREF _Toc242538619 \h </w:instrText>
+              <w:instrText xml:space="preserve"> PAGEREF _Toc242540193 \h </w:instrText>
             </w:r>
             <w:r>
               <w:rPr>
@@ -2803,7 +2803,7 @@
               <w14:ligatures w14:val="standardContextual"/>
             </w:rPr>
           </w:pPr>
-          <w:hyperlink w:anchor="_Toc242538620" w:history="1">
+          <w:hyperlink w:anchor="_Toc242540194" w:history="1">
             <w:r>
               <w:rPr>
                 <w:rStyle w:val="Hipervnculo"/>
@@ -2827,7 +2827,7 @@
               <w:rPr>
                 <w:noProof/>
               </w:rPr>
-              <w:instrText xml:space="preserve"> PAGEREF _Toc242538620 \h </w:instrText>
+              <w:instrText xml:space="preserve"> PAGEREF _Toc242540194 \h </w:instrText>
             </w:r>
             <w:r>
               <w:rPr>
@@ -2867,7 +2867,7 @@
               <w14:ligatures w14:val="standardContextual"/>
             </w:rPr>
           </w:pPr>
-          <w:hyperlink w:anchor="_Toc242538621" w:history="1">
+          <w:hyperlink w:anchor="_Toc242540195" w:history="1">
             <w:r>
               <w:rPr>
                 <w:rStyle w:val="Hipervnculo"/>
@@ -2891,7 +2891,7 @@
               <w:rPr>
                 <w:noProof/>
               </w:rPr>
-              <w:instrText xml:space="preserve"> PAGEREF _Toc242538621 \h </w:instrText>
+              <w:instrText xml:space="preserve"> PAGEREF _Toc242540195 \h </w:instrText>
             </w:r>
             <w:r>
               <w:rPr>
@@ -2931,7 +2931,7 @@
               <w14:ligatures w14:val="standardContextual"/>
             </w:rPr>
           </w:pPr>
-          <w:hyperlink w:anchor="_Toc242538622" w:history="1">
+          <w:hyperlink w:anchor="_Toc242540196" w:history="1">
             <w:r>
               <w:rPr>
                 <w:rStyle w:val="Hipervnculo"/>
@@ -2955,7 +2955,7 @@
               <w:rPr>
                 <w:noProof/>
               </w:rPr>
-              <w:instrText xml:space="preserve"> PAGEREF _Toc242538622 \h </w:instrText>
+              <w:instrText xml:space="preserve"> PAGEREF _Toc242540196 \h </w:instrText>
             </w:r>
             <w:r>
               <w:rPr>
@@ -2995,7 +2995,7 @@
               <w14:ligatures w14:val="standardContextual"/>
             </w:rPr>
           </w:pPr>
-          <w:hyperlink w:anchor="_Toc242538623" w:history="1">
+          <w:hyperlink w:anchor="_Toc242540197" w:history="1">
             <w:r>
               <w:rPr>
                 <w:rStyle w:val="Hipervnculo"/>
@@ -3019,7 +3019,7 @@
               <w:rPr>
                 <w:noProof/>
               </w:rPr>
-              <w:instrText xml:space="preserve"> PAGEREF _Toc242538623 \h </w:instrText>
+              <w:instrText xml:space="preserve"> PAGEREF _Toc242540197 \h </w:instrText>
             </w:r>
             <w:r>
               <w:rPr>
@@ -3069,7 +3069,7 @@
       <w:pPr>
         <w:pStyle w:val="Ttulo1"/>
       </w:pPr>
-      <w:bookmarkStart w:id="0" w:name="_Toc242538617"/>
+      <w:bookmarkStart w:id="0" w:name="_Toc242540191"/>
       <w:r>
         <w:lastRenderedPageBreak/>
         <w:t>1. Enfoque de desarrollo y ciclo de vida</w:t>
@@ -3137,7 +3137,7 @@
           <w:left w:w="10" w:type="dxa"/>
           <w:right w:w="10" w:type="dxa"/>
         </w:tblCellMar>
-        <w:tblLook w:val="0000" w:firstRow="0" w:lastRow="0" w:firstColumn="0" w:lastColumn="0" w:noHBand="0" w:noVBand="0"/>
+        <w:tblLook w:val="04A0" w:firstRow="1" w:lastRow="0" w:firstColumn="1" w:lastColumn="0" w:noHBand="0" w:noVBand="1"/>
       </w:tblPr>
       <w:tblGrid>
         <w:gridCol w:w="1757"/>
@@ -4086,7 +4086,7 @@
           <w:left w:w="10" w:type="dxa"/>
           <w:right w:w="10" w:type="dxa"/>
         </w:tblCellMar>
-        <w:tblLook w:val="0000" w:firstRow="0" w:lastRow="0" w:firstColumn="0" w:lastColumn="0" w:noHBand="0" w:noVBand="0"/>
+        <w:tblLook w:val="04A0" w:firstRow="1" w:lastRow="0" w:firstColumn="1" w:lastColumn="0" w:noHBand="0" w:noVBand="1"/>
       </w:tblPr>
       <w:tblGrid>
         <w:gridCol w:w="2108"/>
@@ -4963,7 +4963,7 @@
       <w:pPr>
         <w:pStyle w:val="Ttulo1"/>
       </w:pPr>
-      <w:bookmarkStart w:id="1" w:name="_Toc242538618"/>
+      <w:bookmarkStart w:id="1" w:name="_Toc242540192"/>
       <w:r>
         <w:t>2. Planes que integran este plan</w:t>
       </w:r>
@@ -5011,7 +5011,7 @@
           <w:left w:w="10" w:type="dxa"/>
           <w:right w:w="10" w:type="dxa"/>
         </w:tblCellMar>
-        <w:tblLook w:val="0000" w:firstRow="0" w:lastRow="0" w:firstColumn="0" w:lastColumn="0" w:noHBand="0" w:noVBand="0"/>
+        <w:tblLook w:val="04A0" w:firstRow="1" w:lastRow="0" w:firstColumn="1" w:lastColumn="0" w:noHBand="0" w:noVBand="1"/>
       </w:tblPr>
       <w:tblGrid>
         <w:gridCol w:w="2987"/>
@@ -6601,7 +6601,7 @@
       <w:pPr>
         <w:pStyle w:val="Ttulo1"/>
       </w:pPr>
-      <w:bookmarkStart w:id="2" w:name="_Toc242538619"/>
+      <w:bookmarkStart w:id="2" w:name="_Toc242540193"/>
       <w:r>
         <w:t>3. Líneas base</w:t>
       </w:r>
@@ -6649,7 +6649,7 @@
           <w:left w:w="10" w:type="dxa"/>
           <w:right w:w="10" w:type="dxa"/>
         </w:tblCellMar>
-        <w:tblLook w:val="0000" w:firstRow="0" w:lastRow="0" w:firstColumn="0" w:lastColumn="0" w:noHBand="0" w:noVBand="0"/>
+        <w:tblLook w:val="04A0" w:firstRow="1" w:lastRow="0" w:firstColumn="1" w:lastColumn="0" w:noHBand="0" w:noVBand="1"/>
       </w:tblPr>
       <w:tblGrid>
         <w:gridCol w:w="1230"/>
@@ -7253,7 +7253,7 @@
       <w:pPr>
         <w:pStyle w:val="Ttulo1"/>
       </w:pPr>
-      <w:bookmarkStart w:id="3" w:name="_Toc242538620"/>
+      <w:bookmarkStart w:id="3" w:name="_Toc242540194"/>
       <w:r>
         <w:t>4. Gobernanza del proyecto</w:t>
       </w:r>
@@ -7310,7 +7310,7 @@
           <w:left w:w="10" w:type="dxa"/>
           <w:right w:w="10" w:type="dxa"/>
         </w:tblCellMar>
-        <w:tblLook w:val="0000" w:firstRow="0" w:lastRow="0" w:firstColumn="0" w:lastColumn="0" w:noHBand="0" w:noVBand="0"/>
+        <w:tblLook w:val="04A0" w:firstRow="1" w:lastRow="0" w:firstColumn="1" w:lastColumn="0" w:noHBand="0" w:noVBand="1"/>
       </w:tblPr>
       <w:tblGrid>
         <w:gridCol w:w="2284"/>
@@ -8027,7 +8027,7 @@
           <w:left w:w="10" w:type="dxa"/>
           <w:right w:w="10" w:type="dxa"/>
         </w:tblCellMar>
-        <w:tblLook w:val="0000" w:firstRow="0" w:lastRow="0" w:firstColumn="0" w:lastColumn="0" w:noHBand="0" w:noVBand="0"/>
+        <w:tblLook w:val="04A0" w:firstRow="1" w:lastRow="0" w:firstColumn="1" w:lastColumn="0" w:noHBand="0" w:noVBand="1"/>
       </w:tblPr>
       <w:tblGrid>
         <w:gridCol w:w="1933"/>
@@ -8913,7 +8913,7 @@
       <w:pPr>
         <w:pStyle w:val="Ttulo1"/>
       </w:pPr>
-      <w:bookmarkStart w:id="4" w:name="_Toc242538621"/>
+      <w:bookmarkStart w:id="4" w:name="_Toc242540195"/>
       <w:r>
         <w:t>5. Gestión de la configuración</w:t>
       </w:r>
@@ -8961,7 +8961,7 @@
           <w:left w:w="10" w:type="dxa"/>
           <w:right w:w="10" w:type="dxa"/>
         </w:tblCellMar>
-        <w:tblLook w:val="0000" w:firstRow="0" w:lastRow="0" w:firstColumn="0" w:lastColumn="0" w:noHBand="0" w:noVBand="0"/>
+        <w:tblLook w:val="04A0" w:firstRow="1" w:lastRow="0" w:firstColumn="1" w:lastColumn="0" w:noHBand="0" w:noVBand="1"/>
       </w:tblPr>
       <w:tblGrid>
         <w:gridCol w:w="2284"/>
@@ -9517,7 +9517,7 @@
       <w:pPr>
         <w:pStyle w:val="Ttulo1"/>
       </w:pPr>
-      <w:bookmarkStart w:id="5" w:name="_Toc242538622"/>
+      <w:bookmarkStart w:id="5" w:name="_Toc242540196"/>
       <w:r>
         <w:t>6. Medición del desempeño</w:t>
       </w:r>
@@ -9575,7 +9575,7 @@
           <w:left w:w="10" w:type="dxa"/>
           <w:right w:w="10" w:type="dxa"/>
         </w:tblCellMar>
-        <w:tblLook w:val="0000" w:firstRow="0" w:lastRow="0" w:firstColumn="0" w:lastColumn="0" w:noHBand="0" w:noVBand="0"/>
+        <w:tblLook w:val="04A0" w:firstRow="1" w:lastRow="0" w:firstColumn="1" w:lastColumn="0" w:noHBand="0" w:noVBand="1"/>
       </w:tblPr>
       <w:tblGrid>
         <w:gridCol w:w="3690"/>
@@ -10743,7 +10743,7 @@
       <w:pPr>
         <w:pStyle w:val="Ttulo1"/>
       </w:pPr>
-      <w:bookmarkStart w:id="6" w:name="_Toc242538623"/>
+      <w:bookmarkStart w:id="6" w:name="_Toc242540197"/>
       <w:r>
         <w:t>7. Mantenimiento del plan</w:t>
       </w:r>
@@ -11149,64 +11149,64 @@
 <file path=word/numbering.xml><?xml version="1.0" encoding="utf-8"?>
 <w:numbering xmlns:wpc="http://schemas.microsoft.com/office/word/2010/wordprocessingCanvas" xmlns:cx="http://schemas.microsoft.com/office/drawing/2014/chartex" xmlns:cx1="http://schemas.microsoft.com/office/drawing/2015/9/8/chartex" xmlns:cx2="http://schemas.microsoft.com/office/drawing/2015/10/21/chartex" xmlns:cx3="http://schemas.microsoft.com/office/drawing/2016/5/9/chartex" xmlns:cx4="http://schemas.microsoft.com/office/drawing/2016/5/10/chartex" xmlns:cx5="http://schemas.microsoft.com/office/drawing/2016/5/11/chartex" xmlns:cx6="http://schemas.microsoft.com/office/drawing/2016/5/12/chartex" xmlns:cx7="http://schemas.microsoft.com/office/drawing/2016/5/13/chartex" xmlns:cx8="http://schemas.microsoft.com/office/drawing/2016/5/14/chartex" xmlns:mc="http://schemas.openxmlformats.org/markup-compatibility/2006" xmlns:aink="http://schemas.microsoft.com/office/drawing/2016/ink" xmlns:am3d="http://schemas.microsoft.com/office/drawing/2017/model3d" xmlns:o="urn:schemas-microsoft-com:office:office" xmlns:oel="http://schemas.microsoft.com/office/2019/extlst" xmlns:r="http://schemas.openxmlformats.org/officeDocument/2006/relationships" xmlns:m="http://schemas.openxmlformats.org/officeDocument/2006/math" xmlns:v="urn:schemas-microsoft-com:vml" xmlns:wp14="http://schemas.microsoft.com/office/word/2010/wordprocessingDrawing" xmlns:wp="http://schemas.openxmlformats.org/drawingml/2006/wordprocessingDrawing" xmlns:w10="urn:schemas-microsoft-com:office:word" xmlns:w="http://schemas.openxmlformats.org/wordprocessingml/2006/main" xmlns:w14="http://schemas.microsoft.com/office/word/2010/wordml" xmlns:w15="http://schemas.microsoft.com/office/word/2012/wordml" xmlns:w16cex="http://schemas.microsoft.com/office/word/2018/wordml/cex" xmlns:w16cid="http://schemas.microsoft.com/office/word/2016/wordml/cid" xmlns:w16="http://schemas.microsoft.com/office/word/2018/wordml" xmlns:w16du="http://schemas.microsoft.com/office/word/2023/wordml/word16du" xmlns:w16sdtdh="http://schemas.microsoft.com/office/word/2020/wordml/sdtdatahash" xmlns:w16sdtfl="http://schemas.microsoft.com/office/word/2024/wordml/sdtformatlock" xmlns:w16se="http://schemas.microsoft.com/office/word/2015/wordml/symex" xmlns:wpg="http://schemas.microsoft.com/office/word/2010/wordprocessingGroup" xmlns:wpi="http://schemas.microsoft.com/office/word/2010/wordprocessingInk" xmlns:wne="http://schemas.microsoft.com/office/word/2006/wordml" xmlns:wps="http://schemas.microsoft.com/office/word/2010/wordprocessingShape" mc:Ignorable="w14 w15 w16se w16cid w16 w16cex w16sdtdh w16sdtfl w16du wp14">
   <w:abstractNum w:abstractNumId="0" w15:restartNumberingAfterBreak="0">
-    <w:nsid w:val="18CF6DF1"/>
+    <w:nsid w:val="07516B07"/>
     <w:multiLevelType w:val="hybridMultilevel"/>
-    <w:tmpl w:val="210C225C"/>
-    <w:lvl w:ilvl="0" w:tplc="92B6D72C">
+    <w:tmpl w:val="73C6CDF4"/>
+    <w:lvl w:ilvl="0" w:tplc="951A93E6">
       <w:start w:val="1"/>
-      <w:numFmt w:val="decimal"/>
-      <w:lvlText w:val="%1."/>
+      <w:numFmt w:val="bullet"/>
+      <w:lvlText w:val="•"/>
       <w:lvlJc w:val="left"/>
       <w:pPr>
-        <w:ind w:left="560" w:hanging="340"/>
+        <w:ind w:left="560" w:hanging="280"/>
       </w:pPr>
     </w:lvl>
-    <w:lvl w:ilvl="1" w:tplc="2CAC382E">
+    <w:lvl w:ilvl="1" w:tplc="8B688B28">
       <w:numFmt w:val="decimal"/>
       <w:lvlText w:val=""/>
       <w:lvlJc w:val="left"/>
     </w:lvl>
-    <w:lvl w:ilvl="2" w:tplc="AA3AE3CE">
+    <w:lvl w:ilvl="2" w:tplc="F9AE2004">
       <w:numFmt w:val="decimal"/>
       <w:lvlText w:val=""/>
       <w:lvlJc w:val="left"/>
     </w:lvl>
-    <w:lvl w:ilvl="3" w:tplc="F9F2523A">
+    <w:lvl w:ilvl="3" w:tplc="AA502E3C">
       <w:numFmt w:val="decimal"/>
       <w:lvlText w:val=""/>
       <w:lvlJc w:val="left"/>
     </w:lvl>
-    <w:lvl w:ilvl="4" w:tplc="FF1A53CC">
+    <w:lvl w:ilvl="4" w:tplc="062638EE">
       <w:numFmt w:val="decimal"/>
       <w:lvlText w:val=""/>
       <w:lvlJc w:val="left"/>
     </w:lvl>
-    <w:lvl w:ilvl="5" w:tplc="11E4DDFE">
+    <w:lvl w:ilvl="5" w:tplc="689453D0">
       <w:numFmt w:val="decimal"/>
       <w:lvlText w:val=""/>
       <w:lvlJc w:val="left"/>
     </w:lvl>
-    <w:lvl w:ilvl="6" w:tplc="0B8A2BB4">
+    <w:lvl w:ilvl="6" w:tplc="B5AE83FC">
       <w:numFmt w:val="decimal"/>
       <w:lvlText w:val=""/>
       <w:lvlJc w:val="left"/>
     </w:lvl>
-    <w:lvl w:ilvl="7" w:tplc="1A64BD32">
+    <w:lvl w:ilvl="7" w:tplc="F594D36E">
       <w:numFmt w:val="decimal"/>
       <w:lvlText w:val=""/>
       <w:lvlJc w:val="left"/>
     </w:lvl>
-    <w:lvl w:ilvl="8" w:tplc="C79AF9F6">
+    <w:lvl w:ilvl="8" w:tplc="C1F0BAEA">
       <w:numFmt w:val="decimal"/>
       <w:lvlText w:val=""/>
       <w:lvlJc w:val="left"/>
     </w:lvl>
   </w:abstractNum>
   <w:abstractNum w:abstractNumId="1" w15:restartNumberingAfterBreak="0">
-    <w:nsid w:val="56A95861"/>
+    <w:nsid w:val="0F473D01"/>
     <w:multiLevelType w:val="hybridMultilevel"/>
-    <w:tmpl w:val="711CAABA"/>
-    <w:lvl w:ilvl="0" w:tplc="198425FA">
+    <w:tmpl w:val="0C88F894"/>
+    <w:lvl w:ilvl="0" w:tplc="D440241A">
       <w:start w:val="1"/>
       <w:numFmt w:val="bullet"/>
       <w:lvlText w:val="●"/>
@@ -11215,7 +11215,7 @@
         <w:ind w:left="720" w:hanging="360"/>
       </w:pPr>
     </w:lvl>
-    <w:lvl w:ilvl="1" w:tplc="6A884BAA">
+    <w:lvl w:ilvl="1" w:tplc="47D63EE2">
       <w:start w:val="1"/>
       <w:numFmt w:val="bullet"/>
       <w:lvlText w:val="○"/>
@@ -11224,7 +11224,7 @@
         <w:ind w:left="1440" w:hanging="360"/>
       </w:pPr>
     </w:lvl>
-    <w:lvl w:ilvl="2" w:tplc="1EC4A336">
+    <w:lvl w:ilvl="2" w:tplc="B72CBE1C">
       <w:start w:val="1"/>
       <w:numFmt w:val="bullet"/>
       <w:lvlText w:val="■"/>
@@ -11233,7 +11233,7 @@
         <w:ind w:left="2160" w:hanging="360"/>
       </w:pPr>
     </w:lvl>
-    <w:lvl w:ilvl="3" w:tplc="CAAA7412">
+    <w:lvl w:ilvl="3" w:tplc="EA22E1A4">
       <w:start w:val="1"/>
       <w:numFmt w:val="bullet"/>
       <w:lvlText w:val="●"/>
@@ -11242,7 +11242,7 @@
         <w:ind w:left="2880" w:hanging="360"/>
       </w:pPr>
     </w:lvl>
-    <w:lvl w:ilvl="4" w:tplc="71B49AA2">
+    <w:lvl w:ilvl="4" w:tplc="10280E1E">
       <w:start w:val="1"/>
       <w:numFmt w:val="bullet"/>
       <w:lvlText w:val="○"/>
@@ -11251,7 +11251,7 @@
         <w:ind w:left="3600" w:hanging="360"/>
       </w:pPr>
     </w:lvl>
-    <w:lvl w:ilvl="5" w:tplc="E3865162">
+    <w:lvl w:ilvl="5" w:tplc="CF9C486A">
       <w:start w:val="1"/>
       <w:numFmt w:val="bullet"/>
       <w:lvlText w:val="■"/>
@@ -11260,7 +11260,7 @@
         <w:ind w:left="4320" w:hanging="360"/>
       </w:pPr>
     </w:lvl>
-    <w:lvl w:ilvl="6" w:tplc="A3BCF13C">
+    <w:lvl w:ilvl="6" w:tplc="6AF0D7AE">
       <w:start w:val="1"/>
       <w:numFmt w:val="bullet"/>
       <w:lvlText w:val="●"/>
@@ -11269,7 +11269,7 @@
         <w:ind w:left="5040" w:hanging="360"/>
       </w:pPr>
     </w:lvl>
-    <w:lvl w:ilvl="7" w:tplc="3CAC1C10">
+    <w:lvl w:ilvl="7" w:tplc="BB80B3EE">
       <w:start w:val="1"/>
       <w:numFmt w:val="bullet"/>
       <w:lvlText w:val="●"/>
@@ -11278,7 +11278,7 @@
         <w:ind w:left="5760" w:hanging="360"/>
       </w:pPr>
     </w:lvl>
-    <w:lvl w:ilvl="8" w:tplc="F1725884">
+    <w:lvl w:ilvl="8" w:tplc="317E2C06">
       <w:start w:val="1"/>
       <w:numFmt w:val="bullet"/>
       <w:lvlText w:val="●"/>
@@ -11289,60 +11289,60 @@
     </w:lvl>
   </w:abstractNum>
   <w:abstractNum w:abstractNumId="2" w15:restartNumberingAfterBreak="0">
-    <w:nsid w:val="5CEA5031"/>
+    <w:nsid w:val="615C4AC6"/>
     <w:multiLevelType w:val="hybridMultilevel"/>
-    <w:tmpl w:val="67CEB7CE"/>
-    <w:lvl w:ilvl="0" w:tplc="DF2A1348">
+    <w:tmpl w:val="B59E1B38"/>
+    <w:lvl w:ilvl="0" w:tplc="87D2E5DC">
       <w:start w:val="1"/>
-      <w:numFmt w:val="bullet"/>
-      <w:lvlText w:val="•"/>
+      <w:numFmt w:val="decimal"/>
+      <w:lvlText w:val="%1."/>
       <w:lvlJc w:val="left"/>
       <w:pPr>
-        <w:ind w:left="560" w:hanging="280"/>
+        <w:ind w:left="560" w:hanging="340"/>
       </w:pPr>
     </w:lvl>
-    <w:lvl w:ilvl="1" w:tplc="26E0A4B2">
+    <w:lvl w:ilvl="1" w:tplc="A75623EA">
       <w:numFmt w:val="decimal"/>
       <w:lvlText w:val=""/>
       <w:lvlJc w:val="left"/>
     </w:lvl>
-    <w:lvl w:ilvl="2" w:tplc="C2C2FF22">
+    <w:lvl w:ilvl="2" w:tplc="1CD6C5FE">
       <w:numFmt w:val="decimal"/>
       <w:lvlText w:val=""/>
       <w:lvlJc w:val="left"/>
     </w:lvl>
-    <w:lvl w:ilvl="3" w:tplc="77406B2E">
+    <w:lvl w:ilvl="3" w:tplc="3B20993E">
       <w:numFmt w:val="decimal"/>
       <w:lvlText w:val=""/>
       <w:lvlJc w:val="left"/>
     </w:lvl>
-    <w:lvl w:ilvl="4" w:tplc="4614CE0C">
+    <w:lvl w:ilvl="4" w:tplc="5464FE78">
       <w:numFmt w:val="decimal"/>
       <w:lvlText w:val=""/>
       <w:lvlJc w:val="left"/>
     </w:lvl>
-    <w:lvl w:ilvl="5" w:tplc="541403C0">
+    <w:lvl w:ilvl="5" w:tplc="FBB4E400">
       <w:numFmt w:val="decimal"/>
       <w:lvlText w:val=""/>
       <w:lvlJc w:val="left"/>
     </w:lvl>
-    <w:lvl w:ilvl="6" w:tplc="30D256F2">
+    <w:lvl w:ilvl="6" w:tplc="843EDAC4">
       <w:numFmt w:val="decimal"/>
       <w:lvlText w:val=""/>
       <w:lvlJc w:val="left"/>
     </w:lvl>
-    <w:lvl w:ilvl="7" w:tplc="0862DA56">
+    <w:lvl w:ilvl="7" w:tplc="4266D3C0">
       <w:numFmt w:val="decimal"/>
       <w:lvlText w:val=""/>
       <w:lvlJc w:val="left"/>
     </w:lvl>
-    <w:lvl w:ilvl="8" w:tplc="9930739E">
+    <w:lvl w:ilvl="8" w:tplc="0FA6D7EE">
       <w:numFmt w:val="decimal"/>
       <w:lvlText w:val=""/>
       <w:lvlJc w:val="left"/>
     </w:lvl>
   </w:abstractNum>
-  <w:num w:numId="1" w16cid:durableId="1742482510">
+  <w:num w:numId="1" w16cid:durableId="504904884">
     <w:abstractNumId w:val="1"/>
     <w:lvlOverride w:ilvl="0">
       <w:startOverride w:val="1"/>
@@ -11936,7 +11936,7 @@
     <w:autoRedefine/>
     <w:uiPriority w:val="39"/>
     <w:unhideWhenUsed/>
-    <w:rsid w:val="006D33C8"/>
+    <w:rsid w:val="000E0945"/>
     <w:pPr>
       <w:spacing w:after="100"/>
     </w:pPr>

--- a/public/documentos/GOB-04-plan-para-la-direccion-del-proyecto.docx
+++ b/public/documentos/GOB-04-plan-para-la-direccion-del-proyecto.docx
@@ -18,7 +18,7 @@
           <w:left w:w="10" w:type="dxa"/>
           <w:right w:w="10" w:type="dxa"/>
         </w:tblCellMar>
-        <w:tblLook w:val="04A0" w:firstRow="1" w:lastRow="0" w:firstColumn="1" w:lastColumn="0" w:noHBand="0" w:noVBand="1"/>
+        <w:tblLook w:val="0000" w:firstRow="0" w:lastRow="0" w:firstColumn="0" w:lastColumn="0" w:noHBand="0" w:noVBand="0"/>
       </w:tblPr>
       <w:tblGrid>
         <w:gridCol w:w="1757"/>
@@ -52,7 +52,7 @@
                 <w:noProof/>
               </w:rPr>
               <w:drawing>
-                <wp:inline distT="0" distB="0" distL="0" distR="0" wp14:anchorId="44CE60D9" wp14:editId="3C665082">
+                <wp:inline distT="0" distB="0" distL="0" distR="0" wp14:anchorId="1D4875DD" wp14:editId="7FDE6FD4">
                   <wp:extent cx="990600" cy="990600"/>
                   <wp:effectExtent l="0" t="0" r="0" b="0"/>
                   <wp:docPr id="1" name="Imagen 1"/>
@@ -171,10 +171,10 @@
                 <w:noProof/>
               </w:rPr>
               <w:drawing>
-                <wp:inline distT="0" distB="0" distL="0" distR="0" wp14:anchorId="3C2B4DC3" wp14:editId="64531711">
+                <wp:inline distT="0" distB="0" distL="0" distR="0" wp14:anchorId="13752256" wp14:editId="0FB2FCB6">
                   <wp:extent cx="800100" cy="800100"/>
                   <wp:effectExtent l="0" t="0" r="0" b="0"/>
-                  <wp:docPr id="325321591" name="Imagen 325321591"/>
+                  <wp:docPr id="921568953" name="Imagen 921568953"/>
                   <wp:cNvGraphicFramePr>
                     <a:graphicFrameLocks xmlns:a="http://schemas.openxmlformats.org/drawingml/2006/main" noChangeAspect="1"/>
                   </wp:cNvGraphicFramePr>
@@ -308,7 +308,7 @@
           <w:left w:w="10" w:type="dxa"/>
           <w:right w:w="10" w:type="dxa"/>
         </w:tblCellMar>
-        <w:tblLook w:val="04A0" w:firstRow="1" w:lastRow="0" w:firstColumn="1" w:lastColumn="0" w:noHBand="0" w:noVBand="1"/>
+        <w:tblLook w:val="0000" w:firstRow="0" w:lastRow="0" w:firstColumn="0" w:lastColumn="0" w:noHBand="0" w:noVBand="0"/>
       </w:tblPr>
       <w:tblGrid>
         <w:gridCol w:w="2636"/>
@@ -786,7 +786,7 @@
           <w:left w:w="10" w:type="dxa"/>
           <w:right w:w="10" w:type="dxa"/>
         </w:tblCellMar>
-        <w:tblLook w:val="04A0" w:firstRow="1" w:lastRow="0" w:firstColumn="1" w:lastColumn="0" w:noHBand="0" w:noVBand="1"/>
+        <w:tblLook w:val="0000" w:firstRow="0" w:lastRow="0" w:firstColumn="0" w:lastColumn="0" w:noHBand="0" w:noVBand="0"/>
       </w:tblPr>
       <w:tblGrid>
         <w:gridCol w:w="4042"/>
@@ -1399,7 +1399,7 @@
           <w:left w:w="10" w:type="dxa"/>
           <w:right w:w="10" w:type="dxa"/>
         </w:tblCellMar>
-        <w:tblLook w:val="04A0" w:firstRow="1" w:lastRow="0" w:firstColumn="1" w:lastColumn="0" w:noHBand="0" w:noVBand="1"/>
+        <w:tblLook w:val="0000" w:firstRow="0" w:lastRow="0" w:firstColumn="0" w:lastColumn="0" w:noHBand="0" w:noVBand="0"/>
       </w:tblPr>
       <w:tblGrid>
         <w:gridCol w:w="2636"/>
@@ -1817,7 +1817,7 @@
           <w:left w:w="10" w:type="dxa"/>
           <w:right w:w="10" w:type="dxa"/>
         </w:tblCellMar>
-        <w:tblLook w:val="04A0" w:firstRow="1" w:lastRow="0" w:firstColumn="1" w:lastColumn="0" w:noHBand="0" w:noVBand="1"/>
+        <w:tblLook w:val="0000" w:firstRow="0" w:lastRow="0" w:firstColumn="0" w:lastColumn="0" w:noHBand="0" w:noVBand="0"/>
       </w:tblPr>
       <w:tblGrid>
         <w:gridCol w:w="1054"/>
@@ -2158,7 +2158,7 @@
           <w:left w:w="10" w:type="dxa"/>
           <w:right w:w="10" w:type="dxa"/>
         </w:tblCellMar>
-        <w:tblLook w:val="04A0" w:firstRow="1" w:lastRow="0" w:firstColumn="1" w:lastColumn="0" w:noHBand="0" w:noVBand="1"/>
+        <w:tblLook w:val="0000" w:firstRow="0" w:lastRow="0" w:firstColumn="0" w:lastColumn="0" w:noHBand="0" w:noVBand="0"/>
       </w:tblPr>
       <w:tblGrid>
         <w:gridCol w:w="2636"/>
@@ -2498,7 +2498,7 @@
           <w:left w:w="10" w:type="dxa"/>
           <w:right w:w="10" w:type="dxa"/>
         </w:tblCellMar>
-        <w:tblLook w:val="04A0" w:firstRow="1" w:lastRow="0" w:firstColumn="1" w:lastColumn="0" w:noHBand="0" w:noVBand="1"/>
+        <w:tblLook w:val="0000" w:firstRow="0" w:lastRow="0" w:firstColumn="0" w:lastColumn="0" w:noHBand="0" w:noVBand="0"/>
       </w:tblPr>
       <w:tblGrid>
         <w:gridCol w:w="8787"/>
@@ -2585,7 +2585,7 @@
     <w:sdt>
       <w:sdtPr>
         <w:alias w:val="Contenido"/>
-        <w:id w:val="346911921"/>
+        <w:id w:val="511566156"/>
       </w:sdtPr>
       <w:sdtEndPr/>
       <w:sdtContent>
@@ -2611,7 +2611,7 @@
           <w:r>
             <w:fldChar w:fldCharType="separate"/>
           </w:r>
-          <w:hyperlink w:anchor="_Toc242540191" w:history="1">
+          <w:hyperlink w:anchor="_Toc242543271" w:history="1">
             <w:r>
               <w:rPr>
                 <w:rStyle w:val="Hipervnculo"/>
@@ -2635,7 +2635,7 @@
               <w:rPr>
                 <w:noProof/>
               </w:rPr>
-              <w:instrText xml:space="preserve"> PAGEREF _Toc242540191 \h </w:instrText>
+              <w:instrText xml:space="preserve"> PAGEREF _Toc242543271 \h </w:instrText>
             </w:r>
             <w:r>
               <w:rPr>
@@ -2675,7 +2675,7 @@
               <w14:ligatures w14:val="standardContextual"/>
             </w:rPr>
           </w:pPr>
-          <w:hyperlink w:anchor="_Toc242540192" w:history="1">
+          <w:hyperlink w:anchor="_Toc242543272" w:history="1">
             <w:r>
               <w:rPr>
                 <w:rStyle w:val="Hipervnculo"/>
@@ -2699,7 +2699,7 @@
               <w:rPr>
                 <w:noProof/>
               </w:rPr>
-              <w:instrText xml:space="preserve"> PAGEREF _Toc242540192 \h </w:instrText>
+              <w:instrText xml:space="preserve"> PAGEREF _Toc242543272 \h </w:instrText>
             </w:r>
             <w:r>
               <w:rPr>
@@ -2739,7 +2739,7 @@
               <w14:ligatures w14:val="standardContextual"/>
             </w:rPr>
           </w:pPr>
-          <w:hyperlink w:anchor="_Toc242540193" w:history="1">
+          <w:hyperlink w:anchor="_Toc242543273" w:history="1">
             <w:r>
               <w:rPr>
                 <w:rStyle w:val="Hipervnculo"/>
@@ -2763,7 +2763,7 @@
               <w:rPr>
                 <w:noProof/>
               </w:rPr>
-              <w:instrText xml:space="preserve"> PAGEREF _Toc242540193 \h </w:instrText>
+              <w:instrText xml:space="preserve"> PAGEREF _Toc242543273 \h </w:instrText>
             </w:r>
             <w:r>
               <w:rPr>
@@ -2803,7 +2803,7 @@
               <w14:ligatures w14:val="standardContextual"/>
             </w:rPr>
           </w:pPr>
-          <w:hyperlink w:anchor="_Toc242540194" w:history="1">
+          <w:hyperlink w:anchor="_Toc242543274" w:history="1">
             <w:r>
               <w:rPr>
                 <w:rStyle w:val="Hipervnculo"/>
@@ -2827,7 +2827,7 @@
               <w:rPr>
                 <w:noProof/>
               </w:rPr>
-              <w:instrText xml:space="preserve"> PAGEREF _Toc242540194 \h </w:instrText>
+              <w:instrText xml:space="preserve"> PAGEREF _Toc242543274 \h </w:instrText>
             </w:r>
             <w:r>
               <w:rPr>
@@ -2867,7 +2867,7 @@
               <w14:ligatures w14:val="standardContextual"/>
             </w:rPr>
           </w:pPr>
-          <w:hyperlink w:anchor="_Toc242540195" w:history="1">
+          <w:hyperlink w:anchor="_Toc242543275" w:history="1">
             <w:r>
               <w:rPr>
                 <w:rStyle w:val="Hipervnculo"/>
@@ -2891,7 +2891,7 @@
               <w:rPr>
                 <w:noProof/>
               </w:rPr>
-              <w:instrText xml:space="preserve"> PAGEREF _Toc242540195 \h </w:instrText>
+              <w:instrText xml:space="preserve"> PAGEREF _Toc242543275 \h </w:instrText>
             </w:r>
             <w:r>
               <w:rPr>
@@ -2931,7 +2931,7 @@
               <w14:ligatures w14:val="standardContextual"/>
             </w:rPr>
           </w:pPr>
-          <w:hyperlink w:anchor="_Toc242540196" w:history="1">
+          <w:hyperlink w:anchor="_Toc242543276" w:history="1">
             <w:r>
               <w:rPr>
                 <w:rStyle w:val="Hipervnculo"/>
@@ -2955,7 +2955,7 @@
               <w:rPr>
                 <w:noProof/>
               </w:rPr>
-              <w:instrText xml:space="preserve"> PAGEREF _Toc242540196 \h </w:instrText>
+              <w:instrText xml:space="preserve"> PAGEREF _Toc242543276 \h </w:instrText>
             </w:r>
             <w:r>
               <w:rPr>
@@ -2995,7 +2995,7 @@
               <w14:ligatures w14:val="standardContextual"/>
             </w:rPr>
           </w:pPr>
-          <w:hyperlink w:anchor="_Toc242540197" w:history="1">
+          <w:hyperlink w:anchor="_Toc242543277" w:history="1">
             <w:r>
               <w:rPr>
                 <w:rStyle w:val="Hipervnculo"/>
@@ -3019,7 +3019,7 @@
               <w:rPr>
                 <w:noProof/>
               </w:rPr>
-              <w:instrText xml:space="preserve"> PAGEREF _Toc242540197 \h </w:instrText>
+              <w:instrText xml:space="preserve"> PAGEREF _Toc242543277 \h </w:instrText>
             </w:r>
             <w:r>
               <w:rPr>
@@ -3069,7 +3069,7 @@
       <w:pPr>
         <w:pStyle w:val="Ttulo1"/>
       </w:pPr>
-      <w:bookmarkStart w:id="0" w:name="_Toc242540191"/>
+      <w:bookmarkStart w:id="0" w:name="_Toc242543271"/>
       <w:r>
         <w:lastRenderedPageBreak/>
         <w:t>1. Enfoque de desarrollo y ciclo de vida</w:t>
@@ -3137,7 +3137,7 @@
           <w:left w:w="10" w:type="dxa"/>
           <w:right w:w="10" w:type="dxa"/>
         </w:tblCellMar>
-        <w:tblLook w:val="04A0" w:firstRow="1" w:lastRow="0" w:firstColumn="1" w:lastColumn="0" w:noHBand="0" w:noVBand="1"/>
+        <w:tblLook w:val="0000" w:firstRow="0" w:lastRow="0" w:firstColumn="0" w:lastColumn="0" w:noHBand="0" w:noVBand="0"/>
       </w:tblPr>
       <w:tblGrid>
         <w:gridCol w:w="1757"/>
@@ -4086,7 +4086,7 @@
           <w:left w:w="10" w:type="dxa"/>
           <w:right w:w="10" w:type="dxa"/>
         </w:tblCellMar>
-        <w:tblLook w:val="04A0" w:firstRow="1" w:lastRow="0" w:firstColumn="1" w:lastColumn="0" w:noHBand="0" w:noVBand="1"/>
+        <w:tblLook w:val="0000" w:firstRow="0" w:lastRow="0" w:firstColumn="0" w:lastColumn="0" w:noHBand="0" w:noVBand="0"/>
       </w:tblPr>
       <w:tblGrid>
         <w:gridCol w:w="2108"/>
@@ -4963,7 +4963,7 @@
       <w:pPr>
         <w:pStyle w:val="Ttulo1"/>
       </w:pPr>
-      <w:bookmarkStart w:id="1" w:name="_Toc242540192"/>
+      <w:bookmarkStart w:id="1" w:name="_Toc242543272"/>
       <w:r>
         <w:t>2. Planes que integran este plan</w:t>
       </w:r>
@@ -5011,7 +5011,7 @@
           <w:left w:w="10" w:type="dxa"/>
           <w:right w:w="10" w:type="dxa"/>
         </w:tblCellMar>
-        <w:tblLook w:val="04A0" w:firstRow="1" w:lastRow="0" w:firstColumn="1" w:lastColumn="0" w:noHBand="0" w:noVBand="1"/>
+        <w:tblLook w:val="0000" w:firstRow="0" w:lastRow="0" w:firstColumn="0" w:lastColumn="0" w:noHBand="0" w:noVBand="0"/>
       </w:tblPr>
       <w:tblGrid>
         <w:gridCol w:w="2987"/>
@@ -6601,7 +6601,7 @@
       <w:pPr>
         <w:pStyle w:val="Ttulo1"/>
       </w:pPr>
-      <w:bookmarkStart w:id="2" w:name="_Toc242540193"/>
+      <w:bookmarkStart w:id="2" w:name="_Toc242543273"/>
       <w:r>
         <w:t>3. Líneas base</w:t>
       </w:r>
@@ -6649,7 +6649,7 @@
           <w:left w:w="10" w:type="dxa"/>
           <w:right w:w="10" w:type="dxa"/>
         </w:tblCellMar>
-        <w:tblLook w:val="04A0" w:firstRow="1" w:lastRow="0" w:firstColumn="1" w:lastColumn="0" w:noHBand="0" w:noVBand="1"/>
+        <w:tblLook w:val="0000" w:firstRow="0" w:lastRow="0" w:firstColumn="0" w:lastColumn="0" w:noHBand="0" w:noVBand="0"/>
       </w:tblPr>
       <w:tblGrid>
         <w:gridCol w:w="1230"/>
@@ -7253,7 +7253,7 @@
       <w:pPr>
         <w:pStyle w:val="Ttulo1"/>
       </w:pPr>
-      <w:bookmarkStart w:id="3" w:name="_Toc242540194"/>
+      <w:bookmarkStart w:id="3" w:name="_Toc242543274"/>
       <w:r>
         <w:t>4. Gobernanza del proyecto</w:t>
       </w:r>
@@ -7310,7 +7310,7 @@
           <w:left w:w="10" w:type="dxa"/>
           <w:right w:w="10" w:type="dxa"/>
         </w:tblCellMar>
-        <w:tblLook w:val="04A0" w:firstRow="1" w:lastRow="0" w:firstColumn="1" w:lastColumn="0" w:noHBand="0" w:noVBand="1"/>
+        <w:tblLook w:val="0000" w:firstRow="0" w:lastRow="0" w:firstColumn="0" w:lastColumn="0" w:noHBand="0" w:noVBand="0"/>
       </w:tblPr>
       <w:tblGrid>
         <w:gridCol w:w="2284"/>
@@ -8027,7 +8027,7 @@
           <w:left w:w="10" w:type="dxa"/>
           <w:right w:w="10" w:type="dxa"/>
         </w:tblCellMar>
-        <w:tblLook w:val="04A0" w:firstRow="1" w:lastRow="0" w:firstColumn="1" w:lastColumn="0" w:noHBand="0" w:noVBand="1"/>
+        <w:tblLook w:val="0000" w:firstRow="0" w:lastRow="0" w:firstColumn="0" w:lastColumn="0" w:noHBand="0" w:noVBand="0"/>
       </w:tblPr>
       <w:tblGrid>
         <w:gridCol w:w="1933"/>
@@ -8913,7 +8913,7 @@
       <w:pPr>
         <w:pStyle w:val="Ttulo1"/>
       </w:pPr>
-      <w:bookmarkStart w:id="4" w:name="_Toc242540195"/>
+      <w:bookmarkStart w:id="4" w:name="_Toc242543275"/>
       <w:r>
         <w:t>5. Gestión de la configuración</w:t>
       </w:r>
@@ -8961,7 +8961,7 @@
           <w:left w:w="10" w:type="dxa"/>
           <w:right w:w="10" w:type="dxa"/>
         </w:tblCellMar>
-        <w:tblLook w:val="04A0" w:firstRow="1" w:lastRow="0" w:firstColumn="1" w:lastColumn="0" w:noHBand="0" w:noVBand="1"/>
+        <w:tblLook w:val="0000" w:firstRow="0" w:lastRow="0" w:firstColumn="0" w:lastColumn="0" w:noHBand="0" w:noVBand="0"/>
       </w:tblPr>
       <w:tblGrid>
         <w:gridCol w:w="2284"/>
@@ -9517,7 +9517,7 @@
       <w:pPr>
         <w:pStyle w:val="Ttulo1"/>
       </w:pPr>
-      <w:bookmarkStart w:id="5" w:name="_Toc242540196"/>
+      <w:bookmarkStart w:id="5" w:name="_Toc242543276"/>
       <w:r>
         <w:t>6. Medición del desempeño</w:t>
       </w:r>
@@ -9575,7 +9575,7 @@
           <w:left w:w="10" w:type="dxa"/>
           <w:right w:w="10" w:type="dxa"/>
         </w:tblCellMar>
-        <w:tblLook w:val="04A0" w:firstRow="1" w:lastRow="0" w:firstColumn="1" w:lastColumn="0" w:noHBand="0" w:noVBand="1"/>
+        <w:tblLook w:val="0000" w:firstRow="0" w:lastRow="0" w:firstColumn="0" w:lastColumn="0" w:noHBand="0" w:noVBand="0"/>
       </w:tblPr>
       <w:tblGrid>
         <w:gridCol w:w="3690"/>
@@ -10743,7 +10743,7 @@
       <w:pPr>
         <w:pStyle w:val="Ttulo1"/>
       </w:pPr>
-      <w:bookmarkStart w:id="6" w:name="_Toc242540197"/>
+      <w:bookmarkStart w:id="6" w:name="_Toc242543277"/>
       <w:r>
         <w:t>7. Mantenimiento del plan</w:t>
       </w:r>
@@ -11149,64 +11149,10 @@
 <file path=word/numbering.xml><?xml version="1.0" encoding="utf-8"?>
 <w:numbering xmlns:wpc="http://schemas.microsoft.com/office/word/2010/wordprocessingCanvas" xmlns:cx="http://schemas.microsoft.com/office/drawing/2014/chartex" xmlns:cx1="http://schemas.microsoft.com/office/drawing/2015/9/8/chartex" xmlns:cx2="http://schemas.microsoft.com/office/drawing/2015/10/21/chartex" xmlns:cx3="http://schemas.microsoft.com/office/drawing/2016/5/9/chartex" xmlns:cx4="http://schemas.microsoft.com/office/drawing/2016/5/10/chartex" xmlns:cx5="http://schemas.microsoft.com/office/drawing/2016/5/11/chartex" xmlns:cx6="http://schemas.microsoft.com/office/drawing/2016/5/12/chartex" xmlns:cx7="http://schemas.microsoft.com/office/drawing/2016/5/13/chartex" xmlns:cx8="http://schemas.microsoft.com/office/drawing/2016/5/14/chartex" xmlns:mc="http://schemas.openxmlformats.org/markup-compatibility/2006" xmlns:aink="http://schemas.microsoft.com/office/drawing/2016/ink" xmlns:am3d="http://schemas.microsoft.com/office/drawing/2017/model3d" xmlns:o="urn:schemas-microsoft-com:office:office" xmlns:oel="http://schemas.microsoft.com/office/2019/extlst" xmlns:r="http://schemas.openxmlformats.org/officeDocument/2006/relationships" xmlns:m="http://schemas.openxmlformats.org/officeDocument/2006/math" xmlns:v="urn:schemas-microsoft-com:vml" xmlns:wp14="http://schemas.microsoft.com/office/word/2010/wordprocessingDrawing" xmlns:wp="http://schemas.openxmlformats.org/drawingml/2006/wordprocessingDrawing" xmlns:w10="urn:schemas-microsoft-com:office:word" xmlns:w="http://schemas.openxmlformats.org/wordprocessingml/2006/main" xmlns:w14="http://schemas.microsoft.com/office/word/2010/wordml" xmlns:w15="http://schemas.microsoft.com/office/word/2012/wordml" xmlns:w16cex="http://schemas.microsoft.com/office/word/2018/wordml/cex" xmlns:w16cid="http://schemas.microsoft.com/office/word/2016/wordml/cid" xmlns:w16="http://schemas.microsoft.com/office/word/2018/wordml" xmlns:w16du="http://schemas.microsoft.com/office/word/2023/wordml/word16du" xmlns:w16sdtdh="http://schemas.microsoft.com/office/word/2020/wordml/sdtdatahash" xmlns:w16sdtfl="http://schemas.microsoft.com/office/word/2024/wordml/sdtformatlock" xmlns:w16se="http://schemas.microsoft.com/office/word/2015/wordml/symex" xmlns:wpg="http://schemas.microsoft.com/office/word/2010/wordprocessingGroup" xmlns:wpi="http://schemas.microsoft.com/office/word/2010/wordprocessingInk" xmlns:wne="http://schemas.microsoft.com/office/word/2006/wordml" xmlns:wps="http://schemas.microsoft.com/office/word/2010/wordprocessingShape" mc:Ignorable="w14 w15 w16se w16cid w16 w16cex w16sdtdh w16sdtfl w16du wp14">
   <w:abstractNum w:abstractNumId="0" w15:restartNumberingAfterBreak="0">
-    <w:nsid w:val="07516B07"/>
+    <w:nsid w:val="25DD4E2E"/>
     <w:multiLevelType w:val="hybridMultilevel"/>
-    <w:tmpl w:val="73C6CDF4"/>
-    <w:lvl w:ilvl="0" w:tplc="951A93E6">
-      <w:start w:val="1"/>
-      <w:numFmt w:val="bullet"/>
-      <w:lvlText w:val="•"/>
-      <w:lvlJc w:val="left"/>
-      <w:pPr>
-        <w:ind w:left="560" w:hanging="280"/>
-      </w:pPr>
-    </w:lvl>
-    <w:lvl w:ilvl="1" w:tplc="8B688B28">
-      <w:numFmt w:val="decimal"/>
-      <w:lvlText w:val=""/>
-      <w:lvlJc w:val="left"/>
-    </w:lvl>
-    <w:lvl w:ilvl="2" w:tplc="F9AE2004">
-      <w:numFmt w:val="decimal"/>
-      <w:lvlText w:val=""/>
-      <w:lvlJc w:val="left"/>
-    </w:lvl>
-    <w:lvl w:ilvl="3" w:tplc="AA502E3C">
-      <w:numFmt w:val="decimal"/>
-      <w:lvlText w:val=""/>
-      <w:lvlJc w:val="left"/>
-    </w:lvl>
-    <w:lvl w:ilvl="4" w:tplc="062638EE">
-      <w:numFmt w:val="decimal"/>
-      <w:lvlText w:val=""/>
-      <w:lvlJc w:val="left"/>
-    </w:lvl>
-    <w:lvl w:ilvl="5" w:tplc="689453D0">
-      <w:numFmt w:val="decimal"/>
-      <w:lvlText w:val=""/>
-      <w:lvlJc w:val="left"/>
-    </w:lvl>
-    <w:lvl w:ilvl="6" w:tplc="B5AE83FC">
-      <w:numFmt w:val="decimal"/>
-      <w:lvlText w:val=""/>
-      <w:lvlJc w:val="left"/>
-    </w:lvl>
-    <w:lvl w:ilvl="7" w:tplc="F594D36E">
-      <w:numFmt w:val="decimal"/>
-      <w:lvlText w:val=""/>
-      <w:lvlJc w:val="left"/>
-    </w:lvl>
-    <w:lvl w:ilvl="8" w:tplc="C1F0BAEA">
-      <w:numFmt w:val="decimal"/>
-      <w:lvlText w:val=""/>
-      <w:lvlJc w:val="left"/>
-    </w:lvl>
-  </w:abstractNum>
-  <w:abstractNum w:abstractNumId="1" w15:restartNumberingAfterBreak="0">
-    <w:nsid w:val="0F473D01"/>
-    <w:multiLevelType w:val="hybridMultilevel"/>
-    <w:tmpl w:val="0C88F894"/>
-    <w:lvl w:ilvl="0" w:tplc="D440241A">
+    <w:tmpl w:val="EC681B30"/>
+    <w:lvl w:ilvl="0" w:tplc="85C8EE22">
       <w:start w:val="1"/>
       <w:numFmt w:val="bullet"/>
       <w:lvlText w:val="●"/>
@@ -11215,7 +11161,7 @@
         <w:ind w:left="720" w:hanging="360"/>
       </w:pPr>
     </w:lvl>
-    <w:lvl w:ilvl="1" w:tplc="47D63EE2">
+    <w:lvl w:ilvl="1" w:tplc="1990EFA0">
       <w:start w:val="1"/>
       <w:numFmt w:val="bullet"/>
       <w:lvlText w:val="○"/>
@@ -11224,7 +11170,7 @@
         <w:ind w:left="1440" w:hanging="360"/>
       </w:pPr>
     </w:lvl>
-    <w:lvl w:ilvl="2" w:tplc="B72CBE1C">
+    <w:lvl w:ilvl="2" w:tplc="89E47DA0">
       <w:start w:val="1"/>
       <w:numFmt w:val="bullet"/>
       <w:lvlText w:val="■"/>
@@ -11233,7 +11179,7 @@
         <w:ind w:left="2160" w:hanging="360"/>
       </w:pPr>
     </w:lvl>
-    <w:lvl w:ilvl="3" w:tplc="EA22E1A4">
+    <w:lvl w:ilvl="3" w:tplc="FBC0A584">
       <w:start w:val="1"/>
       <w:numFmt w:val="bullet"/>
       <w:lvlText w:val="●"/>
@@ -11242,7 +11188,7 @@
         <w:ind w:left="2880" w:hanging="360"/>
       </w:pPr>
     </w:lvl>
-    <w:lvl w:ilvl="4" w:tplc="10280E1E">
+    <w:lvl w:ilvl="4" w:tplc="5E6818AE">
       <w:start w:val="1"/>
       <w:numFmt w:val="bullet"/>
       <w:lvlText w:val="○"/>
@@ -11251,7 +11197,7 @@
         <w:ind w:left="3600" w:hanging="360"/>
       </w:pPr>
     </w:lvl>
-    <w:lvl w:ilvl="5" w:tplc="CF9C486A">
+    <w:lvl w:ilvl="5" w:tplc="44BA2416">
       <w:start w:val="1"/>
       <w:numFmt w:val="bullet"/>
       <w:lvlText w:val="■"/>
@@ -11260,7 +11206,7 @@
         <w:ind w:left="4320" w:hanging="360"/>
       </w:pPr>
     </w:lvl>
-    <w:lvl w:ilvl="6" w:tplc="6AF0D7AE">
+    <w:lvl w:ilvl="6" w:tplc="B9CAFC82">
       <w:start w:val="1"/>
       <w:numFmt w:val="bullet"/>
       <w:lvlText w:val="●"/>
@@ -11269,7 +11215,7 @@
         <w:ind w:left="5040" w:hanging="360"/>
       </w:pPr>
     </w:lvl>
-    <w:lvl w:ilvl="7" w:tplc="BB80B3EE">
+    <w:lvl w:ilvl="7" w:tplc="902EB4BC">
       <w:start w:val="1"/>
       <w:numFmt w:val="bullet"/>
       <w:lvlText w:val="●"/>
@@ -11278,7 +11224,7 @@
         <w:ind w:left="5760" w:hanging="360"/>
       </w:pPr>
     </w:lvl>
-    <w:lvl w:ilvl="8" w:tplc="317E2C06">
+    <w:lvl w:ilvl="8" w:tplc="017661EC">
       <w:start w:val="1"/>
       <w:numFmt w:val="bullet"/>
       <w:lvlText w:val="●"/>
@@ -11288,11 +11234,65 @@
       </w:pPr>
     </w:lvl>
   </w:abstractNum>
+  <w:abstractNum w:abstractNumId="1" w15:restartNumberingAfterBreak="0">
+    <w:nsid w:val="2A05402B"/>
+    <w:multiLevelType w:val="hybridMultilevel"/>
+    <w:tmpl w:val="CB32D6BC"/>
+    <w:lvl w:ilvl="0" w:tplc="973C572E">
+      <w:start w:val="1"/>
+      <w:numFmt w:val="bullet"/>
+      <w:lvlText w:val="•"/>
+      <w:lvlJc w:val="left"/>
+      <w:pPr>
+        <w:ind w:left="560" w:hanging="280"/>
+      </w:pPr>
+    </w:lvl>
+    <w:lvl w:ilvl="1" w:tplc="D260346A">
+      <w:numFmt w:val="decimal"/>
+      <w:lvlText w:val=""/>
+      <w:lvlJc w:val="left"/>
+    </w:lvl>
+    <w:lvl w:ilvl="2" w:tplc="5622B878">
+      <w:numFmt w:val="decimal"/>
+      <w:lvlText w:val=""/>
+      <w:lvlJc w:val="left"/>
+    </w:lvl>
+    <w:lvl w:ilvl="3" w:tplc="4866C944">
+      <w:numFmt w:val="decimal"/>
+      <w:lvlText w:val=""/>
+      <w:lvlJc w:val="left"/>
+    </w:lvl>
+    <w:lvl w:ilvl="4" w:tplc="C2A6ED82">
+      <w:numFmt w:val="decimal"/>
+      <w:lvlText w:val=""/>
+      <w:lvlJc w:val="left"/>
+    </w:lvl>
+    <w:lvl w:ilvl="5" w:tplc="28A6DC26">
+      <w:numFmt w:val="decimal"/>
+      <w:lvlText w:val=""/>
+      <w:lvlJc w:val="left"/>
+    </w:lvl>
+    <w:lvl w:ilvl="6" w:tplc="19902C80">
+      <w:numFmt w:val="decimal"/>
+      <w:lvlText w:val=""/>
+      <w:lvlJc w:val="left"/>
+    </w:lvl>
+    <w:lvl w:ilvl="7" w:tplc="AF9EE4EE">
+      <w:numFmt w:val="decimal"/>
+      <w:lvlText w:val=""/>
+      <w:lvlJc w:val="left"/>
+    </w:lvl>
+    <w:lvl w:ilvl="8" w:tplc="041E5948">
+      <w:numFmt w:val="decimal"/>
+      <w:lvlText w:val=""/>
+      <w:lvlJc w:val="left"/>
+    </w:lvl>
+  </w:abstractNum>
   <w:abstractNum w:abstractNumId="2" w15:restartNumberingAfterBreak="0">
-    <w:nsid w:val="615C4AC6"/>
+    <w:nsid w:val="4FBC1FD7"/>
     <w:multiLevelType w:val="hybridMultilevel"/>
-    <w:tmpl w:val="B59E1B38"/>
-    <w:lvl w:ilvl="0" w:tplc="87D2E5DC">
+    <w:tmpl w:val="69A67552"/>
+    <w:lvl w:ilvl="0" w:tplc="62607F0A">
       <w:start w:val="1"/>
       <w:numFmt w:val="decimal"/>
       <w:lvlText w:val="%1."/>
@@ -11301,49 +11301,49 @@
         <w:ind w:left="560" w:hanging="340"/>
       </w:pPr>
     </w:lvl>
-    <w:lvl w:ilvl="1" w:tplc="A75623EA">
+    <w:lvl w:ilvl="1" w:tplc="469A02EA">
       <w:numFmt w:val="decimal"/>
       <w:lvlText w:val=""/>
       <w:lvlJc w:val="left"/>
     </w:lvl>
-    <w:lvl w:ilvl="2" w:tplc="1CD6C5FE">
+    <w:lvl w:ilvl="2" w:tplc="27F8A9EC">
       <w:numFmt w:val="decimal"/>
       <w:lvlText w:val=""/>
       <w:lvlJc w:val="left"/>
     </w:lvl>
-    <w:lvl w:ilvl="3" w:tplc="3B20993E">
+    <w:lvl w:ilvl="3" w:tplc="37D0850C">
       <w:numFmt w:val="decimal"/>
       <w:lvlText w:val=""/>
       <w:lvlJc w:val="left"/>
     </w:lvl>
-    <w:lvl w:ilvl="4" w:tplc="5464FE78">
+    <w:lvl w:ilvl="4" w:tplc="C7F80708">
       <w:numFmt w:val="decimal"/>
       <w:lvlText w:val=""/>
       <w:lvlJc w:val="left"/>
     </w:lvl>
-    <w:lvl w:ilvl="5" w:tplc="FBB4E400">
+    <w:lvl w:ilvl="5" w:tplc="2FC04DAC">
       <w:numFmt w:val="decimal"/>
       <w:lvlText w:val=""/>
       <w:lvlJc w:val="left"/>
     </w:lvl>
-    <w:lvl w:ilvl="6" w:tplc="843EDAC4">
+    <w:lvl w:ilvl="6" w:tplc="5682421E">
       <w:numFmt w:val="decimal"/>
       <w:lvlText w:val=""/>
       <w:lvlJc w:val="left"/>
     </w:lvl>
-    <w:lvl w:ilvl="7" w:tplc="4266D3C0">
+    <w:lvl w:ilvl="7" w:tplc="D9622706">
       <w:numFmt w:val="decimal"/>
       <w:lvlText w:val=""/>
       <w:lvlJc w:val="left"/>
     </w:lvl>
-    <w:lvl w:ilvl="8" w:tplc="0FA6D7EE">
+    <w:lvl w:ilvl="8" w:tplc="8C70280C">
       <w:numFmt w:val="decimal"/>
       <w:lvlText w:val=""/>
       <w:lvlJc w:val="left"/>
     </w:lvl>
   </w:abstractNum>
-  <w:num w:numId="1" w16cid:durableId="504904884">
-    <w:abstractNumId w:val="1"/>
+  <w:num w:numId="1" w16cid:durableId="137846718">
+    <w:abstractNumId w:val="0"/>
     <w:lvlOverride w:ilvl="0">
       <w:startOverride w:val="1"/>
     </w:lvlOverride>
@@ -11936,7 +11936,7 @@
     <w:autoRedefine/>
     <w:uiPriority w:val="39"/>
     <w:unhideWhenUsed/>
-    <w:rsid w:val="000E0945"/>
+    <w:rsid w:val="00F03A3D"/>
     <w:pPr>
       <w:spacing w:after="100"/>
     </w:pPr>

--- a/public/documentos/GOB-04-plan-para-la-direccion-del-proyecto.docx
+++ b/public/documentos/GOB-04-plan-para-la-direccion-del-proyecto.docx
@@ -18,7 +18,7 @@
           <w:left w:w="10" w:type="dxa"/>
           <w:right w:w="10" w:type="dxa"/>
         </w:tblCellMar>
-        <w:tblLook w:val="0000" w:firstRow="0" w:lastRow="0" w:firstColumn="0" w:lastColumn="0" w:noHBand="0" w:noVBand="0"/>
+        <w:tblLook w:val="04A0" w:firstRow="1" w:lastRow="0" w:firstColumn="1" w:lastColumn="0" w:noHBand="0" w:noVBand="1"/>
       </w:tblPr>
       <w:tblGrid>
         <w:gridCol w:w="1757"/>
@@ -52,7 +52,7 @@
                 <w:noProof/>
               </w:rPr>
               <w:drawing>
-                <wp:inline distT="0" distB="0" distL="0" distR="0" wp14:anchorId="1D4875DD" wp14:editId="7FDE6FD4">
+                <wp:inline distT="0" distB="0" distL="0" distR="0" wp14:anchorId="68DFEE29" wp14:editId="71C0994C">
                   <wp:extent cx="990600" cy="990600"/>
                   <wp:effectExtent l="0" t="0" r="0" b="0"/>
                   <wp:docPr id="1" name="Imagen 1"/>
@@ -171,10 +171,10 @@
                 <w:noProof/>
               </w:rPr>
               <w:drawing>
-                <wp:inline distT="0" distB="0" distL="0" distR="0" wp14:anchorId="13752256" wp14:editId="0FB2FCB6">
+                <wp:inline distT="0" distB="0" distL="0" distR="0" wp14:anchorId="04C5E2DD" wp14:editId="369CDB47">
                   <wp:extent cx="800100" cy="800100"/>
                   <wp:effectExtent l="0" t="0" r="0" b="0"/>
-                  <wp:docPr id="921568953" name="Imagen 921568953"/>
+                  <wp:docPr id="254317173" name="Imagen 254317173"/>
                   <wp:cNvGraphicFramePr>
                     <a:graphicFrameLocks xmlns:a="http://schemas.openxmlformats.org/drawingml/2006/main" noChangeAspect="1"/>
                   </wp:cNvGraphicFramePr>
@@ -308,7 +308,7 @@
           <w:left w:w="10" w:type="dxa"/>
           <w:right w:w="10" w:type="dxa"/>
         </w:tblCellMar>
-        <w:tblLook w:val="0000" w:firstRow="0" w:lastRow="0" w:firstColumn="0" w:lastColumn="0" w:noHBand="0" w:noVBand="0"/>
+        <w:tblLook w:val="04A0" w:firstRow="1" w:lastRow="0" w:firstColumn="1" w:lastColumn="0" w:noHBand="0" w:noVBand="1"/>
       </w:tblPr>
       <w:tblGrid>
         <w:gridCol w:w="2636"/>
@@ -786,7 +786,7 @@
           <w:left w:w="10" w:type="dxa"/>
           <w:right w:w="10" w:type="dxa"/>
         </w:tblCellMar>
-        <w:tblLook w:val="0000" w:firstRow="0" w:lastRow="0" w:firstColumn="0" w:lastColumn="0" w:noHBand="0" w:noVBand="0"/>
+        <w:tblLook w:val="04A0" w:firstRow="1" w:lastRow="0" w:firstColumn="1" w:lastColumn="0" w:noHBand="0" w:noVBand="1"/>
       </w:tblPr>
       <w:tblGrid>
         <w:gridCol w:w="4042"/>
@@ -1399,7 +1399,7 @@
           <w:left w:w="10" w:type="dxa"/>
           <w:right w:w="10" w:type="dxa"/>
         </w:tblCellMar>
-        <w:tblLook w:val="0000" w:firstRow="0" w:lastRow="0" w:firstColumn="0" w:lastColumn="0" w:noHBand="0" w:noVBand="0"/>
+        <w:tblLook w:val="04A0" w:firstRow="1" w:lastRow="0" w:firstColumn="1" w:lastColumn="0" w:noHBand="0" w:noVBand="1"/>
       </w:tblPr>
       <w:tblGrid>
         <w:gridCol w:w="2636"/>
@@ -1817,7 +1817,7 @@
           <w:left w:w="10" w:type="dxa"/>
           <w:right w:w="10" w:type="dxa"/>
         </w:tblCellMar>
-        <w:tblLook w:val="0000" w:firstRow="0" w:lastRow="0" w:firstColumn="0" w:lastColumn="0" w:noHBand="0" w:noVBand="0"/>
+        <w:tblLook w:val="04A0" w:firstRow="1" w:lastRow="0" w:firstColumn="1" w:lastColumn="0" w:noHBand="0" w:noVBand="1"/>
       </w:tblPr>
       <w:tblGrid>
         <w:gridCol w:w="1054"/>
@@ -2158,7 +2158,7 @@
           <w:left w:w="10" w:type="dxa"/>
           <w:right w:w="10" w:type="dxa"/>
         </w:tblCellMar>
-        <w:tblLook w:val="0000" w:firstRow="0" w:lastRow="0" w:firstColumn="0" w:lastColumn="0" w:noHBand="0" w:noVBand="0"/>
+        <w:tblLook w:val="04A0" w:firstRow="1" w:lastRow="0" w:firstColumn="1" w:lastColumn="0" w:noHBand="0" w:noVBand="1"/>
       </w:tblPr>
       <w:tblGrid>
         <w:gridCol w:w="2636"/>
@@ -2498,7 +2498,7 @@
           <w:left w:w="10" w:type="dxa"/>
           <w:right w:w="10" w:type="dxa"/>
         </w:tblCellMar>
-        <w:tblLook w:val="0000" w:firstRow="0" w:lastRow="0" w:firstColumn="0" w:lastColumn="0" w:noHBand="0" w:noVBand="0"/>
+        <w:tblLook w:val="04A0" w:firstRow="1" w:lastRow="0" w:firstColumn="1" w:lastColumn="0" w:noHBand="0" w:noVBand="1"/>
       </w:tblPr>
       <w:tblGrid>
         <w:gridCol w:w="8787"/>
@@ -2585,7 +2585,7 @@
     <w:sdt>
       <w:sdtPr>
         <w:alias w:val="Contenido"/>
-        <w:id w:val="511566156"/>
+        <w:id w:val="1834956943"/>
       </w:sdtPr>
       <w:sdtEndPr/>
       <w:sdtContent>
@@ -2611,7 +2611,7 @@
           <w:r>
             <w:fldChar w:fldCharType="separate"/>
           </w:r>
-          <w:hyperlink w:anchor="_Toc242543271" w:history="1">
+          <w:hyperlink w:anchor="_Toc242545299" w:history="1">
             <w:r>
               <w:rPr>
                 <w:rStyle w:val="Hipervnculo"/>
@@ -2635,7 +2635,7 @@
               <w:rPr>
                 <w:noProof/>
               </w:rPr>
-              <w:instrText xml:space="preserve"> PAGEREF _Toc242543271 \h </w:instrText>
+              <w:instrText xml:space="preserve"> PAGEREF _Toc242545299 \h </w:instrText>
             </w:r>
             <w:r>
               <w:rPr>
@@ -2675,7 +2675,7 @@
               <w14:ligatures w14:val="standardContextual"/>
             </w:rPr>
           </w:pPr>
-          <w:hyperlink w:anchor="_Toc242543272" w:history="1">
+          <w:hyperlink w:anchor="_Toc242545300" w:history="1">
             <w:r>
               <w:rPr>
                 <w:rStyle w:val="Hipervnculo"/>
@@ -2699,7 +2699,7 @@
               <w:rPr>
                 <w:noProof/>
               </w:rPr>
-              <w:instrText xml:space="preserve"> PAGEREF _Toc242543272 \h </w:instrText>
+              <w:instrText xml:space="preserve"> PAGEREF _Toc242545300 \h </w:instrText>
             </w:r>
             <w:r>
               <w:rPr>
@@ -2739,7 +2739,7 @@
               <w14:ligatures w14:val="standardContextual"/>
             </w:rPr>
           </w:pPr>
-          <w:hyperlink w:anchor="_Toc242543273" w:history="1">
+          <w:hyperlink w:anchor="_Toc242545301" w:history="1">
             <w:r>
               <w:rPr>
                 <w:rStyle w:val="Hipervnculo"/>
@@ -2763,7 +2763,7 @@
               <w:rPr>
                 <w:noProof/>
               </w:rPr>
-              <w:instrText xml:space="preserve"> PAGEREF _Toc242543273 \h </w:instrText>
+              <w:instrText xml:space="preserve"> PAGEREF _Toc242545301 \h </w:instrText>
             </w:r>
             <w:r>
               <w:rPr>
@@ -2803,7 +2803,7 @@
               <w14:ligatures w14:val="standardContextual"/>
             </w:rPr>
           </w:pPr>
-          <w:hyperlink w:anchor="_Toc242543274" w:history="1">
+          <w:hyperlink w:anchor="_Toc242545302" w:history="1">
             <w:r>
               <w:rPr>
                 <w:rStyle w:val="Hipervnculo"/>
@@ -2827,7 +2827,7 @@
               <w:rPr>
                 <w:noProof/>
               </w:rPr>
-              <w:instrText xml:space="preserve"> PAGEREF _Toc242543274 \h </w:instrText>
+              <w:instrText xml:space="preserve"> PAGEREF _Toc242545302 \h </w:instrText>
             </w:r>
             <w:r>
               <w:rPr>
@@ -2867,7 +2867,7 @@
               <w14:ligatures w14:val="standardContextual"/>
             </w:rPr>
           </w:pPr>
-          <w:hyperlink w:anchor="_Toc242543275" w:history="1">
+          <w:hyperlink w:anchor="_Toc242545303" w:history="1">
             <w:r>
               <w:rPr>
                 <w:rStyle w:val="Hipervnculo"/>
@@ -2891,7 +2891,7 @@
               <w:rPr>
                 <w:noProof/>
               </w:rPr>
-              <w:instrText xml:space="preserve"> PAGEREF _Toc242543275 \h </w:instrText>
+              <w:instrText xml:space="preserve"> PAGEREF _Toc242545303 \h </w:instrText>
             </w:r>
             <w:r>
               <w:rPr>
@@ -2931,7 +2931,7 @@
               <w14:ligatures w14:val="standardContextual"/>
             </w:rPr>
           </w:pPr>
-          <w:hyperlink w:anchor="_Toc242543276" w:history="1">
+          <w:hyperlink w:anchor="_Toc242545304" w:history="1">
             <w:r>
               <w:rPr>
                 <w:rStyle w:val="Hipervnculo"/>
@@ -2955,7 +2955,7 @@
               <w:rPr>
                 <w:noProof/>
               </w:rPr>
-              <w:instrText xml:space="preserve"> PAGEREF _Toc242543276 \h </w:instrText>
+              <w:instrText xml:space="preserve"> PAGEREF _Toc242545304 \h </w:instrText>
             </w:r>
             <w:r>
               <w:rPr>
@@ -2995,7 +2995,7 @@
               <w14:ligatures w14:val="standardContextual"/>
             </w:rPr>
           </w:pPr>
-          <w:hyperlink w:anchor="_Toc242543277" w:history="1">
+          <w:hyperlink w:anchor="_Toc242545305" w:history="1">
             <w:r>
               <w:rPr>
                 <w:rStyle w:val="Hipervnculo"/>
@@ -3019,7 +3019,7 @@
               <w:rPr>
                 <w:noProof/>
               </w:rPr>
-              <w:instrText xml:space="preserve"> PAGEREF _Toc242543277 \h </w:instrText>
+              <w:instrText xml:space="preserve"> PAGEREF _Toc242545305 \h </w:instrText>
             </w:r>
             <w:r>
               <w:rPr>
@@ -3069,7 +3069,7 @@
       <w:pPr>
         <w:pStyle w:val="Ttulo1"/>
       </w:pPr>
-      <w:bookmarkStart w:id="0" w:name="_Toc242543271"/>
+      <w:bookmarkStart w:id="0" w:name="_Toc242545299"/>
       <w:r>
         <w:lastRenderedPageBreak/>
         <w:t>1. Enfoque de desarrollo y ciclo de vida</w:t>
@@ -3137,7 +3137,7 @@
           <w:left w:w="10" w:type="dxa"/>
           <w:right w:w="10" w:type="dxa"/>
         </w:tblCellMar>
-        <w:tblLook w:val="0000" w:firstRow="0" w:lastRow="0" w:firstColumn="0" w:lastColumn="0" w:noHBand="0" w:noVBand="0"/>
+        <w:tblLook w:val="04A0" w:firstRow="1" w:lastRow="0" w:firstColumn="1" w:lastColumn="0" w:noHBand="0" w:noVBand="1"/>
       </w:tblPr>
       <w:tblGrid>
         <w:gridCol w:w="1757"/>
@@ -4086,7 +4086,7 @@
           <w:left w:w="10" w:type="dxa"/>
           <w:right w:w="10" w:type="dxa"/>
         </w:tblCellMar>
-        <w:tblLook w:val="0000" w:firstRow="0" w:lastRow="0" w:firstColumn="0" w:lastColumn="0" w:noHBand="0" w:noVBand="0"/>
+        <w:tblLook w:val="04A0" w:firstRow="1" w:lastRow="0" w:firstColumn="1" w:lastColumn="0" w:noHBand="0" w:noVBand="1"/>
       </w:tblPr>
       <w:tblGrid>
         <w:gridCol w:w="2108"/>
@@ -4963,7 +4963,7 @@
       <w:pPr>
         <w:pStyle w:val="Ttulo1"/>
       </w:pPr>
-      <w:bookmarkStart w:id="1" w:name="_Toc242543272"/>
+      <w:bookmarkStart w:id="1" w:name="_Toc242545300"/>
       <w:r>
         <w:t>2. Planes que integran este plan</w:t>
       </w:r>
@@ -5011,7 +5011,7 @@
           <w:left w:w="10" w:type="dxa"/>
           <w:right w:w="10" w:type="dxa"/>
         </w:tblCellMar>
-        <w:tblLook w:val="0000" w:firstRow="0" w:lastRow="0" w:firstColumn="0" w:lastColumn="0" w:noHBand="0" w:noVBand="0"/>
+        <w:tblLook w:val="04A0" w:firstRow="1" w:lastRow="0" w:firstColumn="1" w:lastColumn="0" w:noHBand="0" w:noVBand="1"/>
       </w:tblPr>
       <w:tblGrid>
         <w:gridCol w:w="2987"/>
@@ -6601,7 +6601,7 @@
       <w:pPr>
         <w:pStyle w:val="Ttulo1"/>
       </w:pPr>
-      <w:bookmarkStart w:id="2" w:name="_Toc242543273"/>
+      <w:bookmarkStart w:id="2" w:name="_Toc242545301"/>
       <w:r>
         <w:t>3. Líneas base</w:t>
       </w:r>
@@ -6649,7 +6649,7 @@
           <w:left w:w="10" w:type="dxa"/>
           <w:right w:w="10" w:type="dxa"/>
         </w:tblCellMar>
-        <w:tblLook w:val="0000" w:firstRow="0" w:lastRow="0" w:firstColumn="0" w:lastColumn="0" w:noHBand="0" w:noVBand="0"/>
+        <w:tblLook w:val="04A0" w:firstRow="1" w:lastRow="0" w:firstColumn="1" w:lastColumn="0" w:noHBand="0" w:noVBand="1"/>
       </w:tblPr>
       <w:tblGrid>
         <w:gridCol w:w="1230"/>
@@ -7253,7 +7253,7 @@
       <w:pPr>
         <w:pStyle w:val="Ttulo1"/>
       </w:pPr>
-      <w:bookmarkStart w:id="3" w:name="_Toc242543274"/>
+      <w:bookmarkStart w:id="3" w:name="_Toc242545302"/>
       <w:r>
         <w:t>4. Gobernanza del proyecto</w:t>
       </w:r>
@@ -7310,7 +7310,7 @@
           <w:left w:w="10" w:type="dxa"/>
           <w:right w:w="10" w:type="dxa"/>
         </w:tblCellMar>
-        <w:tblLook w:val="0000" w:firstRow="0" w:lastRow="0" w:firstColumn="0" w:lastColumn="0" w:noHBand="0" w:noVBand="0"/>
+        <w:tblLook w:val="04A0" w:firstRow="1" w:lastRow="0" w:firstColumn="1" w:lastColumn="0" w:noHBand="0" w:noVBand="1"/>
       </w:tblPr>
       <w:tblGrid>
         <w:gridCol w:w="2284"/>
@@ -8027,7 +8027,7 @@
           <w:left w:w="10" w:type="dxa"/>
           <w:right w:w="10" w:type="dxa"/>
         </w:tblCellMar>
-        <w:tblLook w:val="0000" w:firstRow="0" w:lastRow="0" w:firstColumn="0" w:lastColumn="0" w:noHBand="0" w:noVBand="0"/>
+        <w:tblLook w:val="04A0" w:firstRow="1" w:lastRow="0" w:firstColumn="1" w:lastColumn="0" w:noHBand="0" w:noVBand="1"/>
       </w:tblPr>
       <w:tblGrid>
         <w:gridCol w:w="1933"/>
@@ -8913,7 +8913,7 @@
       <w:pPr>
         <w:pStyle w:val="Ttulo1"/>
       </w:pPr>
-      <w:bookmarkStart w:id="4" w:name="_Toc242543275"/>
+      <w:bookmarkStart w:id="4" w:name="_Toc242545303"/>
       <w:r>
         <w:t>5. Gestión de la configuración</w:t>
       </w:r>
@@ -8961,7 +8961,7 @@
           <w:left w:w="10" w:type="dxa"/>
           <w:right w:w="10" w:type="dxa"/>
         </w:tblCellMar>
-        <w:tblLook w:val="0000" w:firstRow="0" w:lastRow="0" w:firstColumn="0" w:lastColumn="0" w:noHBand="0" w:noVBand="0"/>
+        <w:tblLook w:val="04A0" w:firstRow="1" w:lastRow="0" w:firstColumn="1" w:lastColumn="0" w:noHBand="0" w:noVBand="1"/>
       </w:tblPr>
       <w:tblGrid>
         <w:gridCol w:w="2284"/>
@@ -9517,7 +9517,7 @@
       <w:pPr>
         <w:pStyle w:val="Ttulo1"/>
       </w:pPr>
-      <w:bookmarkStart w:id="5" w:name="_Toc242543276"/>
+      <w:bookmarkStart w:id="5" w:name="_Toc242545304"/>
       <w:r>
         <w:t>6. Medición del desempeño</w:t>
       </w:r>
@@ -9575,7 +9575,7 @@
           <w:left w:w="10" w:type="dxa"/>
           <w:right w:w="10" w:type="dxa"/>
         </w:tblCellMar>
-        <w:tblLook w:val="0000" w:firstRow="0" w:lastRow="0" w:firstColumn="0" w:lastColumn="0" w:noHBand="0" w:noVBand="0"/>
+        <w:tblLook w:val="04A0" w:firstRow="1" w:lastRow="0" w:firstColumn="1" w:lastColumn="0" w:noHBand="0" w:noVBand="1"/>
       </w:tblPr>
       <w:tblGrid>
         <w:gridCol w:w="3690"/>
@@ -10743,7 +10743,7 @@
       <w:pPr>
         <w:pStyle w:val="Ttulo1"/>
       </w:pPr>
-      <w:bookmarkStart w:id="6" w:name="_Toc242543277"/>
+      <w:bookmarkStart w:id="6" w:name="_Toc242545305"/>
       <w:r>
         <w:t>7. Mantenimiento del plan</w:t>
       </w:r>
@@ -11149,10 +11149,64 @@
 <file path=word/numbering.xml><?xml version="1.0" encoding="utf-8"?>
 <w:numbering xmlns:wpc="http://schemas.microsoft.com/office/word/2010/wordprocessingCanvas" xmlns:cx="http://schemas.microsoft.com/office/drawing/2014/chartex" xmlns:cx1="http://schemas.microsoft.com/office/drawing/2015/9/8/chartex" xmlns:cx2="http://schemas.microsoft.com/office/drawing/2015/10/21/chartex" xmlns:cx3="http://schemas.microsoft.com/office/drawing/2016/5/9/chartex" xmlns:cx4="http://schemas.microsoft.com/office/drawing/2016/5/10/chartex" xmlns:cx5="http://schemas.microsoft.com/office/drawing/2016/5/11/chartex" xmlns:cx6="http://schemas.microsoft.com/office/drawing/2016/5/12/chartex" xmlns:cx7="http://schemas.microsoft.com/office/drawing/2016/5/13/chartex" xmlns:cx8="http://schemas.microsoft.com/office/drawing/2016/5/14/chartex" xmlns:mc="http://schemas.openxmlformats.org/markup-compatibility/2006" xmlns:aink="http://schemas.microsoft.com/office/drawing/2016/ink" xmlns:am3d="http://schemas.microsoft.com/office/drawing/2017/model3d" xmlns:o="urn:schemas-microsoft-com:office:office" xmlns:oel="http://schemas.microsoft.com/office/2019/extlst" xmlns:r="http://schemas.openxmlformats.org/officeDocument/2006/relationships" xmlns:m="http://schemas.openxmlformats.org/officeDocument/2006/math" xmlns:v="urn:schemas-microsoft-com:vml" xmlns:wp14="http://schemas.microsoft.com/office/word/2010/wordprocessingDrawing" xmlns:wp="http://schemas.openxmlformats.org/drawingml/2006/wordprocessingDrawing" xmlns:w10="urn:schemas-microsoft-com:office:word" xmlns:w="http://schemas.openxmlformats.org/wordprocessingml/2006/main" xmlns:w14="http://schemas.microsoft.com/office/word/2010/wordml" xmlns:w15="http://schemas.microsoft.com/office/word/2012/wordml" xmlns:w16cex="http://schemas.microsoft.com/office/word/2018/wordml/cex" xmlns:w16cid="http://schemas.microsoft.com/office/word/2016/wordml/cid" xmlns:w16="http://schemas.microsoft.com/office/word/2018/wordml" xmlns:w16du="http://schemas.microsoft.com/office/word/2023/wordml/word16du" xmlns:w16sdtdh="http://schemas.microsoft.com/office/word/2020/wordml/sdtdatahash" xmlns:w16sdtfl="http://schemas.microsoft.com/office/word/2024/wordml/sdtformatlock" xmlns:w16se="http://schemas.microsoft.com/office/word/2015/wordml/symex" xmlns:wpg="http://schemas.microsoft.com/office/word/2010/wordprocessingGroup" xmlns:wpi="http://schemas.microsoft.com/office/word/2010/wordprocessingInk" xmlns:wne="http://schemas.microsoft.com/office/word/2006/wordml" xmlns:wps="http://schemas.microsoft.com/office/word/2010/wordprocessingShape" mc:Ignorable="w14 w15 w16se w16cid w16 w16cex w16sdtdh w16sdtfl w16du wp14">
   <w:abstractNum w:abstractNumId="0" w15:restartNumberingAfterBreak="0">
-    <w:nsid w:val="25DD4E2E"/>
+    <w:nsid w:val="03824856"/>
     <w:multiLevelType w:val="hybridMultilevel"/>
-    <w:tmpl w:val="EC681B30"/>
-    <w:lvl w:ilvl="0" w:tplc="85C8EE22">
+    <w:tmpl w:val="99E6919A"/>
+    <w:lvl w:ilvl="0" w:tplc="27F0680A">
+      <w:start w:val="1"/>
+      <w:numFmt w:val="decimal"/>
+      <w:lvlText w:val="%1."/>
+      <w:lvlJc w:val="left"/>
+      <w:pPr>
+        <w:ind w:left="560" w:hanging="340"/>
+      </w:pPr>
+    </w:lvl>
+    <w:lvl w:ilvl="1" w:tplc="C8E69DCC">
+      <w:numFmt w:val="decimal"/>
+      <w:lvlText w:val=""/>
+      <w:lvlJc w:val="left"/>
+    </w:lvl>
+    <w:lvl w:ilvl="2" w:tplc="19400ABE">
+      <w:numFmt w:val="decimal"/>
+      <w:lvlText w:val=""/>
+      <w:lvlJc w:val="left"/>
+    </w:lvl>
+    <w:lvl w:ilvl="3" w:tplc="8E9A29A0">
+      <w:numFmt w:val="decimal"/>
+      <w:lvlText w:val=""/>
+      <w:lvlJc w:val="left"/>
+    </w:lvl>
+    <w:lvl w:ilvl="4" w:tplc="301E4836">
+      <w:numFmt w:val="decimal"/>
+      <w:lvlText w:val=""/>
+      <w:lvlJc w:val="left"/>
+    </w:lvl>
+    <w:lvl w:ilvl="5" w:tplc="BE3230E8">
+      <w:numFmt w:val="decimal"/>
+      <w:lvlText w:val=""/>
+      <w:lvlJc w:val="left"/>
+    </w:lvl>
+    <w:lvl w:ilvl="6" w:tplc="9B2097CC">
+      <w:numFmt w:val="decimal"/>
+      <w:lvlText w:val=""/>
+      <w:lvlJc w:val="left"/>
+    </w:lvl>
+    <w:lvl w:ilvl="7" w:tplc="F22AE4BE">
+      <w:numFmt w:val="decimal"/>
+      <w:lvlText w:val=""/>
+      <w:lvlJc w:val="left"/>
+    </w:lvl>
+    <w:lvl w:ilvl="8" w:tplc="E0FCD366">
+      <w:numFmt w:val="decimal"/>
+      <w:lvlText w:val=""/>
+      <w:lvlJc w:val="left"/>
+    </w:lvl>
+  </w:abstractNum>
+  <w:abstractNum w:abstractNumId="1" w15:restartNumberingAfterBreak="0">
+    <w:nsid w:val="418005FC"/>
+    <w:multiLevelType w:val="hybridMultilevel"/>
+    <w:tmpl w:val="86141586"/>
+    <w:lvl w:ilvl="0" w:tplc="2B84ECC4">
       <w:start w:val="1"/>
       <w:numFmt w:val="bullet"/>
       <w:lvlText w:val="●"/>
@@ -11161,7 +11215,7 @@
         <w:ind w:left="720" w:hanging="360"/>
       </w:pPr>
     </w:lvl>
-    <w:lvl w:ilvl="1" w:tplc="1990EFA0">
+    <w:lvl w:ilvl="1" w:tplc="C6484692">
       <w:start w:val="1"/>
       <w:numFmt w:val="bullet"/>
       <w:lvlText w:val="○"/>
@@ -11170,7 +11224,7 @@
         <w:ind w:left="1440" w:hanging="360"/>
       </w:pPr>
     </w:lvl>
-    <w:lvl w:ilvl="2" w:tplc="89E47DA0">
+    <w:lvl w:ilvl="2" w:tplc="A5A8B282">
       <w:start w:val="1"/>
       <w:numFmt w:val="bullet"/>
       <w:lvlText w:val="■"/>
@@ -11179,7 +11233,7 @@
         <w:ind w:left="2160" w:hanging="360"/>
       </w:pPr>
     </w:lvl>
-    <w:lvl w:ilvl="3" w:tplc="FBC0A584">
+    <w:lvl w:ilvl="3" w:tplc="D01A2EEC">
       <w:start w:val="1"/>
       <w:numFmt w:val="bullet"/>
       <w:lvlText w:val="●"/>
@@ -11188,7 +11242,7 @@
         <w:ind w:left="2880" w:hanging="360"/>
       </w:pPr>
     </w:lvl>
-    <w:lvl w:ilvl="4" w:tplc="5E6818AE">
+    <w:lvl w:ilvl="4" w:tplc="765E659C">
       <w:start w:val="1"/>
       <w:numFmt w:val="bullet"/>
       <w:lvlText w:val="○"/>
@@ -11197,7 +11251,7 @@
         <w:ind w:left="3600" w:hanging="360"/>
       </w:pPr>
     </w:lvl>
-    <w:lvl w:ilvl="5" w:tplc="44BA2416">
+    <w:lvl w:ilvl="5" w:tplc="A61066E8">
       <w:start w:val="1"/>
       <w:numFmt w:val="bullet"/>
       <w:lvlText w:val="■"/>
@@ -11206,7 +11260,7 @@
         <w:ind w:left="4320" w:hanging="360"/>
       </w:pPr>
     </w:lvl>
-    <w:lvl w:ilvl="6" w:tplc="B9CAFC82">
+    <w:lvl w:ilvl="6" w:tplc="396065E2">
       <w:start w:val="1"/>
       <w:numFmt w:val="bullet"/>
       <w:lvlText w:val="●"/>
@@ -11215,7 +11269,7 @@
         <w:ind w:left="5040" w:hanging="360"/>
       </w:pPr>
     </w:lvl>
-    <w:lvl w:ilvl="7" w:tplc="902EB4BC">
+    <w:lvl w:ilvl="7" w:tplc="10A6EF9A">
       <w:start w:val="1"/>
       <w:numFmt w:val="bullet"/>
       <w:lvlText w:val="●"/>
@@ -11224,7 +11278,7 @@
         <w:ind w:left="5760" w:hanging="360"/>
       </w:pPr>
     </w:lvl>
-    <w:lvl w:ilvl="8" w:tplc="017661EC">
+    <w:lvl w:ilvl="8" w:tplc="AA842E0E">
       <w:start w:val="1"/>
       <w:numFmt w:val="bullet"/>
       <w:lvlText w:val="●"/>
@@ -11234,11 +11288,11 @@
       </w:pPr>
     </w:lvl>
   </w:abstractNum>
-  <w:abstractNum w:abstractNumId="1" w15:restartNumberingAfterBreak="0">
-    <w:nsid w:val="2A05402B"/>
+  <w:abstractNum w:abstractNumId="2" w15:restartNumberingAfterBreak="0">
+    <w:nsid w:val="5BAA449B"/>
     <w:multiLevelType w:val="hybridMultilevel"/>
-    <w:tmpl w:val="CB32D6BC"/>
-    <w:lvl w:ilvl="0" w:tplc="973C572E">
+    <w:tmpl w:val="635650FC"/>
+    <w:lvl w:ilvl="0" w:tplc="424496CE">
       <w:start w:val="1"/>
       <w:numFmt w:val="bullet"/>
       <w:lvlText w:val="•"/>
@@ -11247,103 +11301,49 @@
         <w:ind w:left="560" w:hanging="280"/>
       </w:pPr>
     </w:lvl>
-    <w:lvl w:ilvl="1" w:tplc="D260346A">
+    <w:lvl w:ilvl="1" w:tplc="DE7E4A88">
       <w:numFmt w:val="decimal"/>
       <w:lvlText w:val=""/>
       <w:lvlJc w:val="left"/>
     </w:lvl>
-    <w:lvl w:ilvl="2" w:tplc="5622B878">
+    <w:lvl w:ilvl="2" w:tplc="C4265E36">
       <w:numFmt w:val="decimal"/>
       <w:lvlText w:val=""/>
       <w:lvlJc w:val="left"/>
     </w:lvl>
-    <w:lvl w:ilvl="3" w:tplc="4866C944">
+    <w:lvl w:ilvl="3" w:tplc="D0B2B5D0">
       <w:numFmt w:val="decimal"/>
       <w:lvlText w:val=""/>
       <w:lvlJc w:val="left"/>
     </w:lvl>
-    <w:lvl w:ilvl="4" w:tplc="C2A6ED82">
+    <w:lvl w:ilvl="4" w:tplc="72023690">
       <w:numFmt w:val="decimal"/>
       <w:lvlText w:val=""/>
       <w:lvlJc w:val="left"/>
     </w:lvl>
-    <w:lvl w:ilvl="5" w:tplc="28A6DC26">
+    <w:lvl w:ilvl="5" w:tplc="8E70EFF8">
       <w:numFmt w:val="decimal"/>
       <w:lvlText w:val=""/>
       <w:lvlJc w:val="left"/>
     </w:lvl>
-    <w:lvl w:ilvl="6" w:tplc="19902C80">
+    <w:lvl w:ilvl="6" w:tplc="B1323F90">
       <w:numFmt w:val="decimal"/>
       <w:lvlText w:val=""/>
       <w:lvlJc w:val="left"/>
     </w:lvl>
-    <w:lvl w:ilvl="7" w:tplc="AF9EE4EE">
+    <w:lvl w:ilvl="7" w:tplc="DC2631DE">
       <w:numFmt w:val="decimal"/>
       <w:lvlText w:val=""/>
       <w:lvlJc w:val="left"/>
     </w:lvl>
-    <w:lvl w:ilvl="8" w:tplc="041E5948">
+    <w:lvl w:ilvl="8" w:tplc="922C1C9E">
       <w:numFmt w:val="decimal"/>
       <w:lvlText w:val=""/>
       <w:lvlJc w:val="left"/>
     </w:lvl>
   </w:abstractNum>
-  <w:abstractNum w:abstractNumId="2" w15:restartNumberingAfterBreak="0">
-    <w:nsid w:val="4FBC1FD7"/>
-    <w:multiLevelType w:val="hybridMultilevel"/>
-    <w:tmpl w:val="69A67552"/>
-    <w:lvl w:ilvl="0" w:tplc="62607F0A">
-      <w:start w:val="1"/>
-      <w:numFmt w:val="decimal"/>
-      <w:lvlText w:val="%1."/>
-      <w:lvlJc w:val="left"/>
-      <w:pPr>
-        <w:ind w:left="560" w:hanging="340"/>
-      </w:pPr>
-    </w:lvl>
-    <w:lvl w:ilvl="1" w:tplc="469A02EA">
-      <w:numFmt w:val="decimal"/>
-      <w:lvlText w:val=""/>
-      <w:lvlJc w:val="left"/>
-    </w:lvl>
-    <w:lvl w:ilvl="2" w:tplc="27F8A9EC">
-      <w:numFmt w:val="decimal"/>
-      <w:lvlText w:val=""/>
-      <w:lvlJc w:val="left"/>
-    </w:lvl>
-    <w:lvl w:ilvl="3" w:tplc="37D0850C">
-      <w:numFmt w:val="decimal"/>
-      <w:lvlText w:val=""/>
-      <w:lvlJc w:val="left"/>
-    </w:lvl>
-    <w:lvl w:ilvl="4" w:tplc="C7F80708">
-      <w:numFmt w:val="decimal"/>
-      <w:lvlText w:val=""/>
-      <w:lvlJc w:val="left"/>
-    </w:lvl>
-    <w:lvl w:ilvl="5" w:tplc="2FC04DAC">
-      <w:numFmt w:val="decimal"/>
-      <w:lvlText w:val=""/>
-      <w:lvlJc w:val="left"/>
-    </w:lvl>
-    <w:lvl w:ilvl="6" w:tplc="5682421E">
-      <w:numFmt w:val="decimal"/>
-      <w:lvlText w:val=""/>
-      <w:lvlJc w:val="left"/>
-    </w:lvl>
-    <w:lvl w:ilvl="7" w:tplc="D9622706">
-      <w:numFmt w:val="decimal"/>
-      <w:lvlText w:val=""/>
-      <w:lvlJc w:val="left"/>
-    </w:lvl>
-    <w:lvl w:ilvl="8" w:tplc="8C70280C">
-      <w:numFmt w:val="decimal"/>
-      <w:lvlText w:val=""/>
-      <w:lvlJc w:val="left"/>
-    </w:lvl>
-  </w:abstractNum>
-  <w:num w:numId="1" w16cid:durableId="137846718">
-    <w:abstractNumId w:val="0"/>
+  <w:num w:numId="1" w16cid:durableId="796921329">
+    <w:abstractNumId w:val="1"/>
     <w:lvlOverride w:ilvl="0">
       <w:startOverride w:val="1"/>
     </w:lvlOverride>
@@ -11936,7 +11936,7 @@
     <w:autoRedefine/>
     <w:uiPriority w:val="39"/>
     <w:unhideWhenUsed/>
-    <w:rsid w:val="00F03A3D"/>
+    <w:rsid w:val="00660CA5"/>
     <w:pPr>
       <w:spacing w:after="100"/>
     </w:pPr>

--- a/public/documentos/GOB-04-plan-para-la-direccion-del-proyecto.docx
+++ b/public/documentos/GOB-04-plan-para-la-direccion-del-proyecto.docx
@@ -52,7 +52,7 @@
                 <w:noProof/>
               </w:rPr>
               <w:drawing>
-                <wp:inline distT="0" distB="0" distL="0" distR="0" wp14:anchorId="68DFEE29" wp14:editId="71C0994C">
+                <wp:inline distT="0" distB="0" distL="0" distR="0" wp14:anchorId="0E79A90E" wp14:editId="6C574770">
                   <wp:extent cx="990600" cy="990600"/>
                   <wp:effectExtent l="0" t="0" r="0" b="0"/>
                   <wp:docPr id="1" name="Imagen 1"/>
@@ -171,10 +171,10 @@
                 <w:noProof/>
               </w:rPr>
               <w:drawing>
-                <wp:inline distT="0" distB="0" distL="0" distR="0" wp14:anchorId="04C5E2DD" wp14:editId="369CDB47">
+                <wp:inline distT="0" distB="0" distL="0" distR="0" wp14:anchorId="6B5C8D38" wp14:editId="58A28F29">
                   <wp:extent cx="800100" cy="800100"/>
                   <wp:effectExtent l="0" t="0" r="0" b="0"/>
-                  <wp:docPr id="254317173" name="Imagen 254317173"/>
+                  <wp:docPr id="595549808" name="Imagen 595549808"/>
                   <wp:cNvGraphicFramePr>
                     <a:graphicFrameLocks xmlns:a="http://schemas.openxmlformats.org/drawingml/2006/main" noChangeAspect="1"/>
                   </wp:cNvGraphicFramePr>
@@ -2585,7 +2585,7 @@
     <w:sdt>
       <w:sdtPr>
         <w:alias w:val="Contenido"/>
-        <w:id w:val="1834956943"/>
+        <w:id w:val="-687136011"/>
       </w:sdtPr>
       <w:sdtEndPr/>
       <w:sdtContent>
@@ -2611,7 +2611,7 @@
           <w:r>
             <w:fldChar w:fldCharType="separate"/>
           </w:r>
-          <w:hyperlink w:anchor="_Toc242545299" w:history="1">
+          <w:hyperlink w:anchor="_Toc242549513" w:history="1">
             <w:r>
               <w:rPr>
                 <w:rStyle w:val="Hipervnculo"/>
@@ -2635,7 +2635,7 @@
               <w:rPr>
                 <w:noProof/>
               </w:rPr>
-              <w:instrText xml:space="preserve"> PAGEREF _Toc242545299 \h </w:instrText>
+              <w:instrText xml:space="preserve"> PAGEREF _Toc242549513 \h </w:instrText>
             </w:r>
             <w:r>
               <w:rPr>
@@ -2675,7 +2675,7 @@
               <w14:ligatures w14:val="standardContextual"/>
             </w:rPr>
           </w:pPr>
-          <w:hyperlink w:anchor="_Toc242545300" w:history="1">
+          <w:hyperlink w:anchor="_Toc242549514" w:history="1">
             <w:r>
               <w:rPr>
                 <w:rStyle w:val="Hipervnculo"/>
@@ -2699,7 +2699,7 @@
               <w:rPr>
                 <w:noProof/>
               </w:rPr>
-              <w:instrText xml:space="preserve"> PAGEREF _Toc242545300 \h </w:instrText>
+              <w:instrText xml:space="preserve"> PAGEREF _Toc242549514 \h </w:instrText>
             </w:r>
             <w:r>
               <w:rPr>
@@ -2739,7 +2739,7 @@
               <w14:ligatures w14:val="standardContextual"/>
             </w:rPr>
           </w:pPr>
-          <w:hyperlink w:anchor="_Toc242545301" w:history="1">
+          <w:hyperlink w:anchor="_Toc242549515" w:history="1">
             <w:r>
               <w:rPr>
                 <w:rStyle w:val="Hipervnculo"/>
@@ -2763,7 +2763,7 @@
               <w:rPr>
                 <w:noProof/>
               </w:rPr>
-              <w:instrText xml:space="preserve"> PAGEREF _Toc242545301 \h </w:instrText>
+              <w:instrText xml:space="preserve"> PAGEREF _Toc242549515 \h </w:instrText>
             </w:r>
             <w:r>
               <w:rPr>
@@ -2803,7 +2803,7 @@
               <w14:ligatures w14:val="standardContextual"/>
             </w:rPr>
           </w:pPr>
-          <w:hyperlink w:anchor="_Toc242545302" w:history="1">
+          <w:hyperlink w:anchor="_Toc242549516" w:history="1">
             <w:r>
               <w:rPr>
                 <w:rStyle w:val="Hipervnculo"/>
@@ -2827,7 +2827,7 @@
               <w:rPr>
                 <w:noProof/>
               </w:rPr>
-              <w:instrText xml:space="preserve"> PAGEREF _Toc242545302 \h </w:instrText>
+              <w:instrText xml:space="preserve"> PAGEREF _Toc242549516 \h </w:instrText>
             </w:r>
             <w:r>
               <w:rPr>
@@ -2867,7 +2867,7 @@
               <w14:ligatures w14:val="standardContextual"/>
             </w:rPr>
           </w:pPr>
-          <w:hyperlink w:anchor="_Toc242545303" w:history="1">
+          <w:hyperlink w:anchor="_Toc242549517" w:history="1">
             <w:r>
               <w:rPr>
                 <w:rStyle w:val="Hipervnculo"/>
@@ -2891,7 +2891,7 @@
               <w:rPr>
                 <w:noProof/>
               </w:rPr>
-              <w:instrText xml:space="preserve"> PAGEREF _Toc242545303 \h </w:instrText>
+              <w:instrText xml:space="preserve"> PAGEREF _Toc242549517 \h </w:instrText>
             </w:r>
             <w:r>
               <w:rPr>
@@ -2931,7 +2931,7 @@
               <w14:ligatures w14:val="standardContextual"/>
             </w:rPr>
           </w:pPr>
-          <w:hyperlink w:anchor="_Toc242545304" w:history="1">
+          <w:hyperlink w:anchor="_Toc242549518" w:history="1">
             <w:r>
               <w:rPr>
                 <w:rStyle w:val="Hipervnculo"/>
@@ -2955,7 +2955,7 @@
               <w:rPr>
                 <w:noProof/>
               </w:rPr>
-              <w:instrText xml:space="preserve"> PAGEREF _Toc242545304 \h </w:instrText>
+              <w:instrText xml:space="preserve"> PAGEREF _Toc242549518 \h </w:instrText>
             </w:r>
             <w:r>
               <w:rPr>
@@ -2995,7 +2995,7 @@
               <w14:ligatures w14:val="standardContextual"/>
             </w:rPr>
           </w:pPr>
-          <w:hyperlink w:anchor="_Toc242545305" w:history="1">
+          <w:hyperlink w:anchor="_Toc242549519" w:history="1">
             <w:r>
               <w:rPr>
                 <w:rStyle w:val="Hipervnculo"/>
@@ -3019,7 +3019,7 @@
               <w:rPr>
                 <w:noProof/>
               </w:rPr>
-              <w:instrText xml:space="preserve"> PAGEREF _Toc242545305 \h </w:instrText>
+              <w:instrText xml:space="preserve"> PAGEREF _Toc242549519 \h </w:instrText>
             </w:r>
             <w:r>
               <w:rPr>
@@ -3069,7 +3069,7 @@
       <w:pPr>
         <w:pStyle w:val="Ttulo1"/>
       </w:pPr>
-      <w:bookmarkStart w:id="0" w:name="_Toc242545299"/>
+      <w:bookmarkStart w:id="0" w:name="_Toc242549513"/>
       <w:r>
         <w:lastRenderedPageBreak/>
         <w:t>1. Enfoque de desarrollo y ciclo de vida</w:t>
@@ -4963,7 +4963,7 @@
       <w:pPr>
         <w:pStyle w:val="Ttulo1"/>
       </w:pPr>
-      <w:bookmarkStart w:id="1" w:name="_Toc242545300"/>
+      <w:bookmarkStart w:id="1" w:name="_Toc242549514"/>
       <w:r>
         <w:t>2. Planes que integran este plan</w:t>
       </w:r>
@@ -6601,7 +6601,7 @@
       <w:pPr>
         <w:pStyle w:val="Ttulo1"/>
       </w:pPr>
-      <w:bookmarkStart w:id="2" w:name="_Toc242545301"/>
+      <w:bookmarkStart w:id="2" w:name="_Toc242549515"/>
       <w:r>
         <w:t>3. Líneas base</w:t>
       </w:r>
@@ -7253,7 +7253,7 @@
       <w:pPr>
         <w:pStyle w:val="Ttulo1"/>
       </w:pPr>
-      <w:bookmarkStart w:id="3" w:name="_Toc242545302"/>
+      <w:bookmarkStart w:id="3" w:name="_Toc242549516"/>
       <w:r>
         <w:t>4. Gobernanza del proyecto</w:t>
       </w:r>
@@ -8913,7 +8913,7 @@
       <w:pPr>
         <w:pStyle w:val="Ttulo1"/>
       </w:pPr>
-      <w:bookmarkStart w:id="4" w:name="_Toc242545303"/>
+      <w:bookmarkStart w:id="4" w:name="_Toc242549517"/>
       <w:r>
         <w:t>5. Gestión de la configuración</w:t>
       </w:r>
@@ -9517,7 +9517,7 @@
       <w:pPr>
         <w:pStyle w:val="Ttulo1"/>
       </w:pPr>
-      <w:bookmarkStart w:id="5" w:name="_Toc242545304"/>
+      <w:bookmarkStart w:id="5" w:name="_Toc242549518"/>
       <w:r>
         <w:t>6. Medición del desempeño</w:t>
       </w:r>
@@ -10743,7 +10743,7 @@
       <w:pPr>
         <w:pStyle w:val="Ttulo1"/>
       </w:pPr>
-      <w:bookmarkStart w:id="6" w:name="_Toc242545305"/>
+      <w:bookmarkStart w:id="6" w:name="_Toc242549519"/>
       <w:r>
         <w:t>7. Mantenimiento del plan</w:t>
       </w:r>
@@ -11149,10 +11149,10 @@
 <file path=word/numbering.xml><?xml version="1.0" encoding="utf-8"?>
 <w:numbering xmlns:wpc="http://schemas.microsoft.com/office/word/2010/wordprocessingCanvas" xmlns:cx="http://schemas.microsoft.com/office/drawing/2014/chartex" xmlns:cx1="http://schemas.microsoft.com/office/drawing/2015/9/8/chartex" xmlns:cx2="http://schemas.microsoft.com/office/drawing/2015/10/21/chartex" xmlns:cx3="http://schemas.microsoft.com/office/drawing/2016/5/9/chartex" xmlns:cx4="http://schemas.microsoft.com/office/drawing/2016/5/10/chartex" xmlns:cx5="http://schemas.microsoft.com/office/drawing/2016/5/11/chartex" xmlns:cx6="http://schemas.microsoft.com/office/drawing/2016/5/12/chartex" xmlns:cx7="http://schemas.microsoft.com/office/drawing/2016/5/13/chartex" xmlns:cx8="http://schemas.microsoft.com/office/drawing/2016/5/14/chartex" xmlns:mc="http://schemas.openxmlformats.org/markup-compatibility/2006" xmlns:aink="http://schemas.microsoft.com/office/drawing/2016/ink" xmlns:am3d="http://schemas.microsoft.com/office/drawing/2017/model3d" xmlns:o="urn:schemas-microsoft-com:office:office" xmlns:oel="http://schemas.microsoft.com/office/2019/extlst" xmlns:r="http://schemas.openxmlformats.org/officeDocument/2006/relationships" xmlns:m="http://schemas.openxmlformats.org/officeDocument/2006/math" xmlns:v="urn:schemas-microsoft-com:vml" xmlns:wp14="http://schemas.microsoft.com/office/word/2010/wordprocessingDrawing" xmlns:wp="http://schemas.openxmlformats.org/drawingml/2006/wordprocessingDrawing" xmlns:w10="urn:schemas-microsoft-com:office:word" xmlns:w="http://schemas.openxmlformats.org/wordprocessingml/2006/main" xmlns:w14="http://schemas.microsoft.com/office/word/2010/wordml" xmlns:w15="http://schemas.microsoft.com/office/word/2012/wordml" xmlns:w16cex="http://schemas.microsoft.com/office/word/2018/wordml/cex" xmlns:w16cid="http://schemas.microsoft.com/office/word/2016/wordml/cid" xmlns:w16="http://schemas.microsoft.com/office/word/2018/wordml" xmlns:w16du="http://schemas.microsoft.com/office/word/2023/wordml/word16du" xmlns:w16sdtdh="http://schemas.microsoft.com/office/word/2020/wordml/sdtdatahash" xmlns:w16sdtfl="http://schemas.microsoft.com/office/word/2024/wordml/sdtformatlock" xmlns:w16se="http://schemas.microsoft.com/office/word/2015/wordml/symex" xmlns:wpg="http://schemas.microsoft.com/office/word/2010/wordprocessingGroup" xmlns:wpi="http://schemas.microsoft.com/office/word/2010/wordprocessingInk" xmlns:wne="http://schemas.microsoft.com/office/word/2006/wordml" xmlns:wps="http://schemas.microsoft.com/office/word/2010/wordprocessingShape" mc:Ignorable="w14 w15 w16se w16cid w16 w16cex w16sdtdh w16sdtfl w16du wp14">
   <w:abstractNum w:abstractNumId="0" w15:restartNumberingAfterBreak="0">
-    <w:nsid w:val="03824856"/>
+    <w:nsid w:val="13C513CC"/>
     <w:multiLevelType w:val="hybridMultilevel"/>
-    <w:tmpl w:val="99E6919A"/>
-    <w:lvl w:ilvl="0" w:tplc="27F0680A">
+    <w:tmpl w:val="56FA13F4"/>
+    <w:lvl w:ilvl="0" w:tplc="EAC8B232">
       <w:start w:val="1"/>
       <w:numFmt w:val="decimal"/>
       <w:lvlText w:val="%1."/>
@@ -11161,52 +11161,106 @@
         <w:ind w:left="560" w:hanging="340"/>
       </w:pPr>
     </w:lvl>
-    <w:lvl w:ilvl="1" w:tplc="C8E69DCC">
+    <w:lvl w:ilvl="1" w:tplc="AAF4C032">
       <w:numFmt w:val="decimal"/>
       <w:lvlText w:val=""/>
       <w:lvlJc w:val="left"/>
     </w:lvl>
-    <w:lvl w:ilvl="2" w:tplc="19400ABE">
+    <w:lvl w:ilvl="2" w:tplc="C09E0F52">
       <w:numFmt w:val="decimal"/>
       <w:lvlText w:val=""/>
       <w:lvlJc w:val="left"/>
     </w:lvl>
-    <w:lvl w:ilvl="3" w:tplc="8E9A29A0">
+    <w:lvl w:ilvl="3" w:tplc="2F1E21E2">
       <w:numFmt w:val="decimal"/>
       <w:lvlText w:val=""/>
       <w:lvlJc w:val="left"/>
     </w:lvl>
-    <w:lvl w:ilvl="4" w:tplc="301E4836">
+    <w:lvl w:ilvl="4" w:tplc="2F5AEAE2">
       <w:numFmt w:val="decimal"/>
       <w:lvlText w:val=""/>
       <w:lvlJc w:val="left"/>
     </w:lvl>
-    <w:lvl w:ilvl="5" w:tplc="BE3230E8">
+    <w:lvl w:ilvl="5" w:tplc="82928AB2">
       <w:numFmt w:val="decimal"/>
       <w:lvlText w:val=""/>
       <w:lvlJc w:val="left"/>
     </w:lvl>
-    <w:lvl w:ilvl="6" w:tplc="9B2097CC">
+    <w:lvl w:ilvl="6" w:tplc="54583046">
       <w:numFmt w:val="decimal"/>
       <w:lvlText w:val=""/>
       <w:lvlJc w:val="left"/>
     </w:lvl>
-    <w:lvl w:ilvl="7" w:tplc="F22AE4BE">
+    <w:lvl w:ilvl="7" w:tplc="7D4E9FF0">
       <w:numFmt w:val="decimal"/>
       <w:lvlText w:val=""/>
       <w:lvlJc w:val="left"/>
     </w:lvl>
-    <w:lvl w:ilvl="8" w:tplc="E0FCD366">
+    <w:lvl w:ilvl="8" w:tplc="5150DB92">
       <w:numFmt w:val="decimal"/>
       <w:lvlText w:val=""/>
       <w:lvlJc w:val="left"/>
     </w:lvl>
   </w:abstractNum>
   <w:abstractNum w:abstractNumId="1" w15:restartNumberingAfterBreak="0">
-    <w:nsid w:val="418005FC"/>
+    <w:nsid w:val="1A486404"/>
     <w:multiLevelType w:val="hybridMultilevel"/>
-    <w:tmpl w:val="86141586"/>
-    <w:lvl w:ilvl="0" w:tplc="2B84ECC4">
+    <w:tmpl w:val="51B643D4"/>
+    <w:lvl w:ilvl="0" w:tplc="90EA08C2">
+      <w:start w:val="1"/>
+      <w:numFmt w:val="bullet"/>
+      <w:lvlText w:val="•"/>
+      <w:lvlJc w:val="left"/>
+      <w:pPr>
+        <w:ind w:left="560" w:hanging="280"/>
+      </w:pPr>
+    </w:lvl>
+    <w:lvl w:ilvl="1" w:tplc="7DBE60DC">
+      <w:numFmt w:val="decimal"/>
+      <w:lvlText w:val=""/>
+      <w:lvlJc w:val="left"/>
+    </w:lvl>
+    <w:lvl w:ilvl="2" w:tplc="39D288B0">
+      <w:numFmt w:val="decimal"/>
+      <w:lvlText w:val=""/>
+      <w:lvlJc w:val="left"/>
+    </w:lvl>
+    <w:lvl w:ilvl="3" w:tplc="3ECA44F6">
+      <w:numFmt w:val="decimal"/>
+      <w:lvlText w:val=""/>
+      <w:lvlJc w:val="left"/>
+    </w:lvl>
+    <w:lvl w:ilvl="4" w:tplc="048480DC">
+      <w:numFmt w:val="decimal"/>
+      <w:lvlText w:val=""/>
+      <w:lvlJc w:val="left"/>
+    </w:lvl>
+    <w:lvl w:ilvl="5" w:tplc="EF681268">
+      <w:numFmt w:val="decimal"/>
+      <w:lvlText w:val=""/>
+      <w:lvlJc w:val="left"/>
+    </w:lvl>
+    <w:lvl w:ilvl="6" w:tplc="7C2C23A8">
+      <w:numFmt w:val="decimal"/>
+      <w:lvlText w:val=""/>
+      <w:lvlJc w:val="left"/>
+    </w:lvl>
+    <w:lvl w:ilvl="7" w:tplc="5BB4902E">
+      <w:numFmt w:val="decimal"/>
+      <w:lvlText w:val=""/>
+      <w:lvlJc w:val="left"/>
+    </w:lvl>
+    <w:lvl w:ilvl="8" w:tplc="CA70A06E">
+      <w:numFmt w:val="decimal"/>
+      <w:lvlText w:val=""/>
+      <w:lvlJc w:val="left"/>
+    </w:lvl>
+  </w:abstractNum>
+  <w:abstractNum w:abstractNumId="2" w15:restartNumberingAfterBreak="0">
+    <w:nsid w:val="5C7966F5"/>
+    <w:multiLevelType w:val="hybridMultilevel"/>
+    <w:tmpl w:val="2D546688"/>
+    <w:lvl w:ilvl="0" w:tplc="D488FC28">
       <w:start w:val="1"/>
       <w:numFmt w:val="bullet"/>
       <w:lvlText w:val="●"/>
@@ -11215,7 +11269,7 @@
         <w:ind w:left="720" w:hanging="360"/>
       </w:pPr>
     </w:lvl>
-    <w:lvl w:ilvl="1" w:tplc="C6484692">
+    <w:lvl w:ilvl="1" w:tplc="24320854">
       <w:start w:val="1"/>
       <w:numFmt w:val="bullet"/>
       <w:lvlText w:val="○"/>
@@ -11224,7 +11278,7 @@
         <w:ind w:left="1440" w:hanging="360"/>
       </w:pPr>
     </w:lvl>
-    <w:lvl w:ilvl="2" w:tplc="A5A8B282">
+    <w:lvl w:ilvl="2" w:tplc="D8165292">
       <w:start w:val="1"/>
       <w:numFmt w:val="bullet"/>
       <w:lvlText w:val="■"/>
@@ -11233,7 +11287,7 @@
         <w:ind w:left="2160" w:hanging="360"/>
       </w:pPr>
     </w:lvl>
-    <w:lvl w:ilvl="3" w:tplc="D01A2EEC">
+    <w:lvl w:ilvl="3" w:tplc="190C4DD0">
       <w:start w:val="1"/>
       <w:numFmt w:val="bullet"/>
       <w:lvlText w:val="●"/>
@@ -11242,7 +11296,7 @@
         <w:ind w:left="2880" w:hanging="360"/>
       </w:pPr>
     </w:lvl>
-    <w:lvl w:ilvl="4" w:tplc="765E659C">
+    <w:lvl w:ilvl="4" w:tplc="A1104B24">
       <w:start w:val="1"/>
       <w:numFmt w:val="bullet"/>
       <w:lvlText w:val="○"/>
@@ -11251,7 +11305,7 @@
         <w:ind w:left="3600" w:hanging="360"/>
       </w:pPr>
     </w:lvl>
-    <w:lvl w:ilvl="5" w:tplc="A61066E8">
+    <w:lvl w:ilvl="5" w:tplc="29E6BA98">
       <w:start w:val="1"/>
       <w:numFmt w:val="bullet"/>
       <w:lvlText w:val="■"/>
@@ -11260,7 +11314,7 @@
         <w:ind w:left="4320" w:hanging="360"/>
       </w:pPr>
     </w:lvl>
-    <w:lvl w:ilvl="6" w:tplc="396065E2">
+    <w:lvl w:ilvl="6" w:tplc="D4FC7AE4">
       <w:start w:val="1"/>
       <w:numFmt w:val="bullet"/>
       <w:lvlText w:val="●"/>
@@ -11269,7 +11323,7 @@
         <w:ind w:left="5040" w:hanging="360"/>
       </w:pPr>
     </w:lvl>
-    <w:lvl w:ilvl="7" w:tplc="10A6EF9A">
+    <w:lvl w:ilvl="7" w:tplc="06F2EE5A">
       <w:start w:val="1"/>
       <w:numFmt w:val="bullet"/>
       <w:lvlText w:val="●"/>
@@ -11278,7 +11332,7 @@
         <w:ind w:left="5760" w:hanging="360"/>
       </w:pPr>
     </w:lvl>
-    <w:lvl w:ilvl="8" w:tplc="AA842E0E">
+    <w:lvl w:ilvl="8" w:tplc="964202AE">
       <w:start w:val="1"/>
       <w:numFmt w:val="bullet"/>
       <w:lvlText w:val="●"/>
@@ -11288,62 +11342,8 @@
       </w:pPr>
     </w:lvl>
   </w:abstractNum>
-  <w:abstractNum w:abstractNumId="2" w15:restartNumberingAfterBreak="0">
-    <w:nsid w:val="5BAA449B"/>
-    <w:multiLevelType w:val="hybridMultilevel"/>
-    <w:tmpl w:val="635650FC"/>
-    <w:lvl w:ilvl="0" w:tplc="424496CE">
-      <w:start w:val="1"/>
-      <w:numFmt w:val="bullet"/>
-      <w:lvlText w:val="•"/>
-      <w:lvlJc w:val="left"/>
-      <w:pPr>
-        <w:ind w:left="560" w:hanging="280"/>
-      </w:pPr>
-    </w:lvl>
-    <w:lvl w:ilvl="1" w:tplc="DE7E4A88">
-      <w:numFmt w:val="decimal"/>
-      <w:lvlText w:val=""/>
-      <w:lvlJc w:val="left"/>
-    </w:lvl>
-    <w:lvl w:ilvl="2" w:tplc="C4265E36">
-      <w:numFmt w:val="decimal"/>
-      <w:lvlText w:val=""/>
-      <w:lvlJc w:val="left"/>
-    </w:lvl>
-    <w:lvl w:ilvl="3" w:tplc="D0B2B5D0">
-      <w:numFmt w:val="decimal"/>
-      <w:lvlText w:val=""/>
-      <w:lvlJc w:val="left"/>
-    </w:lvl>
-    <w:lvl w:ilvl="4" w:tplc="72023690">
-      <w:numFmt w:val="decimal"/>
-      <w:lvlText w:val=""/>
-      <w:lvlJc w:val="left"/>
-    </w:lvl>
-    <w:lvl w:ilvl="5" w:tplc="8E70EFF8">
-      <w:numFmt w:val="decimal"/>
-      <w:lvlText w:val=""/>
-      <w:lvlJc w:val="left"/>
-    </w:lvl>
-    <w:lvl w:ilvl="6" w:tplc="B1323F90">
-      <w:numFmt w:val="decimal"/>
-      <w:lvlText w:val=""/>
-      <w:lvlJc w:val="left"/>
-    </w:lvl>
-    <w:lvl w:ilvl="7" w:tplc="DC2631DE">
-      <w:numFmt w:val="decimal"/>
-      <w:lvlText w:val=""/>
-      <w:lvlJc w:val="left"/>
-    </w:lvl>
-    <w:lvl w:ilvl="8" w:tplc="922C1C9E">
-      <w:numFmt w:val="decimal"/>
-      <w:lvlText w:val=""/>
-      <w:lvlJc w:val="left"/>
-    </w:lvl>
-  </w:abstractNum>
-  <w:num w:numId="1" w16cid:durableId="796921329">
-    <w:abstractNumId w:val="1"/>
+  <w:num w:numId="1" w16cid:durableId="1620844250">
+    <w:abstractNumId w:val="2"/>
     <w:lvlOverride w:ilvl="0">
       <w:startOverride w:val="1"/>
     </w:lvlOverride>
@@ -11936,7 +11936,7 @@
     <w:autoRedefine/>
     <w:uiPriority w:val="39"/>
     <w:unhideWhenUsed/>
-    <w:rsid w:val="00660CA5"/>
+    <w:rsid w:val="00EB5E7E"/>
     <w:pPr>
       <w:spacing w:after="100"/>
     </w:pPr>

--- a/public/documentos/GOB-04-plan-para-la-direccion-del-proyecto.docx
+++ b/public/documentos/GOB-04-plan-para-la-direccion-del-proyecto.docx
@@ -52,7 +52,7 @@
                 <w:noProof/>
               </w:rPr>
               <w:drawing>
-                <wp:inline distT="0" distB="0" distL="0" distR="0" wp14:anchorId="0E79A90E" wp14:editId="6C574770">
+                <wp:inline distT="0" distB="0" distL="0" distR="0" wp14:anchorId="2BA6940E" wp14:editId="308AA65E">
                   <wp:extent cx="990600" cy="990600"/>
                   <wp:effectExtent l="0" t="0" r="0" b="0"/>
                   <wp:docPr id="1" name="Imagen 1"/>
@@ -171,10 +171,10 @@
                 <w:noProof/>
               </w:rPr>
               <w:drawing>
-                <wp:inline distT="0" distB="0" distL="0" distR="0" wp14:anchorId="6B5C8D38" wp14:editId="58A28F29">
+                <wp:inline distT="0" distB="0" distL="0" distR="0" wp14:anchorId="521D305A" wp14:editId="44D4BC1F">
                   <wp:extent cx="800100" cy="800100"/>
                   <wp:effectExtent l="0" t="0" r="0" b="0"/>
-                  <wp:docPr id="595549808" name="Imagen 595549808"/>
+                  <wp:docPr id="2027561106" name="Imagen 2027561106"/>
                   <wp:cNvGraphicFramePr>
                     <a:graphicFrameLocks xmlns:a="http://schemas.openxmlformats.org/drawingml/2006/main" noChangeAspect="1"/>
                   </wp:cNvGraphicFramePr>
@@ -1117,7 +1117,7 @@
                 <w:sz w:val="17"/>
                 <w:szCs w:val="17"/>
               </w:rPr>
-              <w:t>Responsable del modelo de Machine Learning</w:t>
+              <w:t>Responsable del modelo de Machine Learning y Product Owner</w:t>
             </w:r>
           </w:p>
         </w:tc>
@@ -2585,7 +2585,7 @@
     <w:sdt>
       <w:sdtPr>
         <w:alias w:val="Contenido"/>
-        <w:id w:val="-687136011"/>
+        <w:id w:val="1054966016"/>
       </w:sdtPr>
       <w:sdtEndPr/>
       <w:sdtContent>
@@ -2611,7 +2611,7 @@
           <w:r>
             <w:fldChar w:fldCharType="separate"/>
           </w:r>
-          <w:hyperlink w:anchor="_Toc242549513" w:history="1">
+          <w:hyperlink w:anchor="_Toc243091565" w:history="1">
             <w:r>
               <w:rPr>
                 <w:rStyle w:val="Hipervnculo"/>
@@ -2635,7 +2635,7 @@
               <w:rPr>
                 <w:noProof/>
               </w:rPr>
-              <w:instrText xml:space="preserve"> PAGEREF _Toc242549513 \h </w:instrText>
+              <w:instrText xml:space="preserve"> PAGEREF _Toc243091565 \h </w:instrText>
             </w:r>
             <w:r>
               <w:rPr>
@@ -2675,7 +2675,7 @@
               <w14:ligatures w14:val="standardContextual"/>
             </w:rPr>
           </w:pPr>
-          <w:hyperlink w:anchor="_Toc242549514" w:history="1">
+          <w:hyperlink w:anchor="_Toc243091566" w:history="1">
             <w:r>
               <w:rPr>
                 <w:rStyle w:val="Hipervnculo"/>
@@ -2699,7 +2699,7 @@
               <w:rPr>
                 <w:noProof/>
               </w:rPr>
-              <w:instrText xml:space="preserve"> PAGEREF _Toc242549514 \h </w:instrText>
+              <w:instrText xml:space="preserve"> PAGEREF _Toc243091566 \h </w:instrText>
             </w:r>
             <w:r>
               <w:rPr>
@@ -2739,7 +2739,7 @@
               <w14:ligatures w14:val="standardContextual"/>
             </w:rPr>
           </w:pPr>
-          <w:hyperlink w:anchor="_Toc242549515" w:history="1">
+          <w:hyperlink w:anchor="_Toc243091567" w:history="1">
             <w:r>
               <w:rPr>
                 <w:rStyle w:val="Hipervnculo"/>
@@ -2763,7 +2763,7 @@
               <w:rPr>
                 <w:noProof/>
               </w:rPr>
-              <w:instrText xml:space="preserve"> PAGEREF _Toc242549515 \h </w:instrText>
+              <w:instrText xml:space="preserve"> PAGEREF _Toc243091567 \h </w:instrText>
             </w:r>
             <w:r>
               <w:rPr>
@@ -2803,7 +2803,7 @@
               <w14:ligatures w14:val="standardContextual"/>
             </w:rPr>
           </w:pPr>
-          <w:hyperlink w:anchor="_Toc242549516" w:history="1">
+          <w:hyperlink w:anchor="_Toc243091568" w:history="1">
             <w:r>
               <w:rPr>
                 <w:rStyle w:val="Hipervnculo"/>
@@ -2827,7 +2827,7 @@
               <w:rPr>
                 <w:noProof/>
               </w:rPr>
-              <w:instrText xml:space="preserve"> PAGEREF _Toc242549516 \h </w:instrText>
+              <w:instrText xml:space="preserve"> PAGEREF _Toc243091568 \h </w:instrText>
             </w:r>
             <w:r>
               <w:rPr>
@@ -2867,7 +2867,7 @@
               <w14:ligatures w14:val="standardContextual"/>
             </w:rPr>
           </w:pPr>
-          <w:hyperlink w:anchor="_Toc242549517" w:history="1">
+          <w:hyperlink w:anchor="_Toc243091569" w:history="1">
             <w:r>
               <w:rPr>
                 <w:rStyle w:val="Hipervnculo"/>
@@ -2891,7 +2891,7 @@
               <w:rPr>
                 <w:noProof/>
               </w:rPr>
-              <w:instrText xml:space="preserve"> PAGEREF _Toc242549517 \h </w:instrText>
+              <w:instrText xml:space="preserve"> PAGEREF _Toc243091569 \h </w:instrText>
             </w:r>
             <w:r>
               <w:rPr>
@@ -2931,7 +2931,7 @@
               <w14:ligatures w14:val="standardContextual"/>
             </w:rPr>
           </w:pPr>
-          <w:hyperlink w:anchor="_Toc242549518" w:history="1">
+          <w:hyperlink w:anchor="_Toc243091570" w:history="1">
             <w:r>
               <w:rPr>
                 <w:rStyle w:val="Hipervnculo"/>
@@ -2955,7 +2955,7 @@
               <w:rPr>
                 <w:noProof/>
               </w:rPr>
-              <w:instrText xml:space="preserve"> PAGEREF _Toc242549518 \h </w:instrText>
+              <w:instrText xml:space="preserve"> PAGEREF _Toc243091570 \h </w:instrText>
             </w:r>
             <w:r>
               <w:rPr>
@@ -2995,7 +2995,7 @@
               <w14:ligatures w14:val="standardContextual"/>
             </w:rPr>
           </w:pPr>
-          <w:hyperlink w:anchor="_Toc242549519" w:history="1">
+          <w:hyperlink w:anchor="_Toc243091571" w:history="1">
             <w:r>
               <w:rPr>
                 <w:rStyle w:val="Hipervnculo"/>
@@ -3019,7 +3019,7 @@
               <w:rPr>
                 <w:noProof/>
               </w:rPr>
-              <w:instrText xml:space="preserve"> PAGEREF _Toc242549519 \h </w:instrText>
+              <w:instrText xml:space="preserve"> PAGEREF _Toc243091571 \h </w:instrText>
             </w:r>
             <w:r>
               <w:rPr>
@@ -3069,7 +3069,7 @@
       <w:pPr>
         <w:pStyle w:val="Ttulo1"/>
       </w:pPr>
-      <w:bookmarkStart w:id="0" w:name="_Toc242549513"/>
+      <w:bookmarkStart w:id="0" w:name="_Toc243091565"/>
       <w:r>
         <w:lastRenderedPageBreak/>
         <w:t>1. Enfoque de desarrollo y ciclo de vida</w:t>
@@ -4963,7 +4963,7 @@
       <w:pPr>
         <w:pStyle w:val="Ttulo1"/>
       </w:pPr>
-      <w:bookmarkStart w:id="1" w:name="_Toc242549514"/>
+      <w:bookmarkStart w:id="1" w:name="_Toc243091566"/>
       <w:r>
         <w:t>2. Planes que integran este plan</w:t>
       </w:r>
@@ -6601,7 +6601,7 @@
       <w:pPr>
         <w:pStyle w:val="Ttulo1"/>
       </w:pPr>
-      <w:bookmarkStart w:id="2" w:name="_Toc242549515"/>
+      <w:bookmarkStart w:id="2" w:name="_Toc243091567"/>
       <w:r>
         <w:t>3. Líneas base</w:t>
       </w:r>
@@ -7253,7 +7253,7 @@
       <w:pPr>
         <w:pStyle w:val="Ttulo1"/>
       </w:pPr>
-      <w:bookmarkStart w:id="3" w:name="_Toc242549516"/>
+      <w:bookmarkStart w:id="3" w:name="_Toc243091568"/>
       <w:r>
         <w:t>4. Gobernanza del proyecto</w:t>
       </w:r>
@@ -8913,7 +8913,7 @@
       <w:pPr>
         <w:pStyle w:val="Ttulo1"/>
       </w:pPr>
-      <w:bookmarkStart w:id="4" w:name="_Toc242549517"/>
+      <w:bookmarkStart w:id="4" w:name="_Toc243091569"/>
       <w:r>
         <w:t>5. Gestión de la configuración</w:t>
       </w:r>
@@ -9517,7 +9517,7 @@
       <w:pPr>
         <w:pStyle w:val="Ttulo1"/>
       </w:pPr>
-      <w:bookmarkStart w:id="5" w:name="_Toc242549518"/>
+      <w:bookmarkStart w:id="5" w:name="_Toc243091570"/>
       <w:r>
         <w:t>6. Medición del desempeño</w:t>
       </w:r>
@@ -10743,7 +10743,7 @@
       <w:pPr>
         <w:pStyle w:val="Ttulo1"/>
       </w:pPr>
-      <w:bookmarkStart w:id="6" w:name="_Toc242549519"/>
+      <w:bookmarkStart w:id="6" w:name="_Toc243091571"/>
       <w:r>
         <w:t>7. Mantenimiento del plan</w:t>
       </w:r>
@@ -11149,118 +11149,10 @@
 <file path=word/numbering.xml><?xml version="1.0" encoding="utf-8"?>
 <w:numbering xmlns:wpc="http://schemas.microsoft.com/office/word/2010/wordprocessingCanvas" xmlns:cx="http://schemas.microsoft.com/office/drawing/2014/chartex" xmlns:cx1="http://schemas.microsoft.com/office/drawing/2015/9/8/chartex" xmlns:cx2="http://schemas.microsoft.com/office/drawing/2015/10/21/chartex" xmlns:cx3="http://schemas.microsoft.com/office/drawing/2016/5/9/chartex" xmlns:cx4="http://schemas.microsoft.com/office/drawing/2016/5/10/chartex" xmlns:cx5="http://schemas.microsoft.com/office/drawing/2016/5/11/chartex" xmlns:cx6="http://schemas.microsoft.com/office/drawing/2016/5/12/chartex" xmlns:cx7="http://schemas.microsoft.com/office/drawing/2016/5/13/chartex" xmlns:cx8="http://schemas.microsoft.com/office/drawing/2016/5/14/chartex" xmlns:mc="http://schemas.openxmlformats.org/markup-compatibility/2006" xmlns:aink="http://schemas.microsoft.com/office/drawing/2016/ink" xmlns:am3d="http://schemas.microsoft.com/office/drawing/2017/model3d" xmlns:o="urn:schemas-microsoft-com:office:office" xmlns:oel="http://schemas.microsoft.com/office/2019/extlst" xmlns:r="http://schemas.openxmlformats.org/officeDocument/2006/relationships" xmlns:m="http://schemas.openxmlformats.org/officeDocument/2006/math" xmlns:v="urn:schemas-microsoft-com:vml" xmlns:wp14="http://schemas.microsoft.com/office/word/2010/wordprocessingDrawing" xmlns:wp="http://schemas.openxmlformats.org/drawingml/2006/wordprocessingDrawing" xmlns:w10="urn:schemas-microsoft-com:office:word" xmlns:w="http://schemas.openxmlformats.org/wordprocessingml/2006/main" xmlns:w14="http://schemas.microsoft.com/office/word/2010/wordml" xmlns:w15="http://schemas.microsoft.com/office/word/2012/wordml" xmlns:w16cex="http://schemas.microsoft.com/office/word/2018/wordml/cex" xmlns:w16cid="http://schemas.microsoft.com/office/word/2016/wordml/cid" xmlns:w16="http://schemas.microsoft.com/office/word/2018/wordml" xmlns:w16du="http://schemas.microsoft.com/office/word/2023/wordml/word16du" xmlns:w16sdtdh="http://schemas.microsoft.com/office/word/2020/wordml/sdtdatahash" xmlns:w16sdtfl="http://schemas.microsoft.com/office/word/2024/wordml/sdtformatlock" xmlns:w16se="http://schemas.microsoft.com/office/word/2015/wordml/symex" xmlns:wpg="http://schemas.microsoft.com/office/word/2010/wordprocessingGroup" xmlns:wpi="http://schemas.microsoft.com/office/word/2010/wordprocessingInk" xmlns:wne="http://schemas.microsoft.com/office/word/2006/wordml" xmlns:wps="http://schemas.microsoft.com/office/word/2010/wordprocessingShape" mc:Ignorable="w14 w15 w16se w16cid w16 w16cex w16sdtdh w16sdtfl w16du wp14">
   <w:abstractNum w:abstractNumId="0" w15:restartNumberingAfterBreak="0">
-    <w:nsid w:val="13C513CC"/>
+    <w:nsid w:val="09471889"/>
     <w:multiLevelType w:val="hybridMultilevel"/>
-    <w:tmpl w:val="56FA13F4"/>
-    <w:lvl w:ilvl="0" w:tplc="EAC8B232">
-      <w:start w:val="1"/>
-      <w:numFmt w:val="decimal"/>
-      <w:lvlText w:val="%1."/>
-      <w:lvlJc w:val="left"/>
-      <w:pPr>
-        <w:ind w:left="560" w:hanging="340"/>
-      </w:pPr>
-    </w:lvl>
-    <w:lvl w:ilvl="1" w:tplc="AAF4C032">
-      <w:numFmt w:val="decimal"/>
-      <w:lvlText w:val=""/>
-      <w:lvlJc w:val="left"/>
-    </w:lvl>
-    <w:lvl w:ilvl="2" w:tplc="C09E0F52">
-      <w:numFmt w:val="decimal"/>
-      <w:lvlText w:val=""/>
-      <w:lvlJc w:val="left"/>
-    </w:lvl>
-    <w:lvl w:ilvl="3" w:tplc="2F1E21E2">
-      <w:numFmt w:val="decimal"/>
-      <w:lvlText w:val=""/>
-      <w:lvlJc w:val="left"/>
-    </w:lvl>
-    <w:lvl w:ilvl="4" w:tplc="2F5AEAE2">
-      <w:numFmt w:val="decimal"/>
-      <w:lvlText w:val=""/>
-      <w:lvlJc w:val="left"/>
-    </w:lvl>
-    <w:lvl w:ilvl="5" w:tplc="82928AB2">
-      <w:numFmt w:val="decimal"/>
-      <w:lvlText w:val=""/>
-      <w:lvlJc w:val="left"/>
-    </w:lvl>
-    <w:lvl w:ilvl="6" w:tplc="54583046">
-      <w:numFmt w:val="decimal"/>
-      <w:lvlText w:val=""/>
-      <w:lvlJc w:val="left"/>
-    </w:lvl>
-    <w:lvl w:ilvl="7" w:tplc="7D4E9FF0">
-      <w:numFmt w:val="decimal"/>
-      <w:lvlText w:val=""/>
-      <w:lvlJc w:val="left"/>
-    </w:lvl>
-    <w:lvl w:ilvl="8" w:tplc="5150DB92">
-      <w:numFmt w:val="decimal"/>
-      <w:lvlText w:val=""/>
-      <w:lvlJc w:val="left"/>
-    </w:lvl>
-  </w:abstractNum>
-  <w:abstractNum w:abstractNumId="1" w15:restartNumberingAfterBreak="0">
-    <w:nsid w:val="1A486404"/>
-    <w:multiLevelType w:val="hybridMultilevel"/>
-    <w:tmpl w:val="51B643D4"/>
-    <w:lvl w:ilvl="0" w:tplc="90EA08C2">
-      <w:start w:val="1"/>
-      <w:numFmt w:val="bullet"/>
-      <w:lvlText w:val="•"/>
-      <w:lvlJc w:val="left"/>
-      <w:pPr>
-        <w:ind w:left="560" w:hanging="280"/>
-      </w:pPr>
-    </w:lvl>
-    <w:lvl w:ilvl="1" w:tplc="7DBE60DC">
-      <w:numFmt w:val="decimal"/>
-      <w:lvlText w:val=""/>
-      <w:lvlJc w:val="left"/>
-    </w:lvl>
-    <w:lvl w:ilvl="2" w:tplc="39D288B0">
-      <w:numFmt w:val="decimal"/>
-      <w:lvlText w:val=""/>
-      <w:lvlJc w:val="left"/>
-    </w:lvl>
-    <w:lvl w:ilvl="3" w:tplc="3ECA44F6">
-      <w:numFmt w:val="decimal"/>
-      <w:lvlText w:val=""/>
-      <w:lvlJc w:val="left"/>
-    </w:lvl>
-    <w:lvl w:ilvl="4" w:tplc="048480DC">
-      <w:numFmt w:val="decimal"/>
-      <w:lvlText w:val=""/>
-      <w:lvlJc w:val="left"/>
-    </w:lvl>
-    <w:lvl w:ilvl="5" w:tplc="EF681268">
-      <w:numFmt w:val="decimal"/>
-      <w:lvlText w:val=""/>
-      <w:lvlJc w:val="left"/>
-    </w:lvl>
-    <w:lvl w:ilvl="6" w:tplc="7C2C23A8">
-      <w:numFmt w:val="decimal"/>
-      <w:lvlText w:val=""/>
-      <w:lvlJc w:val="left"/>
-    </w:lvl>
-    <w:lvl w:ilvl="7" w:tplc="5BB4902E">
-      <w:numFmt w:val="decimal"/>
-      <w:lvlText w:val=""/>
-      <w:lvlJc w:val="left"/>
-    </w:lvl>
-    <w:lvl w:ilvl="8" w:tplc="CA70A06E">
-      <w:numFmt w:val="decimal"/>
-      <w:lvlText w:val=""/>
-      <w:lvlJc w:val="left"/>
-    </w:lvl>
-  </w:abstractNum>
-  <w:abstractNum w:abstractNumId="2" w15:restartNumberingAfterBreak="0">
-    <w:nsid w:val="5C7966F5"/>
-    <w:multiLevelType w:val="hybridMultilevel"/>
-    <w:tmpl w:val="2D546688"/>
-    <w:lvl w:ilvl="0" w:tplc="D488FC28">
+    <w:tmpl w:val="EEA49E4C"/>
+    <w:lvl w:ilvl="0" w:tplc="390E5444">
       <w:start w:val="1"/>
       <w:numFmt w:val="bullet"/>
       <w:lvlText w:val="●"/>
@@ -11269,7 +11161,7 @@
         <w:ind w:left="720" w:hanging="360"/>
       </w:pPr>
     </w:lvl>
-    <w:lvl w:ilvl="1" w:tplc="24320854">
+    <w:lvl w:ilvl="1" w:tplc="24CAA13C">
       <w:start w:val="1"/>
       <w:numFmt w:val="bullet"/>
       <w:lvlText w:val="○"/>
@@ -11278,7 +11170,7 @@
         <w:ind w:left="1440" w:hanging="360"/>
       </w:pPr>
     </w:lvl>
-    <w:lvl w:ilvl="2" w:tplc="D8165292">
+    <w:lvl w:ilvl="2" w:tplc="1A7A3592">
       <w:start w:val="1"/>
       <w:numFmt w:val="bullet"/>
       <w:lvlText w:val="■"/>
@@ -11287,7 +11179,7 @@
         <w:ind w:left="2160" w:hanging="360"/>
       </w:pPr>
     </w:lvl>
-    <w:lvl w:ilvl="3" w:tplc="190C4DD0">
+    <w:lvl w:ilvl="3" w:tplc="B4B2C322">
       <w:start w:val="1"/>
       <w:numFmt w:val="bullet"/>
       <w:lvlText w:val="●"/>
@@ -11296,7 +11188,7 @@
         <w:ind w:left="2880" w:hanging="360"/>
       </w:pPr>
     </w:lvl>
-    <w:lvl w:ilvl="4" w:tplc="A1104B24">
+    <w:lvl w:ilvl="4" w:tplc="6E3A0218">
       <w:start w:val="1"/>
       <w:numFmt w:val="bullet"/>
       <w:lvlText w:val="○"/>
@@ -11305,7 +11197,7 @@
         <w:ind w:left="3600" w:hanging="360"/>
       </w:pPr>
     </w:lvl>
-    <w:lvl w:ilvl="5" w:tplc="29E6BA98">
+    <w:lvl w:ilvl="5" w:tplc="CCC669D6">
       <w:start w:val="1"/>
       <w:numFmt w:val="bullet"/>
       <w:lvlText w:val="■"/>
@@ -11314,7 +11206,7 @@
         <w:ind w:left="4320" w:hanging="360"/>
       </w:pPr>
     </w:lvl>
-    <w:lvl w:ilvl="6" w:tplc="D4FC7AE4">
+    <w:lvl w:ilvl="6" w:tplc="B80E7A24">
       <w:start w:val="1"/>
       <w:numFmt w:val="bullet"/>
       <w:lvlText w:val="●"/>
@@ -11323,7 +11215,7 @@
         <w:ind w:left="5040" w:hanging="360"/>
       </w:pPr>
     </w:lvl>
-    <w:lvl w:ilvl="7" w:tplc="06F2EE5A">
+    <w:lvl w:ilvl="7" w:tplc="2404311C">
       <w:start w:val="1"/>
       <w:numFmt w:val="bullet"/>
       <w:lvlText w:val="●"/>
@@ -11332,7 +11224,7 @@
         <w:ind w:left="5760" w:hanging="360"/>
       </w:pPr>
     </w:lvl>
-    <w:lvl w:ilvl="8" w:tplc="964202AE">
+    <w:lvl w:ilvl="8" w:tplc="809C609E">
       <w:start w:val="1"/>
       <w:numFmt w:val="bullet"/>
       <w:lvlText w:val="●"/>
@@ -11342,8 +11234,116 @@
       </w:pPr>
     </w:lvl>
   </w:abstractNum>
-  <w:num w:numId="1" w16cid:durableId="1620844250">
-    <w:abstractNumId w:val="2"/>
+  <w:abstractNum w:abstractNumId="1" w15:restartNumberingAfterBreak="0">
+    <w:nsid w:val="0C717CB5"/>
+    <w:multiLevelType w:val="hybridMultilevel"/>
+    <w:tmpl w:val="DE2A7B0A"/>
+    <w:lvl w:ilvl="0" w:tplc="9DBA8D8A">
+      <w:start w:val="1"/>
+      <w:numFmt w:val="decimal"/>
+      <w:lvlText w:val="%1."/>
+      <w:lvlJc w:val="left"/>
+      <w:pPr>
+        <w:ind w:left="560" w:hanging="340"/>
+      </w:pPr>
+    </w:lvl>
+    <w:lvl w:ilvl="1" w:tplc="55761C28">
+      <w:numFmt w:val="decimal"/>
+      <w:lvlText w:val=""/>
+      <w:lvlJc w:val="left"/>
+    </w:lvl>
+    <w:lvl w:ilvl="2" w:tplc="6EE01C62">
+      <w:numFmt w:val="decimal"/>
+      <w:lvlText w:val=""/>
+      <w:lvlJc w:val="left"/>
+    </w:lvl>
+    <w:lvl w:ilvl="3" w:tplc="23FE31F2">
+      <w:numFmt w:val="decimal"/>
+      <w:lvlText w:val=""/>
+      <w:lvlJc w:val="left"/>
+    </w:lvl>
+    <w:lvl w:ilvl="4" w:tplc="8A267D5E">
+      <w:numFmt w:val="decimal"/>
+      <w:lvlText w:val=""/>
+      <w:lvlJc w:val="left"/>
+    </w:lvl>
+    <w:lvl w:ilvl="5" w:tplc="180A8344">
+      <w:numFmt w:val="decimal"/>
+      <w:lvlText w:val=""/>
+      <w:lvlJc w:val="left"/>
+    </w:lvl>
+    <w:lvl w:ilvl="6" w:tplc="6A906ECC">
+      <w:numFmt w:val="decimal"/>
+      <w:lvlText w:val=""/>
+      <w:lvlJc w:val="left"/>
+    </w:lvl>
+    <w:lvl w:ilvl="7" w:tplc="E5383EE4">
+      <w:numFmt w:val="decimal"/>
+      <w:lvlText w:val=""/>
+      <w:lvlJc w:val="left"/>
+    </w:lvl>
+    <w:lvl w:ilvl="8" w:tplc="3CF25AC8">
+      <w:numFmt w:val="decimal"/>
+      <w:lvlText w:val=""/>
+      <w:lvlJc w:val="left"/>
+    </w:lvl>
+  </w:abstractNum>
+  <w:abstractNum w:abstractNumId="2" w15:restartNumberingAfterBreak="0">
+    <w:nsid w:val="150525D7"/>
+    <w:multiLevelType w:val="hybridMultilevel"/>
+    <w:tmpl w:val="CBAAAF56"/>
+    <w:lvl w:ilvl="0" w:tplc="0FA21A58">
+      <w:start w:val="1"/>
+      <w:numFmt w:val="bullet"/>
+      <w:lvlText w:val="•"/>
+      <w:lvlJc w:val="left"/>
+      <w:pPr>
+        <w:ind w:left="560" w:hanging="280"/>
+      </w:pPr>
+    </w:lvl>
+    <w:lvl w:ilvl="1" w:tplc="06DA13E4">
+      <w:numFmt w:val="decimal"/>
+      <w:lvlText w:val=""/>
+      <w:lvlJc w:val="left"/>
+    </w:lvl>
+    <w:lvl w:ilvl="2" w:tplc="77D6DB0E">
+      <w:numFmt w:val="decimal"/>
+      <w:lvlText w:val=""/>
+      <w:lvlJc w:val="left"/>
+    </w:lvl>
+    <w:lvl w:ilvl="3" w:tplc="2714ADD8">
+      <w:numFmt w:val="decimal"/>
+      <w:lvlText w:val=""/>
+      <w:lvlJc w:val="left"/>
+    </w:lvl>
+    <w:lvl w:ilvl="4" w:tplc="CA4AEEC4">
+      <w:numFmt w:val="decimal"/>
+      <w:lvlText w:val=""/>
+      <w:lvlJc w:val="left"/>
+    </w:lvl>
+    <w:lvl w:ilvl="5" w:tplc="8CFE8F48">
+      <w:numFmt w:val="decimal"/>
+      <w:lvlText w:val=""/>
+      <w:lvlJc w:val="left"/>
+    </w:lvl>
+    <w:lvl w:ilvl="6" w:tplc="412CB6AC">
+      <w:numFmt w:val="decimal"/>
+      <w:lvlText w:val=""/>
+      <w:lvlJc w:val="left"/>
+    </w:lvl>
+    <w:lvl w:ilvl="7" w:tplc="9BF0C508">
+      <w:numFmt w:val="decimal"/>
+      <w:lvlText w:val=""/>
+      <w:lvlJc w:val="left"/>
+    </w:lvl>
+    <w:lvl w:ilvl="8" w:tplc="70AE556E">
+      <w:numFmt w:val="decimal"/>
+      <w:lvlText w:val=""/>
+      <w:lvlJc w:val="left"/>
+    </w:lvl>
+  </w:abstractNum>
+  <w:num w:numId="1" w16cid:durableId="1702129023">
+    <w:abstractNumId w:val="0"/>
     <w:lvlOverride w:ilvl="0">
       <w:startOverride w:val="1"/>
     </w:lvlOverride>
@@ -11936,7 +11936,7 @@
     <w:autoRedefine/>
     <w:uiPriority w:val="39"/>
     <w:unhideWhenUsed/>
-    <w:rsid w:val="00EB5E7E"/>
+    <w:rsid w:val="00B16033"/>
     <w:pPr>
       <w:spacing w:after="100"/>
     </w:pPr>

--- a/public/documentos/GOB-04-plan-para-la-direccion-del-proyecto.docx
+++ b/public/documentos/GOB-04-plan-para-la-direccion-del-proyecto.docx
@@ -18,7 +18,7 @@
           <w:left w:w="10" w:type="dxa"/>
           <w:right w:w="10" w:type="dxa"/>
         </w:tblCellMar>
-        <w:tblLook w:val="04A0" w:firstRow="1" w:lastRow="0" w:firstColumn="1" w:lastColumn="0" w:noHBand="0" w:noVBand="1"/>
+        <w:tblLook w:val="0000" w:firstRow="0" w:lastRow="0" w:firstColumn="0" w:lastColumn="0" w:noHBand="0" w:noVBand="0"/>
       </w:tblPr>
       <w:tblGrid>
         <w:gridCol w:w="1757"/>
@@ -52,7 +52,7 @@
                 <w:noProof/>
               </w:rPr>
               <w:drawing>
-                <wp:inline distT="0" distB="0" distL="0" distR="0" wp14:anchorId="2BA6940E" wp14:editId="308AA65E">
+                <wp:inline distT="0" distB="0" distL="0" distR="0">
                   <wp:extent cx="990600" cy="990600"/>
                   <wp:effectExtent l="0" t="0" r="0" b="0"/>
                   <wp:docPr id="1" name="Imagen 1"/>
@@ -171,10 +171,10 @@
                 <w:noProof/>
               </w:rPr>
               <w:drawing>
-                <wp:inline distT="0" distB="0" distL="0" distR="0" wp14:anchorId="521D305A" wp14:editId="44D4BC1F">
+                <wp:inline distT="0" distB="0" distL="0" distR="0">
                   <wp:extent cx="800100" cy="800100"/>
                   <wp:effectExtent l="0" t="0" r="0" b="0"/>
-                  <wp:docPr id="2027561106" name="Imagen 2027561106"/>
+                  <wp:docPr id="1832524445" name="Imagen 1832524445"/>
                   <wp:cNvGraphicFramePr>
                     <a:graphicFrameLocks xmlns:a="http://schemas.openxmlformats.org/drawingml/2006/main" noChangeAspect="1"/>
                   </wp:cNvGraphicFramePr>
@@ -308,7 +308,7 @@
           <w:left w:w="10" w:type="dxa"/>
           <w:right w:w="10" w:type="dxa"/>
         </w:tblCellMar>
-        <w:tblLook w:val="04A0" w:firstRow="1" w:lastRow="0" w:firstColumn="1" w:lastColumn="0" w:noHBand="0" w:noVBand="1"/>
+        <w:tblLook w:val="0000" w:firstRow="0" w:lastRow="0" w:firstColumn="0" w:lastColumn="0" w:noHBand="0" w:noVBand="0"/>
       </w:tblPr>
       <w:tblGrid>
         <w:gridCol w:w="2636"/>
@@ -786,7 +786,7 @@
           <w:left w:w="10" w:type="dxa"/>
           <w:right w:w="10" w:type="dxa"/>
         </w:tblCellMar>
-        <w:tblLook w:val="04A0" w:firstRow="1" w:lastRow="0" w:firstColumn="1" w:lastColumn="0" w:noHBand="0" w:noVBand="1"/>
+        <w:tblLook w:val="0000" w:firstRow="0" w:lastRow="0" w:firstColumn="0" w:lastColumn="0" w:noHBand="0" w:noVBand="0"/>
       </w:tblPr>
       <w:tblGrid>
         <w:gridCol w:w="4042"/>
@@ -1399,7 +1399,7 @@
           <w:left w:w="10" w:type="dxa"/>
           <w:right w:w="10" w:type="dxa"/>
         </w:tblCellMar>
-        <w:tblLook w:val="04A0" w:firstRow="1" w:lastRow="0" w:firstColumn="1" w:lastColumn="0" w:noHBand="0" w:noVBand="1"/>
+        <w:tblLook w:val="0000" w:firstRow="0" w:lastRow="0" w:firstColumn="0" w:lastColumn="0" w:noHBand="0" w:noVBand="0"/>
       </w:tblPr>
       <w:tblGrid>
         <w:gridCol w:w="2636"/>
@@ -1817,7 +1817,7 @@
           <w:left w:w="10" w:type="dxa"/>
           <w:right w:w="10" w:type="dxa"/>
         </w:tblCellMar>
-        <w:tblLook w:val="04A0" w:firstRow="1" w:lastRow="0" w:firstColumn="1" w:lastColumn="0" w:noHBand="0" w:noVBand="1"/>
+        <w:tblLook w:val="0000" w:firstRow="0" w:lastRow="0" w:firstColumn="0" w:lastColumn="0" w:noHBand="0" w:noVBand="0"/>
       </w:tblPr>
       <w:tblGrid>
         <w:gridCol w:w="1054"/>
@@ -2158,7 +2158,7 @@
           <w:left w:w="10" w:type="dxa"/>
           <w:right w:w="10" w:type="dxa"/>
         </w:tblCellMar>
-        <w:tblLook w:val="04A0" w:firstRow="1" w:lastRow="0" w:firstColumn="1" w:lastColumn="0" w:noHBand="0" w:noVBand="1"/>
+        <w:tblLook w:val="0000" w:firstRow="0" w:lastRow="0" w:firstColumn="0" w:lastColumn="0" w:noHBand="0" w:noVBand="0"/>
       </w:tblPr>
       <w:tblGrid>
         <w:gridCol w:w="2636"/>
@@ -2498,7 +2498,7 @@
           <w:left w:w="10" w:type="dxa"/>
           <w:right w:w="10" w:type="dxa"/>
         </w:tblCellMar>
-        <w:tblLook w:val="04A0" w:firstRow="1" w:lastRow="0" w:firstColumn="1" w:lastColumn="0" w:noHBand="0" w:noVBand="1"/>
+        <w:tblLook w:val="0000" w:firstRow="0" w:lastRow="0" w:firstColumn="0" w:lastColumn="0" w:noHBand="0" w:noVBand="0"/>
       </w:tblPr>
       <w:tblGrid>
         <w:gridCol w:w="8787"/>
@@ -2585,7 +2585,7 @@
     <w:sdt>
       <w:sdtPr>
         <w:alias w:val="Contenido"/>
-        <w:id w:val="1054966016"/>
+        <w:id w:val="298345728"/>
       </w:sdtPr>
       <w:sdtEndPr/>
       <w:sdtContent>
@@ -2611,7 +2611,7 @@
           <w:r>
             <w:fldChar w:fldCharType="separate"/>
           </w:r>
-          <w:hyperlink w:anchor="_Toc243091565" w:history="1">
+          <w:hyperlink w:anchor="_Toc243093378" w:history="1">
             <w:r>
               <w:rPr>
                 <w:rStyle w:val="Hipervnculo"/>
@@ -2635,7 +2635,7 @@
               <w:rPr>
                 <w:noProof/>
               </w:rPr>
-              <w:instrText xml:space="preserve"> PAGEREF _Toc243091565 \h </w:instrText>
+              <w:instrText xml:space="preserve"> PAGEREF _Toc243093378 \h </w:instrText>
             </w:r>
             <w:r>
               <w:rPr>
@@ -2675,7 +2675,7 @@
               <w14:ligatures w14:val="standardContextual"/>
             </w:rPr>
           </w:pPr>
-          <w:hyperlink w:anchor="_Toc243091566" w:history="1">
+          <w:hyperlink w:anchor="_Toc243093379" w:history="1">
             <w:r>
               <w:rPr>
                 <w:rStyle w:val="Hipervnculo"/>
@@ -2699,7 +2699,7 @@
               <w:rPr>
                 <w:noProof/>
               </w:rPr>
-              <w:instrText xml:space="preserve"> PAGEREF _Toc243091566 \h </w:instrText>
+              <w:instrText xml:space="preserve"> PAGEREF _Toc243093379 \h </w:instrText>
             </w:r>
             <w:r>
               <w:rPr>
@@ -2739,7 +2739,7 @@
               <w14:ligatures w14:val="standardContextual"/>
             </w:rPr>
           </w:pPr>
-          <w:hyperlink w:anchor="_Toc243091567" w:history="1">
+          <w:hyperlink w:anchor="_Toc243093380" w:history="1">
             <w:r>
               <w:rPr>
                 <w:rStyle w:val="Hipervnculo"/>
@@ -2763,7 +2763,7 @@
               <w:rPr>
                 <w:noProof/>
               </w:rPr>
-              <w:instrText xml:space="preserve"> PAGEREF _Toc243091567 \h </w:instrText>
+              <w:instrText xml:space="preserve"> PAGEREF _Toc243093380 \h </w:instrText>
             </w:r>
             <w:r>
               <w:rPr>
@@ -2803,7 +2803,7 @@
               <w14:ligatures w14:val="standardContextual"/>
             </w:rPr>
           </w:pPr>
-          <w:hyperlink w:anchor="_Toc243091568" w:history="1">
+          <w:hyperlink w:anchor="_Toc243093381" w:history="1">
             <w:r>
               <w:rPr>
                 <w:rStyle w:val="Hipervnculo"/>
@@ -2827,7 +2827,7 @@
               <w:rPr>
                 <w:noProof/>
               </w:rPr>
-              <w:instrText xml:space="preserve"> PAGEREF _Toc243091568 \h </w:instrText>
+              <w:instrText xml:space="preserve"> PAGEREF _Toc243093381 \h </w:instrText>
             </w:r>
             <w:r>
               <w:rPr>
@@ -2867,7 +2867,7 @@
               <w14:ligatures w14:val="standardContextual"/>
             </w:rPr>
           </w:pPr>
-          <w:hyperlink w:anchor="_Toc243091569" w:history="1">
+          <w:hyperlink w:anchor="_Toc243093382" w:history="1">
             <w:r>
               <w:rPr>
                 <w:rStyle w:val="Hipervnculo"/>
@@ -2891,7 +2891,7 @@
               <w:rPr>
                 <w:noProof/>
               </w:rPr>
-              <w:instrText xml:space="preserve"> PAGEREF _Toc243091569 \h </w:instrText>
+              <w:instrText xml:space="preserve"> PAGEREF _Toc243093382 \h </w:instrText>
             </w:r>
             <w:r>
               <w:rPr>
@@ -2931,7 +2931,7 @@
               <w14:ligatures w14:val="standardContextual"/>
             </w:rPr>
           </w:pPr>
-          <w:hyperlink w:anchor="_Toc243091570" w:history="1">
+          <w:hyperlink w:anchor="_Toc243093383" w:history="1">
             <w:r>
               <w:rPr>
                 <w:rStyle w:val="Hipervnculo"/>
@@ -2955,7 +2955,7 @@
               <w:rPr>
                 <w:noProof/>
               </w:rPr>
-              <w:instrText xml:space="preserve"> PAGEREF _Toc243091570 \h </w:instrText>
+              <w:instrText xml:space="preserve"> PAGEREF _Toc243093383 \h </w:instrText>
             </w:r>
             <w:r>
               <w:rPr>
@@ -2995,7 +2995,7 @@
               <w14:ligatures w14:val="standardContextual"/>
             </w:rPr>
           </w:pPr>
-          <w:hyperlink w:anchor="_Toc243091571" w:history="1">
+          <w:hyperlink w:anchor="_Toc243093384" w:history="1">
             <w:r>
               <w:rPr>
                 <w:rStyle w:val="Hipervnculo"/>
@@ -3019,7 +3019,7 @@
               <w:rPr>
                 <w:noProof/>
               </w:rPr>
-              <w:instrText xml:space="preserve"> PAGEREF _Toc243091571 \h </w:instrText>
+              <w:instrText xml:space="preserve"> PAGEREF _Toc243093384 \h </w:instrText>
             </w:r>
             <w:r>
               <w:rPr>
@@ -3069,7 +3069,7 @@
       <w:pPr>
         <w:pStyle w:val="Ttulo1"/>
       </w:pPr>
-      <w:bookmarkStart w:id="0" w:name="_Toc243091565"/>
+      <w:bookmarkStart w:id="0" w:name="_Toc243093378"/>
       <w:r>
         <w:lastRenderedPageBreak/>
         <w:t>1. Enfoque de desarrollo y ciclo de vida</w:t>
@@ -3137,7 +3137,7 @@
           <w:left w:w="10" w:type="dxa"/>
           <w:right w:w="10" w:type="dxa"/>
         </w:tblCellMar>
-        <w:tblLook w:val="04A0" w:firstRow="1" w:lastRow="0" w:firstColumn="1" w:lastColumn="0" w:noHBand="0" w:noVBand="1"/>
+        <w:tblLook w:val="0000" w:firstRow="0" w:lastRow="0" w:firstColumn="0" w:lastColumn="0" w:noHBand="0" w:noVBand="0"/>
       </w:tblPr>
       <w:tblGrid>
         <w:gridCol w:w="1757"/>
@@ -4086,7 +4086,7 @@
           <w:left w:w="10" w:type="dxa"/>
           <w:right w:w="10" w:type="dxa"/>
         </w:tblCellMar>
-        <w:tblLook w:val="04A0" w:firstRow="1" w:lastRow="0" w:firstColumn="1" w:lastColumn="0" w:noHBand="0" w:noVBand="1"/>
+        <w:tblLook w:val="0000" w:firstRow="0" w:lastRow="0" w:firstColumn="0" w:lastColumn="0" w:noHBand="0" w:noVBand="0"/>
       </w:tblPr>
       <w:tblGrid>
         <w:gridCol w:w="2108"/>
@@ -4963,7 +4963,7 @@
       <w:pPr>
         <w:pStyle w:val="Ttulo1"/>
       </w:pPr>
-      <w:bookmarkStart w:id="1" w:name="_Toc243091566"/>
+      <w:bookmarkStart w:id="1" w:name="_Toc243093379"/>
       <w:r>
         <w:t>2. Planes que integran este plan</w:t>
       </w:r>
@@ -5011,7 +5011,7 @@
           <w:left w:w="10" w:type="dxa"/>
           <w:right w:w="10" w:type="dxa"/>
         </w:tblCellMar>
-        <w:tblLook w:val="04A0" w:firstRow="1" w:lastRow="0" w:firstColumn="1" w:lastColumn="0" w:noHBand="0" w:noVBand="1"/>
+        <w:tblLook w:val="0000" w:firstRow="0" w:lastRow="0" w:firstColumn="0" w:lastColumn="0" w:noHBand="0" w:noVBand="0"/>
       </w:tblPr>
       <w:tblGrid>
         <w:gridCol w:w="2987"/>
@@ -6601,7 +6601,7 @@
       <w:pPr>
         <w:pStyle w:val="Ttulo1"/>
       </w:pPr>
-      <w:bookmarkStart w:id="2" w:name="_Toc243091567"/>
+      <w:bookmarkStart w:id="2" w:name="_Toc243093380"/>
       <w:r>
         <w:t>3. Líneas base</w:t>
       </w:r>
@@ -6649,7 +6649,7 @@
           <w:left w:w="10" w:type="dxa"/>
           <w:right w:w="10" w:type="dxa"/>
         </w:tblCellMar>
-        <w:tblLook w:val="04A0" w:firstRow="1" w:lastRow="0" w:firstColumn="1" w:lastColumn="0" w:noHBand="0" w:noVBand="1"/>
+        <w:tblLook w:val="0000" w:firstRow="0" w:lastRow="0" w:firstColumn="0" w:lastColumn="0" w:noHBand="0" w:noVBand="0"/>
       </w:tblPr>
       <w:tblGrid>
         <w:gridCol w:w="1230"/>
@@ -7253,7 +7253,7 @@
       <w:pPr>
         <w:pStyle w:val="Ttulo1"/>
       </w:pPr>
-      <w:bookmarkStart w:id="3" w:name="_Toc243091568"/>
+      <w:bookmarkStart w:id="3" w:name="_Toc243093381"/>
       <w:r>
         <w:t>4. Gobernanza del proyecto</w:t>
       </w:r>
@@ -7310,7 +7310,7 @@
           <w:left w:w="10" w:type="dxa"/>
           <w:right w:w="10" w:type="dxa"/>
         </w:tblCellMar>
-        <w:tblLook w:val="04A0" w:firstRow="1" w:lastRow="0" w:firstColumn="1" w:lastColumn="0" w:noHBand="0" w:noVBand="1"/>
+        <w:tblLook w:val="0000" w:firstRow="0" w:lastRow="0" w:firstColumn="0" w:lastColumn="0" w:noHBand="0" w:noVBand="0"/>
       </w:tblPr>
       <w:tblGrid>
         <w:gridCol w:w="2284"/>
@@ -8027,7 +8027,7 @@
           <w:left w:w="10" w:type="dxa"/>
           <w:right w:w="10" w:type="dxa"/>
         </w:tblCellMar>
-        <w:tblLook w:val="04A0" w:firstRow="1" w:lastRow="0" w:firstColumn="1" w:lastColumn="0" w:noHBand="0" w:noVBand="1"/>
+        <w:tblLook w:val="0000" w:firstRow="0" w:lastRow="0" w:firstColumn="0" w:lastColumn="0" w:noHBand="0" w:noVBand="0"/>
       </w:tblPr>
       <w:tblGrid>
         <w:gridCol w:w="1933"/>
@@ -8913,7 +8913,7 @@
       <w:pPr>
         <w:pStyle w:val="Ttulo1"/>
       </w:pPr>
-      <w:bookmarkStart w:id="4" w:name="_Toc243091569"/>
+      <w:bookmarkStart w:id="4" w:name="_Toc243093382"/>
       <w:r>
         <w:t>5. Gestión de la configuración</w:t>
       </w:r>
@@ -8961,7 +8961,7 @@
           <w:left w:w="10" w:type="dxa"/>
           <w:right w:w="10" w:type="dxa"/>
         </w:tblCellMar>
-        <w:tblLook w:val="04A0" w:firstRow="1" w:lastRow="0" w:firstColumn="1" w:lastColumn="0" w:noHBand="0" w:noVBand="1"/>
+        <w:tblLook w:val="0000" w:firstRow="0" w:lastRow="0" w:firstColumn="0" w:lastColumn="0" w:noHBand="0" w:noVBand="0"/>
       </w:tblPr>
       <w:tblGrid>
         <w:gridCol w:w="2284"/>
@@ -9517,7 +9517,7 @@
       <w:pPr>
         <w:pStyle w:val="Ttulo1"/>
       </w:pPr>
-      <w:bookmarkStart w:id="5" w:name="_Toc243091570"/>
+      <w:bookmarkStart w:id="5" w:name="_Toc243093383"/>
       <w:r>
         <w:t>6. Medición del desempeño</w:t>
       </w:r>
@@ -9575,7 +9575,7 @@
           <w:left w:w="10" w:type="dxa"/>
           <w:right w:w="10" w:type="dxa"/>
         </w:tblCellMar>
-        <w:tblLook w:val="04A0" w:firstRow="1" w:lastRow="0" w:firstColumn="1" w:lastColumn="0" w:noHBand="0" w:noVBand="1"/>
+        <w:tblLook w:val="0000" w:firstRow="0" w:lastRow="0" w:firstColumn="0" w:lastColumn="0" w:noHBand="0" w:noVBand="0"/>
       </w:tblPr>
       <w:tblGrid>
         <w:gridCol w:w="3690"/>
@@ -10743,7 +10743,7 @@
       <w:pPr>
         <w:pStyle w:val="Ttulo1"/>
       </w:pPr>
-      <w:bookmarkStart w:id="6" w:name="_Toc243091571"/>
+      <w:bookmarkStart w:id="6" w:name="_Toc243093384"/>
       <w:r>
         <w:t>7. Mantenimiento del plan</w:t>
       </w:r>
@@ -11149,10 +11149,118 @@
 <file path=word/numbering.xml><?xml version="1.0" encoding="utf-8"?>
 <w:numbering xmlns:wpc="http://schemas.microsoft.com/office/word/2010/wordprocessingCanvas" xmlns:cx="http://schemas.microsoft.com/office/drawing/2014/chartex" xmlns:cx1="http://schemas.microsoft.com/office/drawing/2015/9/8/chartex" xmlns:cx2="http://schemas.microsoft.com/office/drawing/2015/10/21/chartex" xmlns:cx3="http://schemas.microsoft.com/office/drawing/2016/5/9/chartex" xmlns:cx4="http://schemas.microsoft.com/office/drawing/2016/5/10/chartex" xmlns:cx5="http://schemas.microsoft.com/office/drawing/2016/5/11/chartex" xmlns:cx6="http://schemas.microsoft.com/office/drawing/2016/5/12/chartex" xmlns:cx7="http://schemas.microsoft.com/office/drawing/2016/5/13/chartex" xmlns:cx8="http://schemas.microsoft.com/office/drawing/2016/5/14/chartex" xmlns:mc="http://schemas.openxmlformats.org/markup-compatibility/2006" xmlns:aink="http://schemas.microsoft.com/office/drawing/2016/ink" xmlns:am3d="http://schemas.microsoft.com/office/drawing/2017/model3d" xmlns:o="urn:schemas-microsoft-com:office:office" xmlns:oel="http://schemas.microsoft.com/office/2019/extlst" xmlns:r="http://schemas.openxmlformats.org/officeDocument/2006/relationships" xmlns:m="http://schemas.openxmlformats.org/officeDocument/2006/math" xmlns:v="urn:schemas-microsoft-com:vml" xmlns:wp14="http://schemas.microsoft.com/office/word/2010/wordprocessingDrawing" xmlns:wp="http://schemas.openxmlformats.org/drawingml/2006/wordprocessingDrawing" xmlns:w10="urn:schemas-microsoft-com:office:word" xmlns:w="http://schemas.openxmlformats.org/wordprocessingml/2006/main" xmlns:w14="http://schemas.microsoft.com/office/word/2010/wordml" xmlns:w15="http://schemas.microsoft.com/office/word/2012/wordml" xmlns:w16cex="http://schemas.microsoft.com/office/word/2018/wordml/cex" xmlns:w16cid="http://schemas.microsoft.com/office/word/2016/wordml/cid" xmlns:w16="http://schemas.microsoft.com/office/word/2018/wordml" xmlns:w16du="http://schemas.microsoft.com/office/word/2023/wordml/word16du" xmlns:w16sdtdh="http://schemas.microsoft.com/office/word/2020/wordml/sdtdatahash" xmlns:w16sdtfl="http://schemas.microsoft.com/office/word/2024/wordml/sdtformatlock" xmlns:w16se="http://schemas.microsoft.com/office/word/2015/wordml/symex" xmlns:wpg="http://schemas.microsoft.com/office/word/2010/wordprocessingGroup" xmlns:wpi="http://schemas.microsoft.com/office/word/2010/wordprocessingInk" xmlns:wne="http://schemas.microsoft.com/office/word/2006/wordml" xmlns:wps="http://schemas.microsoft.com/office/word/2010/wordprocessingShape" mc:Ignorable="w14 w15 w16se w16cid w16 w16cex w16sdtdh w16sdtfl w16du wp14">
   <w:abstractNum w:abstractNumId="0" w15:restartNumberingAfterBreak="0">
-    <w:nsid w:val="09471889"/>
+    <w:nsid w:val="01221D5C"/>
     <w:multiLevelType w:val="hybridMultilevel"/>
-    <w:tmpl w:val="EEA49E4C"/>
-    <w:lvl w:ilvl="0" w:tplc="390E5444">
+    <w:tmpl w:val="01EE8914"/>
+    <w:lvl w:ilvl="0" w:tplc="33521DC8">
+      <w:start w:val="1"/>
+      <w:numFmt w:val="bullet"/>
+      <w:lvlText w:val="•"/>
+      <w:lvlJc w:val="left"/>
+      <w:pPr>
+        <w:ind w:left="560" w:hanging="280"/>
+      </w:pPr>
+    </w:lvl>
+    <w:lvl w:ilvl="1" w:tplc="00983B50">
+      <w:numFmt w:val="decimal"/>
+      <w:lvlText w:val=""/>
+      <w:lvlJc w:val="left"/>
+    </w:lvl>
+    <w:lvl w:ilvl="2" w:tplc="C0003C96">
+      <w:numFmt w:val="decimal"/>
+      <w:lvlText w:val=""/>
+      <w:lvlJc w:val="left"/>
+    </w:lvl>
+    <w:lvl w:ilvl="3" w:tplc="C046F2EA">
+      <w:numFmt w:val="decimal"/>
+      <w:lvlText w:val=""/>
+      <w:lvlJc w:val="left"/>
+    </w:lvl>
+    <w:lvl w:ilvl="4" w:tplc="A9EC358E">
+      <w:numFmt w:val="decimal"/>
+      <w:lvlText w:val=""/>
+      <w:lvlJc w:val="left"/>
+    </w:lvl>
+    <w:lvl w:ilvl="5" w:tplc="D8060F96">
+      <w:numFmt w:val="decimal"/>
+      <w:lvlText w:val=""/>
+      <w:lvlJc w:val="left"/>
+    </w:lvl>
+    <w:lvl w:ilvl="6" w:tplc="284A17FC">
+      <w:numFmt w:val="decimal"/>
+      <w:lvlText w:val=""/>
+      <w:lvlJc w:val="left"/>
+    </w:lvl>
+    <w:lvl w:ilvl="7" w:tplc="A3D8440C">
+      <w:numFmt w:val="decimal"/>
+      <w:lvlText w:val=""/>
+      <w:lvlJc w:val="left"/>
+    </w:lvl>
+    <w:lvl w:ilvl="8" w:tplc="DBE6C86A">
+      <w:numFmt w:val="decimal"/>
+      <w:lvlText w:val=""/>
+      <w:lvlJc w:val="left"/>
+    </w:lvl>
+  </w:abstractNum>
+  <w:abstractNum w:abstractNumId="1" w15:restartNumberingAfterBreak="0">
+    <w:nsid w:val="13BB2C06"/>
+    <w:multiLevelType w:val="hybridMultilevel"/>
+    <w:tmpl w:val="187A723E"/>
+    <w:lvl w:ilvl="0" w:tplc="36D02BFE">
+      <w:start w:val="1"/>
+      <w:numFmt w:val="decimal"/>
+      <w:lvlText w:val="%1."/>
+      <w:lvlJc w:val="left"/>
+      <w:pPr>
+        <w:ind w:left="560" w:hanging="340"/>
+      </w:pPr>
+    </w:lvl>
+    <w:lvl w:ilvl="1" w:tplc="089CC3A4">
+      <w:numFmt w:val="decimal"/>
+      <w:lvlText w:val=""/>
+      <w:lvlJc w:val="left"/>
+    </w:lvl>
+    <w:lvl w:ilvl="2" w:tplc="064E520A">
+      <w:numFmt w:val="decimal"/>
+      <w:lvlText w:val=""/>
+      <w:lvlJc w:val="left"/>
+    </w:lvl>
+    <w:lvl w:ilvl="3" w:tplc="B7BC1752">
+      <w:numFmt w:val="decimal"/>
+      <w:lvlText w:val=""/>
+      <w:lvlJc w:val="left"/>
+    </w:lvl>
+    <w:lvl w:ilvl="4" w:tplc="FE941F4C">
+      <w:numFmt w:val="decimal"/>
+      <w:lvlText w:val=""/>
+      <w:lvlJc w:val="left"/>
+    </w:lvl>
+    <w:lvl w:ilvl="5" w:tplc="030AE4EA">
+      <w:numFmt w:val="decimal"/>
+      <w:lvlText w:val=""/>
+      <w:lvlJc w:val="left"/>
+    </w:lvl>
+    <w:lvl w:ilvl="6" w:tplc="A7F05422">
+      <w:numFmt w:val="decimal"/>
+      <w:lvlText w:val=""/>
+      <w:lvlJc w:val="left"/>
+    </w:lvl>
+    <w:lvl w:ilvl="7" w:tplc="EBD25F0C">
+      <w:numFmt w:val="decimal"/>
+      <w:lvlText w:val=""/>
+      <w:lvlJc w:val="left"/>
+    </w:lvl>
+    <w:lvl w:ilvl="8" w:tplc="B30AF518">
+      <w:numFmt w:val="decimal"/>
+      <w:lvlText w:val=""/>
+      <w:lvlJc w:val="left"/>
+    </w:lvl>
+  </w:abstractNum>
+  <w:abstractNum w:abstractNumId="2" w15:restartNumberingAfterBreak="0">
+    <w:nsid w:val="46C239E3"/>
+    <w:multiLevelType w:val="hybridMultilevel"/>
+    <w:tmpl w:val="0730F712"/>
+    <w:lvl w:ilvl="0" w:tplc="122215D2">
       <w:start w:val="1"/>
       <w:numFmt w:val="bullet"/>
       <w:lvlText w:val="●"/>
@@ -11161,7 +11269,7 @@
         <w:ind w:left="720" w:hanging="360"/>
       </w:pPr>
     </w:lvl>
-    <w:lvl w:ilvl="1" w:tplc="24CAA13C">
+    <w:lvl w:ilvl="1" w:tplc="910611A2">
       <w:start w:val="1"/>
       <w:numFmt w:val="bullet"/>
       <w:lvlText w:val="○"/>
@@ -11170,7 +11278,7 @@
         <w:ind w:left="1440" w:hanging="360"/>
       </w:pPr>
     </w:lvl>
-    <w:lvl w:ilvl="2" w:tplc="1A7A3592">
+    <w:lvl w:ilvl="2" w:tplc="F878C892">
       <w:start w:val="1"/>
       <w:numFmt w:val="bullet"/>
       <w:lvlText w:val="■"/>
@@ -11179,7 +11287,7 @@
         <w:ind w:left="2160" w:hanging="360"/>
       </w:pPr>
     </w:lvl>
-    <w:lvl w:ilvl="3" w:tplc="B4B2C322">
+    <w:lvl w:ilvl="3" w:tplc="2910D2B8">
       <w:start w:val="1"/>
       <w:numFmt w:val="bullet"/>
       <w:lvlText w:val="●"/>
@@ -11188,7 +11296,7 @@
         <w:ind w:left="2880" w:hanging="360"/>
       </w:pPr>
     </w:lvl>
-    <w:lvl w:ilvl="4" w:tplc="6E3A0218">
+    <w:lvl w:ilvl="4" w:tplc="712878FC">
       <w:start w:val="1"/>
       <w:numFmt w:val="bullet"/>
       <w:lvlText w:val="○"/>
@@ -11197,7 +11305,7 @@
         <w:ind w:left="3600" w:hanging="360"/>
       </w:pPr>
     </w:lvl>
-    <w:lvl w:ilvl="5" w:tplc="CCC669D6">
+    <w:lvl w:ilvl="5" w:tplc="D2188140">
       <w:start w:val="1"/>
       <w:numFmt w:val="bullet"/>
       <w:lvlText w:val="■"/>
@@ -11206,7 +11314,7 @@
         <w:ind w:left="4320" w:hanging="360"/>
       </w:pPr>
     </w:lvl>
-    <w:lvl w:ilvl="6" w:tplc="B80E7A24">
+    <w:lvl w:ilvl="6" w:tplc="D2E05A1C">
       <w:start w:val="1"/>
       <w:numFmt w:val="bullet"/>
       <w:lvlText w:val="●"/>
@@ -11215,7 +11323,7 @@
         <w:ind w:left="5040" w:hanging="360"/>
       </w:pPr>
     </w:lvl>
-    <w:lvl w:ilvl="7" w:tplc="2404311C">
+    <w:lvl w:ilvl="7" w:tplc="665076C6">
       <w:start w:val="1"/>
       <w:numFmt w:val="bullet"/>
       <w:lvlText w:val="●"/>
@@ -11224,7 +11332,7 @@
         <w:ind w:left="5760" w:hanging="360"/>
       </w:pPr>
     </w:lvl>
-    <w:lvl w:ilvl="8" w:tplc="809C609E">
+    <w:lvl w:ilvl="8" w:tplc="FCF865F2">
       <w:start w:val="1"/>
       <w:numFmt w:val="bullet"/>
       <w:lvlText w:val="●"/>
@@ -11234,116 +11342,8 @@
       </w:pPr>
     </w:lvl>
   </w:abstractNum>
-  <w:abstractNum w:abstractNumId="1" w15:restartNumberingAfterBreak="0">
-    <w:nsid w:val="0C717CB5"/>
-    <w:multiLevelType w:val="hybridMultilevel"/>
-    <w:tmpl w:val="DE2A7B0A"/>
-    <w:lvl w:ilvl="0" w:tplc="9DBA8D8A">
-      <w:start w:val="1"/>
-      <w:numFmt w:val="decimal"/>
-      <w:lvlText w:val="%1."/>
-      <w:lvlJc w:val="left"/>
-      <w:pPr>
-        <w:ind w:left="560" w:hanging="340"/>
-      </w:pPr>
-    </w:lvl>
-    <w:lvl w:ilvl="1" w:tplc="55761C28">
-      <w:numFmt w:val="decimal"/>
-      <w:lvlText w:val=""/>
-      <w:lvlJc w:val="left"/>
-    </w:lvl>
-    <w:lvl w:ilvl="2" w:tplc="6EE01C62">
-      <w:numFmt w:val="decimal"/>
-      <w:lvlText w:val=""/>
-      <w:lvlJc w:val="left"/>
-    </w:lvl>
-    <w:lvl w:ilvl="3" w:tplc="23FE31F2">
-      <w:numFmt w:val="decimal"/>
-      <w:lvlText w:val=""/>
-      <w:lvlJc w:val="left"/>
-    </w:lvl>
-    <w:lvl w:ilvl="4" w:tplc="8A267D5E">
-      <w:numFmt w:val="decimal"/>
-      <w:lvlText w:val=""/>
-      <w:lvlJc w:val="left"/>
-    </w:lvl>
-    <w:lvl w:ilvl="5" w:tplc="180A8344">
-      <w:numFmt w:val="decimal"/>
-      <w:lvlText w:val=""/>
-      <w:lvlJc w:val="left"/>
-    </w:lvl>
-    <w:lvl w:ilvl="6" w:tplc="6A906ECC">
-      <w:numFmt w:val="decimal"/>
-      <w:lvlText w:val=""/>
-      <w:lvlJc w:val="left"/>
-    </w:lvl>
-    <w:lvl w:ilvl="7" w:tplc="E5383EE4">
-      <w:numFmt w:val="decimal"/>
-      <w:lvlText w:val=""/>
-      <w:lvlJc w:val="left"/>
-    </w:lvl>
-    <w:lvl w:ilvl="8" w:tplc="3CF25AC8">
-      <w:numFmt w:val="decimal"/>
-      <w:lvlText w:val=""/>
-      <w:lvlJc w:val="left"/>
-    </w:lvl>
-  </w:abstractNum>
-  <w:abstractNum w:abstractNumId="2" w15:restartNumberingAfterBreak="0">
-    <w:nsid w:val="150525D7"/>
-    <w:multiLevelType w:val="hybridMultilevel"/>
-    <w:tmpl w:val="CBAAAF56"/>
-    <w:lvl w:ilvl="0" w:tplc="0FA21A58">
-      <w:start w:val="1"/>
-      <w:numFmt w:val="bullet"/>
-      <w:lvlText w:val="•"/>
-      <w:lvlJc w:val="left"/>
-      <w:pPr>
-        <w:ind w:left="560" w:hanging="280"/>
-      </w:pPr>
-    </w:lvl>
-    <w:lvl w:ilvl="1" w:tplc="06DA13E4">
-      <w:numFmt w:val="decimal"/>
-      <w:lvlText w:val=""/>
-      <w:lvlJc w:val="left"/>
-    </w:lvl>
-    <w:lvl w:ilvl="2" w:tplc="77D6DB0E">
-      <w:numFmt w:val="decimal"/>
-      <w:lvlText w:val=""/>
-      <w:lvlJc w:val="left"/>
-    </w:lvl>
-    <w:lvl w:ilvl="3" w:tplc="2714ADD8">
-      <w:numFmt w:val="decimal"/>
-      <w:lvlText w:val=""/>
-      <w:lvlJc w:val="left"/>
-    </w:lvl>
-    <w:lvl w:ilvl="4" w:tplc="CA4AEEC4">
-      <w:numFmt w:val="decimal"/>
-      <w:lvlText w:val=""/>
-      <w:lvlJc w:val="left"/>
-    </w:lvl>
-    <w:lvl w:ilvl="5" w:tplc="8CFE8F48">
-      <w:numFmt w:val="decimal"/>
-      <w:lvlText w:val=""/>
-      <w:lvlJc w:val="left"/>
-    </w:lvl>
-    <w:lvl w:ilvl="6" w:tplc="412CB6AC">
-      <w:numFmt w:val="decimal"/>
-      <w:lvlText w:val=""/>
-      <w:lvlJc w:val="left"/>
-    </w:lvl>
-    <w:lvl w:ilvl="7" w:tplc="9BF0C508">
-      <w:numFmt w:val="decimal"/>
-      <w:lvlText w:val=""/>
-      <w:lvlJc w:val="left"/>
-    </w:lvl>
-    <w:lvl w:ilvl="8" w:tplc="70AE556E">
-      <w:numFmt w:val="decimal"/>
-      <w:lvlText w:val=""/>
-      <w:lvlJc w:val="left"/>
-    </w:lvl>
-  </w:abstractNum>
-  <w:num w:numId="1" w16cid:durableId="1702129023">
-    <w:abstractNumId w:val="0"/>
+  <w:num w:numId="1" w16cid:durableId="242958156">
+    <w:abstractNumId w:val="2"/>
     <w:lvlOverride w:ilvl="0">
       <w:startOverride w:val="1"/>
     </w:lvlOverride>
@@ -11936,7 +11936,7 @@
     <w:autoRedefine/>
     <w:uiPriority w:val="39"/>
     <w:unhideWhenUsed/>
-    <w:rsid w:val="00B16033"/>
+    <w:rsid w:val="00690E59"/>
     <w:pPr>
       <w:spacing w:after="100"/>
     </w:pPr>
